--- a/public/labs/os/pz-24/ЛР7_ОС_Файлова_система_та_управління_даними_в_Linux.docx
+++ b/public/labs/os/pz-24/ЛР7_ОС_Файлова_система_та_управління_даними_в_Linux.docx
@@ -328,92 +328,90 @@
     <w:p>
       <w:pPr>
         <w:pStyle w:val="SourceCode"/>
-      </w:pPr>
-      <w:r>
-        <w:rPr>
-          <w:rStyle w:val="VerbatimChar"/>
-        </w:rPr>
+        <w:spacing w:before="120" w:after="0" w:line="200" w:lineRule="auto"/>
+      </w:pPr>
+      <w:r>
         <w:t xml:space="preserve">pwd                      # поточний каталог</w:t>
       </w:r>
-      <w:r>
-        <w:br/>
-      </w:r>
-      <w:r>
-        <w:rPr>
-          <w:rStyle w:val="VerbatimChar"/>
-        </w:rPr>
+    </w:p>
+    <w:p>
+      <w:pPr>
+        <w:pStyle w:val="SourceCode"/>
+        <w:spacing w:before="0" w:after="0" w:line="200" w:lineRule="auto"/>
+      </w:pPr>
+      <w:r>
         <w:t xml:space="preserve">cd /var/log              # абсолютний шлях</w:t>
       </w:r>
-      <w:r>
-        <w:br/>
-      </w:r>
-      <w:r>
-        <w:rPr>
-          <w:rStyle w:val="VerbatimChar"/>
-        </w:rPr>
+    </w:p>
+    <w:p>
+      <w:pPr>
+        <w:pStyle w:val="SourceCode"/>
+        <w:spacing w:before="0" w:after="0" w:line="200" w:lineRule="auto"/>
+      </w:pPr>
+      <w:r>
         <w:t xml:space="preserve">cd ../..                 # на два рівні вгору</w:t>
       </w:r>
-      <w:r>
-        <w:br/>
-      </w:r>
-      <w:r>
-        <w:rPr>
-          <w:rStyle w:val="VerbatimChar"/>
-        </w:rPr>
+    </w:p>
+    <w:p>
+      <w:pPr>
+        <w:pStyle w:val="SourceCode"/>
+        <w:spacing w:before="0" w:after="0" w:line="200" w:lineRule="auto"/>
+      </w:pPr>
+      <w:r>
         <w:t xml:space="preserve">cd ~                     # домашній каталог</w:t>
       </w:r>
-      <w:r>
-        <w:br/>
-      </w:r>
-      <w:r>
-        <w:rPr>
-          <w:rStyle w:val="VerbatimChar"/>
-        </w:rPr>
+    </w:p>
+    <w:p>
+      <w:pPr>
+        <w:pStyle w:val="SourceCode"/>
+        <w:spacing w:before="0" w:after="0" w:line="200" w:lineRule="auto"/>
+      </w:pPr>
+      <w:r>
         <w:t xml:space="preserve">cd -                     # попередній каталог</w:t>
       </w:r>
-      <w:r>
-        <w:br/>
-      </w:r>
-      <w:r>
-        <w:rPr>
-          <w:rStyle w:val="VerbatimChar"/>
-        </w:rPr>
+    </w:p>
+    <w:p>
+      <w:pPr>
+        <w:pStyle w:val="SourceCode"/>
+        <w:spacing w:before="0" w:after="0" w:line="200" w:lineRule="auto"/>
+      </w:pPr>
+      <w:r>
         <w:t xml:space="preserve">ls -lha                  # докладно, з прихованими, зручні одиниці</w:t>
       </w:r>
-      <w:r>
-        <w:br/>
-      </w:r>
-      <w:r>
-        <w:rPr>
-          <w:rStyle w:val="VerbatimChar"/>
-        </w:rPr>
+    </w:p>
+    <w:p>
+      <w:pPr>
+        <w:pStyle w:val="SourceCode"/>
+        <w:spacing w:before="0" w:after="0" w:line="200" w:lineRule="auto"/>
+      </w:pPr>
+      <w:r>
         <w:t xml:space="preserve">ls -lt                   # сортування за часом зміни</w:t>
       </w:r>
-      <w:r>
-        <w:br/>
-      </w:r>
-      <w:r>
-        <w:rPr>
-          <w:rStyle w:val="VerbatimChar"/>
-        </w:rPr>
+    </w:p>
+    <w:p>
+      <w:pPr>
+        <w:pStyle w:val="SourceCode"/>
+        <w:spacing w:before="0" w:after="0" w:line="200" w:lineRule="auto"/>
+      </w:pPr>
+      <w:r>
         <w:t xml:space="preserve">tree -L 2 /etc           # дерево обмеженої глибини</w:t>
       </w:r>
-      <w:r>
-        <w:br/>
-      </w:r>
-      <w:r>
-        <w:rPr>
-          <w:rStyle w:val="VerbatimChar"/>
-        </w:rPr>
+    </w:p>
+    <w:p>
+      <w:pPr>
+        <w:pStyle w:val="SourceCode"/>
+        <w:spacing w:before="0" w:after="0" w:line="200" w:lineRule="auto"/>
+      </w:pPr>
+      <w:r>
         <w:t xml:space="preserve">stat report.txt          # повні метадані файлу</w:t>
       </w:r>
-      <w:r>
-        <w:br/>
-      </w:r>
-      <w:r>
-        <w:rPr>
-          <w:rStyle w:val="VerbatimChar"/>
-        </w:rPr>
+    </w:p>
+    <w:p>
+      <w:pPr>
+        <w:pStyle w:val="SourceCode"/>
+        <w:spacing w:before="0" w:after="120" w:line="200" w:lineRule="auto"/>
+      </w:pPr>
+      <w:r>
         <w:t xml:space="preserve">file report.txt          # визначити реальний тип вмісту</w:t>
       </w:r>
     </w:p>
@@ -1002,65 +1000,63 @@
     <w:p>
       <w:pPr>
         <w:pStyle w:val="SourceCode"/>
-      </w:pPr>
-      <w:r>
-        <w:rPr>
-          <w:rStyle w:val="VerbatimChar"/>
-        </w:rPr>
+        <w:spacing w:before="120" w:after="0" w:line="200" w:lineRule="auto"/>
+      </w:pPr>
+      <w:r>
         <w:t xml:space="preserve">find ~/lab7 -name "*.log"              # за іменем</w:t>
       </w:r>
-      <w:r>
-        <w:br/>
-      </w:r>
-      <w:r>
-        <w:rPr>
-          <w:rStyle w:val="VerbatimChar"/>
-        </w:rPr>
+    </w:p>
+    <w:p>
+      <w:pPr>
+        <w:pStyle w:val="SourceCode"/>
+        <w:spacing w:before="0" w:after="0" w:line="200" w:lineRule="auto"/>
+      </w:pPr>
+      <w:r>
         <w:t xml:space="preserve">find ~/lab7 -iname "*.LOG"             # без урахування регістру</w:t>
       </w:r>
-      <w:r>
-        <w:br/>
-      </w:r>
-      <w:r>
-        <w:rPr>
-          <w:rStyle w:val="VerbatimChar"/>
-        </w:rPr>
+    </w:p>
+    <w:p>
+      <w:pPr>
+        <w:pStyle w:val="SourceCode"/>
+        <w:spacing w:before="0" w:after="0" w:line="200" w:lineRule="auto"/>
+      </w:pPr>
+      <w:r>
         <w:t xml:space="preserve">find /var/log -type f -size +1M        # файли більші за 1 МБ</w:t>
       </w:r>
-      <w:r>
-        <w:br/>
-      </w:r>
-      <w:r>
-        <w:rPr>
-          <w:rStyle w:val="VerbatimChar"/>
-        </w:rPr>
+    </w:p>
+    <w:p>
+      <w:pPr>
+        <w:pStyle w:val="SourceCode"/>
+        <w:spacing w:before="0" w:after="0" w:line="200" w:lineRule="auto"/>
+      </w:pPr>
+      <w:r>
         <w:t xml:space="preserve">find ~ -mtime -1                       # змінені за останню добу</w:t>
       </w:r>
-      <w:r>
-        <w:br/>
-      </w:r>
-      <w:r>
-        <w:rPr>
-          <w:rStyle w:val="VerbatimChar"/>
-        </w:rPr>
+    </w:p>
+    <w:p>
+      <w:pPr>
+        <w:pStyle w:val="SourceCode"/>
+        <w:spacing w:before="0" w:after="0" w:line="200" w:lineRule="auto"/>
+      </w:pPr>
+      <w:r>
         <w:t xml:space="preserve">find ~/lab7 -type f -exec wc -l {} \;  # виконати команду над кожним</w:t>
       </w:r>
-      <w:r>
-        <w:br/>
-      </w:r>
-      <w:r>
-        <w:rPr>
-          <w:rStyle w:val="VerbatimChar"/>
-        </w:rPr>
+    </w:p>
+    <w:p>
+      <w:pPr>
+        <w:pStyle w:val="SourceCode"/>
+        <w:spacing w:before="0" w:after="0" w:line="200" w:lineRule="auto"/>
+      </w:pPr>
+      <w:r>
         <w:t xml:space="preserve">locate passwd                          # швидкий пошук за індексом</w:t>
       </w:r>
-      <w:r>
-        <w:br/>
-      </w:r>
-      <w:r>
-        <w:rPr>
-          <w:rStyle w:val="VerbatimChar"/>
-        </w:rPr>
+    </w:p>
+    <w:p>
+      <w:pPr>
+        <w:pStyle w:val="SourceCode"/>
+        <w:spacing w:before="0" w:after="120" w:line="200" w:lineRule="auto"/>
+      </w:pPr>
+      <w:r>
         <w:t xml:space="preserve">grep -rn "PATH" /etc/profile.d/        # пошук усередині файлів</w:t>
       </w:r>
     </w:p>
@@ -1394,65 +1390,63 @@
     <w:p>
       <w:pPr>
         <w:pStyle w:val="SourceCode"/>
-      </w:pPr>
-      <w:r>
-        <w:rPr>
-          <w:rStyle w:val="VerbatimChar"/>
-        </w:rPr>
+        <w:spacing w:before="120" w:after="0" w:line="200" w:lineRule="auto"/>
+      </w:pPr>
+      <w:r>
         <w:t xml:space="preserve">lsblk                                  # дерево блокових пристроїв</w:t>
       </w:r>
-      <w:r>
-        <w:br/>
-      </w:r>
-      <w:r>
-        <w:rPr>
-          <w:rStyle w:val="VerbatimChar"/>
-        </w:rPr>
+    </w:p>
+    <w:p>
+      <w:pPr>
+        <w:pStyle w:val="SourceCode"/>
+        <w:spacing w:before="0" w:after="0" w:line="200" w:lineRule="auto"/>
+      </w:pPr>
+      <w:r>
         <w:t xml:space="preserve">sudo blkid                             # UUID і тип файлової системи</w:t>
       </w:r>
-      <w:r>
-        <w:br/>
-      </w:r>
-      <w:r>
-        <w:rPr>
-          <w:rStyle w:val="VerbatimChar"/>
-        </w:rPr>
+    </w:p>
+    <w:p>
+      <w:pPr>
+        <w:pStyle w:val="SourceCode"/>
+        <w:spacing w:before="0" w:after="0" w:line="200" w:lineRule="auto"/>
+      </w:pPr>
+      <w:r>
         <w:t xml:space="preserve">sudo mkdir -p /mnt/lab</w:t>
       </w:r>
-      <w:r>
-        <w:br/>
-      </w:r>
-      <w:r>
-        <w:rPr>
-          <w:rStyle w:val="VerbatimChar"/>
-        </w:rPr>
+    </w:p>
+    <w:p>
+      <w:pPr>
+        <w:pStyle w:val="SourceCode"/>
+        <w:spacing w:before="0" w:after="0" w:line="200" w:lineRule="auto"/>
+      </w:pPr>
+      <w:r>
         <w:t xml:space="preserve">sudo mount /dev/sdb1 /mnt/lab          # приєднати розділ</w:t>
       </w:r>
-      <w:r>
-        <w:br/>
-      </w:r>
-      <w:r>
-        <w:rPr>
-          <w:rStyle w:val="VerbatimChar"/>
-        </w:rPr>
+    </w:p>
+    <w:p>
+      <w:pPr>
+        <w:pStyle w:val="SourceCode"/>
+        <w:spacing w:before="0" w:after="0" w:line="200" w:lineRule="auto"/>
+      </w:pPr>
+      <w:r>
         <w:t xml:space="preserve">findmnt /mnt/lab                       # перевірити монтування</w:t>
       </w:r>
-      <w:r>
-        <w:br/>
-      </w:r>
-      <w:r>
-        <w:rPr>
-          <w:rStyle w:val="VerbatimChar"/>
-        </w:rPr>
+    </w:p>
+    <w:p>
+      <w:pPr>
+        <w:pStyle w:val="SourceCode"/>
+        <w:spacing w:before="0" w:after="0" w:line="200" w:lineRule="auto"/>
+      </w:pPr>
+      <w:r>
         <w:t xml:space="preserve">df -hT /mnt/lab                        # тип ФС і вільне місце</w:t>
       </w:r>
-      <w:r>
-        <w:br/>
-      </w:r>
-      <w:r>
-        <w:rPr>
-          <w:rStyle w:val="VerbatimChar"/>
-        </w:rPr>
+    </w:p>
+    <w:p>
+      <w:pPr>
+        <w:pStyle w:val="SourceCode"/>
+        <w:spacing w:before="0" w:after="120" w:line="200" w:lineRule="auto"/>
+      </w:pPr>
+      <w:r>
         <w:t xml:space="preserve">sudo umount /mnt/lab                   # від'єднати</w:t>
       </w:r>
     </w:p>
@@ -1542,47 +1536,45 @@
     <w:p>
       <w:pPr>
         <w:pStyle w:val="SourceCode"/>
-      </w:pPr>
-      <w:r>
-        <w:rPr>
-          <w:rStyle w:val="VerbatimChar"/>
-        </w:rPr>
+        <w:spacing w:before="120" w:after="0" w:line="200" w:lineRule="auto"/>
+      </w:pPr>
+      <w:r>
         <w:t xml:space="preserve">df -h                                  # вільне місце за точками монтування</w:t>
       </w:r>
-      <w:r>
-        <w:br/>
-      </w:r>
-      <w:r>
-        <w:rPr>
-          <w:rStyle w:val="VerbatimChar"/>
-        </w:rPr>
+    </w:p>
+    <w:p>
+      <w:pPr>
+        <w:pStyle w:val="SourceCode"/>
+        <w:spacing w:before="0" w:after="0" w:line="200" w:lineRule="auto"/>
+      </w:pPr>
+      <w:r>
         <w:t xml:space="preserve">df -i                                  # вільні inode</w:t>
       </w:r>
-      <w:r>
-        <w:br/>
-      </w:r>
-      <w:r>
-        <w:rPr>
-          <w:rStyle w:val="VerbatimChar"/>
-        </w:rPr>
+    </w:p>
+    <w:p>
+      <w:pPr>
+        <w:pStyle w:val="SourceCode"/>
+        <w:spacing w:before="0" w:after="0" w:line="200" w:lineRule="auto"/>
+      </w:pPr>
+      <w:r>
         <w:t xml:space="preserve">du -sh ~/lab7                          # обсяг каталогу</w:t>
       </w:r>
-      <w:r>
-        <w:br/>
-      </w:r>
-      <w:r>
-        <w:rPr>
-          <w:rStyle w:val="VerbatimChar"/>
-        </w:rPr>
+    </w:p>
+    <w:p>
+      <w:pPr>
+        <w:pStyle w:val="SourceCode"/>
+        <w:spacing w:before="0" w:after="0" w:line="200" w:lineRule="auto"/>
+      </w:pPr>
+      <w:r>
         <w:t xml:space="preserve">du -h --max-depth=1 /var | sort -h     # найбільші підкаталоги</w:t>
       </w:r>
-      <w:r>
-        <w:br/>
-      </w:r>
-      <w:r>
-        <w:rPr>
-          <w:rStyle w:val="VerbatimChar"/>
-        </w:rPr>
+    </w:p>
+    <w:p>
+      <w:pPr>
+        <w:pStyle w:val="SourceCode"/>
+        <w:spacing w:before="0" w:after="120" w:line="200" w:lineRule="auto"/>
+      </w:pPr>
+      <w:r>
         <w:t xml:space="preserve">ncdu /var                              # інтерактивний аналіз (за наявності)</w:t>
       </w:r>
     </w:p>
@@ -1622,56 +1614,54 @@
     <w:p>
       <w:pPr>
         <w:pStyle w:val="SourceCode"/>
-      </w:pPr>
-      <w:r>
-        <w:rPr>
-          <w:rStyle w:val="VerbatimChar"/>
-        </w:rPr>
+        <w:spacing w:before="120" w:after="0" w:line="200" w:lineRule="auto"/>
+      </w:pPr>
+      <w:r>
         <w:t xml:space="preserve">tar -cvf archive.tar dir/              # створити архів</w:t>
       </w:r>
-      <w:r>
-        <w:br/>
-      </w:r>
-      <w:r>
-        <w:rPr>
-          <w:rStyle w:val="VerbatimChar"/>
-        </w:rPr>
+    </w:p>
+    <w:p>
+      <w:pPr>
+        <w:pStyle w:val="SourceCode"/>
+        <w:spacing w:before="0" w:after="0" w:line="200" w:lineRule="auto"/>
+      </w:pPr>
+      <w:r>
         <w:t xml:space="preserve">tar -czvf archive.tar.gz dir/          # архів зі стисненням gzip</w:t>
       </w:r>
-      <w:r>
-        <w:br/>
-      </w:r>
-      <w:r>
-        <w:rPr>
-          <w:rStyle w:val="VerbatimChar"/>
-        </w:rPr>
+    </w:p>
+    <w:p>
+      <w:pPr>
+        <w:pStyle w:val="SourceCode"/>
+        <w:spacing w:before="0" w:after="0" w:line="200" w:lineRule="auto"/>
+      </w:pPr>
+      <w:r>
         <w:t xml:space="preserve">tar -tzvf archive.tar.gz               # переглянути вміст</w:t>
       </w:r>
-      <w:r>
-        <w:br/>
-      </w:r>
-      <w:r>
-        <w:rPr>
-          <w:rStyle w:val="VerbatimChar"/>
-        </w:rPr>
+    </w:p>
+    <w:p>
+      <w:pPr>
+        <w:pStyle w:val="SourceCode"/>
+        <w:spacing w:before="0" w:after="0" w:line="200" w:lineRule="auto"/>
+      </w:pPr>
+      <w:r>
         <w:t xml:space="preserve">tar -xzvf archive.tar.gz -C /tmp/out   # розпакувати в каталог</w:t>
       </w:r>
-      <w:r>
-        <w:br/>
-      </w:r>
-      <w:r>
-        <w:rPr>
-          <w:rStyle w:val="VerbatimChar"/>
-        </w:rPr>
+    </w:p>
+    <w:p>
+      <w:pPr>
+        <w:pStyle w:val="SourceCode"/>
+        <w:spacing w:before="0" w:after="0" w:line="200" w:lineRule="auto"/>
+      </w:pPr>
+      <w:r>
         <w:t xml:space="preserve">gzip report.txt                        # стиснути окремий файл</w:t>
       </w:r>
-      <w:r>
-        <w:br/>
-      </w:r>
-      <w:r>
-        <w:rPr>
-          <w:rStyle w:val="VerbatimChar"/>
-        </w:rPr>
+    </w:p>
+    <w:p>
+      <w:pPr>
+        <w:pStyle w:val="SourceCode"/>
+        <w:spacing w:before="0" w:after="120" w:line="200" w:lineRule="auto"/>
+      </w:pPr>
+      <w:r>
         <w:t xml:space="preserve">zip -r archive.zip dir/                # сумісний із Windows формат</w:t>
       </w:r>
     </w:p>
@@ -1766,122 +1756,123 @@
     <w:p>
       <w:pPr>
         <w:pStyle w:val="SourceCode"/>
-      </w:pPr>
-      <w:r>
-        <w:rPr>
-          <w:rStyle w:val="VerbatimChar"/>
-        </w:rPr>
+        <w:spacing w:before="120" w:after="0" w:line="200" w:lineRule="auto"/>
+      </w:pPr>
+      <w:r>
         <w:t xml:space="preserve">student@lab-vm:~$ mkdir -p ~/lab7/{src,docs,bak,mnt}</w:t>
       </w:r>
-      <w:r>
-        <w:br/>
-      </w:r>
-      <w:r>
-        <w:rPr>
-          <w:rStyle w:val="VerbatimChar"/>
-        </w:rPr>
+    </w:p>
+    <w:p>
+      <w:pPr>
+        <w:pStyle w:val="SourceCode"/>
+        <w:spacing w:before="0" w:after="0" w:line="200" w:lineRule="auto"/>
+      </w:pPr>
+      <w:r>
         <w:t xml:space="preserve">student@lab-vm:~$ cd ~/lab7</w:t>
       </w:r>
-      <w:r>
-        <w:br/>
-      </w:r>
-      <w:r>
-        <w:rPr>
-          <w:rStyle w:val="VerbatimChar"/>
-        </w:rPr>
+    </w:p>
+    <w:p>
+      <w:pPr>
+        <w:pStyle w:val="SourceCode"/>
+        <w:spacing w:before="0" w:after="0" w:line="200" w:lineRule="auto"/>
+      </w:pPr>
+      <w:r>
         <w:t xml:space="preserve">student@lab-vm:~/lab7$ cp /etc/services /etc/hosts /etc/passwd src/</w:t>
       </w:r>
-      <w:r>
-        <w:br/>
-      </w:r>
-      <w:r>
-        <w:rPr>
-          <w:rStyle w:val="VerbatimChar"/>
-        </w:rPr>
+    </w:p>
+    <w:p>
+      <w:pPr>
+        <w:pStyle w:val="SourceCode"/>
+        <w:spacing w:before="0" w:after="0" w:line="200" w:lineRule="auto"/>
+      </w:pPr>
+      <w:r>
         <w:t xml:space="preserve">student@lab-vm:~/lab7$ ls -lh src/</w:t>
       </w:r>
-      <w:r>
-        <w:br/>
-      </w:r>
-      <w:r>
-        <w:rPr>
-          <w:rStyle w:val="VerbatimChar"/>
-        </w:rPr>
+    </w:p>
+    <w:p>
+      <w:pPr>
+        <w:pStyle w:val="SourceCode"/>
+        <w:spacing w:before="0" w:after="0" w:line="200" w:lineRule="auto"/>
+      </w:pPr>
+      <w:r>
         <w:t xml:space="preserve">-rw-r--r-- 1 student student  221 вер 18 10:12 hosts</w:t>
       </w:r>
-      <w:r>
-        <w:br/>
-      </w:r>
-      <w:r>
-        <w:rPr>
-          <w:rStyle w:val="VerbatimChar"/>
-        </w:rPr>
+    </w:p>
+    <w:p>
+      <w:pPr>
+        <w:pStyle w:val="SourceCode"/>
+        <w:spacing w:before="0" w:after="0" w:line="200" w:lineRule="auto"/>
+      </w:pPr>
+      <w:r>
         <w:t xml:space="preserve">-rw-r--r-- 1 student student 3,0K вер 18 10:12 passwd</w:t>
       </w:r>
-      <w:r>
-        <w:br/>
-      </w:r>
-      <w:r>
-        <w:rPr>
-          <w:rStyle w:val="VerbatimChar"/>
-        </w:rPr>
+    </w:p>
+    <w:p>
+      <w:pPr>
+        <w:pStyle w:val="SourceCode"/>
+        <w:spacing w:before="0" w:after="0" w:line="200" w:lineRule="auto"/>
+      </w:pPr>
+      <w:r>
         <w:t xml:space="preserve">-rw-r--r-- 1 student student  19K вер 18 10:12 services</w:t>
       </w:r>
-      <w:r>
-        <w:br/>
-      </w:r>
-      <w:r>
-        <w:br/>
-      </w:r>
-      <w:r>
-        <w:rPr>
-          <w:rStyle w:val="VerbatimChar"/>
-        </w:rPr>
+    </w:p>
+    <w:p>
+      <w:pPr>
+        <w:pStyle w:val="SourceCode"/>
+        <w:spacing w:before="0" w:after="0" w:line="200" w:lineRule="auto"/>
+      </w:pPr>
+    </w:p>
+    <w:p>
+      <w:pPr>
+        <w:pStyle w:val="SourceCode"/>
+        <w:spacing w:before="0" w:after="0" w:line="200" w:lineRule="auto"/>
+      </w:pPr>
+      <w:r>
         <w:t xml:space="preserve">student@lab-vm:~/lab7$ tree -L 1</w:t>
       </w:r>
-      <w:r>
-        <w:br/>
-      </w:r>
-      <w:r>
-        <w:rPr>
-          <w:rStyle w:val="VerbatimChar"/>
-        </w:rPr>
+    </w:p>
+    <w:p>
+      <w:pPr>
+        <w:pStyle w:val="SourceCode"/>
+        <w:spacing w:before="0" w:after="0" w:line="200" w:lineRule="auto"/>
+      </w:pPr>
+      <w:r>
         <w:t xml:space="preserve">.</w:t>
       </w:r>
-      <w:r>
-        <w:br/>
-      </w:r>
-      <w:r>
-        <w:rPr>
-          <w:rStyle w:val="VerbatimChar"/>
-        </w:rPr>
+    </w:p>
+    <w:p>
+      <w:pPr>
+        <w:pStyle w:val="SourceCode"/>
+        <w:spacing w:before="0" w:after="0" w:line="200" w:lineRule="auto"/>
+      </w:pPr>
+      <w:r>
         <w:t xml:space="preserve">├── bak</w:t>
       </w:r>
-      <w:r>
-        <w:br/>
-      </w:r>
-      <w:r>
-        <w:rPr>
-          <w:rStyle w:val="VerbatimChar"/>
-        </w:rPr>
+    </w:p>
+    <w:p>
+      <w:pPr>
+        <w:pStyle w:val="SourceCode"/>
+        <w:spacing w:before="0" w:after="0" w:line="200" w:lineRule="auto"/>
+      </w:pPr>
+      <w:r>
         <w:t xml:space="preserve">├── docs</w:t>
       </w:r>
-      <w:r>
-        <w:br/>
-      </w:r>
-      <w:r>
-        <w:rPr>
-          <w:rStyle w:val="VerbatimChar"/>
-        </w:rPr>
+    </w:p>
+    <w:p>
+      <w:pPr>
+        <w:pStyle w:val="SourceCode"/>
+        <w:spacing w:before="0" w:after="0" w:line="200" w:lineRule="auto"/>
+      </w:pPr>
+      <w:r>
         <w:t xml:space="preserve">├── mnt</w:t>
       </w:r>
-      <w:r>
-        <w:br/>
-      </w:r>
-      <w:r>
-        <w:rPr>
-          <w:rStyle w:val="VerbatimChar"/>
-        </w:rPr>
+    </w:p>
+    <w:p>
+      <w:pPr>
+        <w:pStyle w:val="SourceCode"/>
+        <w:spacing w:before="0" w:after="120" w:line="200" w:lineRule="auto"/>
+      </w:pPr>
+      <w:r>
         <w:t xml:space="preserve">└── src</w:t>
       </w:r>
     </w:p>
@@ -1921,116 +1912,120 @@
     <w:p>
       <w:pPr>
         <w:pStyle w:val="SourceCode"/>
-      </w:pPr>
-      <w:r>
-        <w:rPr>
-          <w:rStyle w:val="VerbatimChar"/>
-        </w:rPr>
+        <w:spacing w:before="120" w:after="0" w:line="200" w:lineRule="auto"/>
+      </w:pPr>
+      <w:r>
         <w:t xml:space="preserve">student@lab-vm:~/lab7$ stat src/hosts</w:t>
       </w:r>
-      <w:r>
-        <w:br/>
-      </w:r>
-      <w:r>
-        <w:rPr>
-          <w:rStyle w:val="VerbatimChar"/>
-        </w:rPr>
+    </w:p>
+    <w:p>
+      <w:pPr>
+        <w:pStyle w:val="SourceCode"/>
+        <w:spacing w:before="0" w:after="0" w:line="200" w:lineRule="auto"/>
+      </w:pPr>
+      <w:r>
         <w:t xml:space="preserve">  File: src/hosts</w:t>
       </w:r>
-      <w:r>
-        <w:br/>
-      </w:r>
-      <w:r>
-        <w:rPr>
-          <w:rStyle w:val="VerbatimChar"/>
-        </w:rPr>
+    </w:p>
+    <w:p>
+      <w:pPr>
+        <w:pStyle w:val="SourceCode"/>
+        <w:spacing w:before="0" w:after="0" w:line="200" w:lineRule="auto"/>
+      </w:pPr>
+      <w:r>
         <w:t xml:space="preserve">  Size: 221        Blocks: 8          IO Block: 4096   regular file</w:t>
       </w:r>
-      <w:r>
-        <w:br/>
-      </w:r>
-      <w:r>
-        <w:rPr>
-          <w:rStyle w:val="VerbatimChar"/>
-        </w:rPr>
+    </w:p>
+    <w:p>
+      <w:pPr>
+        <w:pStyle w:val="SourceCode"/>
+        <w:spacing w:before="0" w:after="0" w:line="200" w:lineRule="auto"/>
+      </w:pPr>
+      <w:r>
         <w:t xml:space="preserve">Device: 8,2 Inode: 1443521     Links: 1</w:t>
       </w:r>
-      <w:r>
-        <w:br/>
-      </w:r>
-      <w:r>
-        <w:rPr>
-          <w:rStyle w:val="VerbatimChar"/>
-        </w:rPr>
+    </w:p>
+    <w:p>
+      <w:pPr>
+        <w:pStyle w:val="SourceCode"/>
+        <w:spacing w:before="0" w:after="0" w:line="200" w:lineRule="auto"/>
+      </w:pPr>
+      <w:r>
         <w:t xml:space="preserve">Access: (0644/-rw-r--r--)  Uid: ( 1000/student)   Gid: ( 1000/student)</w:t>
       </w:r>
-      <w:r>
-        <w:br/>
-      </w:r>
-      <w:r>
-        <w:rPr>
-          <w:rStyle w:val="VerbatimChar"/>
-        </w:rPr>
+    </w:p>
+    <w:p>
+      <w:pPr>
+        <w:pStyle w:val="SourceCode"/>
+        <w:spacing w:before="0" w:after="0" w:line="200" w:lineRule="auto"/>
+      </w:pPr>
+      <w:r>
         <w:t xml:space="preserve">Modify: 2026-09-18 10:12:03.412000000 +0300</w:t>
       </w:r>
-      <w:r>
-        <w:br/>
-      </w:r>
-      <w:r>
-        <w:br/>
-      </w:r>
-      <w:r>
-        <w:rPr>
-          <w:rStyle w:val="VerbatimChar"/>
-        </w:rPr>
+    </w:p>
+    <w:p>
+      <w:pPr>
+        <w:pStyle w:val="SourceCode"/>
+        <w:spacing w:before="0" w:after="0" w:line="200" w:lineRule="auto"/>
+      </w:pPr>
+    </w:p>
+    <w:p>
+      <w:pPr>
+        <w:pStyle w:val="SourceCode"/>
+        <w:spacing w:before="0" w:after="0" w:line="200" w:lineRule="auto"/>
+      </w:pPr>
+      <w:r>
         <w:t xml:space="preserve">student@lab-vm:~/lab7$ file src/*</w:t>
       </w:r>
-      <w:r>
-        <w:br/>
-      </w:r>
-      <w:r>
-        <w:rPr>
-          <w:rStyle w:val="VerbatimChar"/>
-        </w:rPr>
+    </w:p>
+    <w:p>
+      <w:pPr>
+        <w:pStyle w:val="SourceCode"/>
+        <w:spacing w:before="0" w:after="0" w:line="200" w:lineRule="auto"/>
+      </w:pPr>
+      <w:r>
         <w:t xml:space="preserve">src/hosts:    ASCII text</w:t>
       </w:r>
-      <w:r>
-        <w:br/>
-      </w:r>
-      <w:r>
-        <w:rPr>
-          <w:rStyle w:val="VerbatimChar"/>
-        </w:rPr>
+    </w:p>
+    <w:p>
+      <w:pPr>
+        <w:pStyle w:val="SourceCode"/>
+        <w:spacing w:before="0" w:after="0" w:line="200" w:lineRule="auto"/>
+      </w:pPr>
+      <w:r>
         <w:t xml:space="preserve">src/passwd:   ASCII text</w:t>
       </w:r>
-      <w:r>
-        <w:br/>
-      </w:r>
-      <w:r>
-        <w:rPr>
-          <w:rStyle w:val="VerbatimChar"/>
-        </w:rPr>
+    </w:p>
+    <w:p>
+      <w:pPr>
+        <w:pStyle w:val="SourceCode"/>
+        <w:spacing w:before="0" w:after="0" w:line="200" w:lineRule="auto"/>
+      </w:pPr>
+      <w:r>
         <w:t xml:space="preserve">src/services: ASCII text</w:t>
       </w:r>
-      <w:r>
-        <w:br/>
-      </w:r>
-      <w:r>
-        <w:br/>
-      </w:r>
-      <w:r>
-        <w:rPr>
-          <w:rStyle w:val="VerbatimChar"/>
-        </w:rPr>
+    </w:p>
+    <w:p>
+      <w:pPr>
+        <w:pStyle w:val="SourceCode"/>
+        <w:spacing w:before="0" w:after="0" w:line="200" w:lineRule="auto"/>
+      </w:pPr>
+    </w:p>
+    <w:p>
+      <w:pPr>
+        <w:pStyle w:val="SourceCode"/>
+        <w:spacing w:before="0" w:after="0" w:line="200" w:lineRule="auto"/>
+      </w:pPr>
+      <w:r>
         <w:t xml:space="preserve">student@lab-vm:~/lab7$ file /bin/ls</w:t>
       </w:r>
-      <w:r>
-        <w:br/>
-      </w:r>
-      <w:r>
-        <w:rPr>
-          <w:rStyle w:val="VerbatimChar"/>
-        </w:rPr>
+    </w:p>
+    <w:p>
+      <w:pPr>
+        <w:pStyle w:val="SourceCode"/>
+        <w:spacing w:before="0" w:after="120" w:line="200" w:lineRule="auto"/>
+      </w:pPr>
+      <w:r>
         <w:t xml:space="preserve">/bin/ls: ELF 64-bit LSB pie executable, x86-64, dynamically linked</w:t>
       </w:r>
     </w:p>
@@ -2070,137 +2065,144 @@
     <w:p>
       <w:pPr>
         <w:pStyle w:val="SourceCode"/>
-      </w:pPr>
-      <w:r>
-        <w:rPr>
-          <w:rStyle w:val="VerbatimChar"/>
-        </w:rPr>
+        <w:spacing w:before="120" w:after="0" w:line="200" w:lineRule="auto"/>
+      </w:pPr>
+      <w:r>
         <w:t xml:space="preserve">student@lab-vm:~/lab7$ find /etc -name "*.conf" -size +10k 2&gt;/dev/null | head -3</w:t>
       </w:r>
-      <w:r>
-        <w:br/>
-      </w:r>
-      <w:r>
-        <w:rPr>
-          <w:rStyle w:val="VerbatimChar"/>
-        </w:rPr>
+    </w:p>
+    <w:p>
+      <w:pPr>
+        <w:pStyle w:val="SourceCode"/>
+        <w:spacing w:before="0" w:after="0" w:line="200" w:lineRule="auto"/>
+      </w:pPr>
+      <w:r>
         <w:t xml:space="preserve">/etc/security/limits.conf</w:t>
       </w:r>
-      <w:r>
-        <w:br/>
-      </w:r>
-      <w:r>
-        <w:rPr>
-          <w:rStyle w:val="VerbatimChar"/>
-        </w:rPr>
+    </w:p>
+    <w:p>
+      <w:pPr>
+        <w:pStyle w:val="SourceCode"/>
+        <w:spacing w:before="0" w:after="0" w:line="200" w:lineRule="auto"/>
+      </w:pPr>
+      <w:r>
         <w:t xml:space="preserve">/etc/ssh/sshd_config.conf</w:t>
       </w:r>
-      <w:r>
-        <w:br/>
-      </w:r>
-      <w:r>
-        <w:rPr>
-          <w:rStyle w:val="VerbatimChar"/>
-        </w:rPr>
+    </w:p>
+    <w:p>
+      <w:pPr>
+        <w:pStyle w:val="SourceCode"/>
+        <w:spacing w:before="0" w:after="0" w:line="200" w:lineRule="auto"/>
+      </w:pPr>
+      <w:r>
         <w:t xml:space="preserve">/etc/sysctl.conf</w:t>
       </w:r>
-      <w:r>
-        <w:br/>
-      </w:r>
-      <w:r>
-        <w:br/>
-      </w:r>
-      <w:r>
-        <w:rPr>
-          <w:rStyle w:val="VerbatimChar"/>
-        </w:rPr>
+    </w:p>
+    <w:p>
+      <w:pPr>
+        <w:pStyle w:val="SourceCode"/>
+        <w:spacing w:before="0" w:after="0" w:line="200" w:lineRule="auto"/>
+      </w:pPr>
+    </w:p>
+    <w:p>
+      <w:pPr>
+        <w:pStyle w:val="SourceCode"/>
+        <w:spacing w:before="0" w:after="0" w:line="200" w:lineRule="auto"/>
+      </w:pPr>
+      <w:r>
         <w:t xml:space="preserve">student@lab-vm:~/lab7$ find ~/lab7 -type f -mmin -10</w:t>
       </w:r>
-      <w:r>
-        <w:br/>
-      </w:r>
-      <w:r>
-        <w:rPr>
-          <w:rStyle w:val="VerbatimChar"/>
-        </w:rPr>
+    </w:p>
+    <w:p>
+      <w:pPr>
+        <w:pStyle w:val="SourceCode"/>
+        <w:spacing w:before="0" w:after="0" w:line="200" w:lineRule="auto"/>
+      </w:pPr>
+      <w:r>
         <w:t xml:space="preserve">/home/student/lab7/src/hosts</w:t>
       </w:r>
-      <w:r>
-        <w:br/>
-      </w:r>
-      <w:r>
-        <w:rPr>
-          <w:rStyle w:val="VerbatimChar"/>
-        </w:rPr>
+    </w:p>
+    <w:p>
+      <w:pPr>
+        <w:pStyle w:val="SourceCode"/>
+        <w:spacing w:before="0" w:after="0" w:line="200" w:lineRule="auto"/>
+      </w:pPr>
+      <w:r>
         <w:t xml:space="preserve">/home/student/lab7/src/passwd</w:t>
       </w:r>
-      <w:r>
-        <w:br/>
-      </w:r>
-      <w:r>
-        <w:rPr>
-          <w:rStyle w:val="VerbatimChar"/>
-        </w:rPr>
+    </w:p>
+    <w:p>
+      <w:pPr>
+        <w:pStyle w:val="SourceCode"/>
+        <w:spacing w:before="0" w:after="0" w:line="200" w:lineRule="auto"/>
+      </w:pPr>
+      <w:r>
         <w:t xml:space="preserve">/home/student/lab7/src/services</w:t>
       </w:r>
-      <w:r>
-        <w:br/>
-      </w:r>
-      <w:r>
-        <w:br/>
-      </w:r>
-      <w:r>
-        <w:rPr>
-          <w:rStyle w:val="VerbatimChar"/>
-        </w:rPr>
+    </w:p>
+    <w:p>
+      <w:pPr>
+        <w:pStyle w:val="SourceCode"/>
+        <w:spacing w:before="0" w:after="0" w:line="200" w:lineRule="auto"/>
+      </w:pPr>
+    </w:p>
+    <w:p>
+      <w:pPr>
+        <w:pStyle w:val="SourceCode"/>
+        <w:spacing w:before="0" w:after="0" w:line="200" w:lineRule="auto"/>
+      </w:pPr>
+      <w:r>
         <w:t xml:space="preserve">student@lab-vm:~/lab7$ find src -type f -exec wc -l {} \;</w:t>
       </w:r>
-      <w:r>
-        <w:br/>
-      </w:r>
-      <w:r>
-        <w:rPr>
-          <w:rStyle w:val="VerbatimChar"/>
-        </w:rPr>
+    </w:p>
+    <w:p>
+      <w:pPr>
+        <w:pStyle w:val="SourceCode"/>
+        <w:spacing w:before="0" w:after="0" w:line="200" w:lineRule="auto"/>
+      </w:pPr>
+      <w:r>
         <w:t xml:space="preserve">12 src/hosts</w:t>
       </w:r>
-      <w:r>
-        <w:br/>
-      </w:r>
-      <w:r>
-        <w:rPr>
-          <w:rStyle w:val="VerbatimChar"/>
-        </w:rPr>
+    </w:p>
+    <w:p>
+      <w:pPr>
+        <w:pStyle w:val="SourceCode"/>
+        <w:spacing w:before="0" w:after="0" w:line="200" w:lineRule="auto"/>
+      </w:pPr>
+      <w:r>
         <w:t xml:space="preserve">48 src/passwd</w:t>
       </w:r>
-      <w:r>
-        <w:br/>
-      </w:r>
-      <w:r>
-        <w:rPr>
-          <w:rStyle w:val="VerbatimChar"/>
-        </w:rPr>
+    </w:p>
+    <w:p>
+      <w:pPr>
+        <w:pStyle w:val="SourceCode"/>
+        <w:spacing w:before="0" w:after="0" w:line="200" w:lineRule="auto"/>
+      </w:pPr>
+      <w:r>
         <w:t xml:space="preserve">11473 src/services</w:t>
       </w:r>
-      <w:r>
-        <w:br/>
-      </w:r>
-      <w:r>
-        <w:br/>
-      </w:r>
-      <w:r>
-        <w:rPr>
-          <w:rStyle w:val="VerbatimChar"/>
-        </w:rPr>
+    </w:p>
+    <w:p>
+      <w:pPr>
+        <w:pStyle w:val="SourceCode"/>
+        <w:spacing w:before="0" w:after="0" w:line="200" w:lineRule="auto"/>
+      </w:pPr>
+    </w:p>
+    <w:p>
+      <w:pPr>
+        <w:pStyle w:val="SourceCode"/>
+        <w:spacing w:before="0" w:after="0" w:line="200" w:lineRule="auto"/>
+      </w:pPr>
+      <w:r>
         <w:t xml:space="preserve">student@lab-vm:~/lab7$ grep -c "" src/services</w:t>
       </w:r>
-      <w:r>
-        <w:br/>
-      </w:r>
-      <w:r>
-        <w:rPr>
-          <w:rStyle w:val="VerbatimChar"/>
-        </w:rPr>
+    </w:p>
+    <w:p>
+      <w:pPr>
+        <w:pStyle w:val="SourceCode"/>
+        <w:spacing w:before="0" w:after="120" w:line="200" w:lineRule="auto"/>
+      </w:pPr>
+      <w:r>
         <w:t xml:space="preserve">11473</w:t>
       </w:r>
     </w:p>
@@ -2240,146 +2242,153 @@
     <w:p>
       <w:pPr>
         <w:pStyle w:val="SourceCode"/>
-      </w:pPr>
-      <w:r>
-        <w:rPr>
-          <w:rStyle w:val="VerbatimChar"/>
-        </w:rPr>
+        <w:spacing w:before="120" w:after="0" w:line="200" w:lineRule="auto"/>
+      </w:pPr>
+      <w:r>
         <w:t xml:space="preserve">student@lab-vm:~/lab7$ ln src/hosts docs/hosts-hard</w:t>
       </w:r>
-      <w:r>
-        <w:br/>
-      </w:r>
-      <w:r>
-        <w:rPr>
-          <w:rStyle w:val="VerbatimChar"/>
-        </w:rPr>
+    </w:p>
+    <w:p>
+      <w:pPr>
+        <w:pStyle w:val="SourceCode"/>
+        <w:spacing w:before="0" w:after="0" w:line="200" w:lineRule="auto"/>
+      </w:pPr>
+      <w:r>
         <w:t xml:space="preserve">student@lab-vm:~/lab7$ ln -s ../src/hosts docs/hosts-soft</w:t>
       </w:r>
-      <w:r>
-        <w:br/>
-      </w:r>
-      <w:r>
-        <w:rPr>
-          <w:rStyle w:val="VerbatimChar"/>
-        </w:rPr>
+    </w:p>
+    <w:p>
+      <w:pPr>
+        <w:pStyle w:val="SourceCode"/>
+        <w:spacing w:before="0" w:after="0" w:line="200" w:lineRule="auto"/>
+      </w:pPr>
+      <w:r>
         <w:t xml:space="preserve">student@lab-vm:~/lab7$ ls -l docs/</w:t>
       </w:r>
-      <w:r>
-        <w:br/>
-      </w:r>
-      <w:r>
-        <w:rPr>
-          <w:rStyle w:val="VerbatimChar"/>
-        </w:rPr>
+    </w:p>
+    <w:p>
+      <w:pPr>
+        <w:pStyle w:val="SourceCode"/>
+        <w:spacing w:before="0" w:after="0" w:line="200" w:lineRule="auto"/>
+      </w:pPr>
+      <w:r>
         <w:t xml:space="preserve">-rw-r--r-- 2 student student 221 вер 18 10:12 hosts-hard</w:t>
       </w:r>
-      <w:r>
-        <w:br/>
-      </w:r>
-      <w:r>
-        <w:rPr>
-          <w:rStyle w:val="VerbatimChar"/>
-        </w:rPr>
+    </w:p>
+    <w:p>
+      <w:pPr>
+        <w:pStyle w:val="SourceCode"/>
+        <w:spacing w:before="0" w:after="0" w:line="200" w:lineRule="auto"/>
+      </w:pPr>
+      <w:r>
         <w:t xml:space="preserve">lrwxrwxrwx 1 student student  12 вер 18 10:20 hosts-soft -&gt; ../src/hosts</w:t>
       </w:r>
-      <w:r>
-        <w:br/>
-      </w:r>
-      <w:r>
-        <w:br/>
-      </w:r>
-      <w:r>
-        <w:rPr>
-          <w:rStyle w:val="VerbatimChar"/>
-        </w:rPr>
+    </w:p>
+    <w:p>
+      <w:pPr>
+        <w:pStyle w:val="SourceCode"/>
+        <w:spacing w:before="0" w:after="0" w:line="200" w:lineRule="auto"/>
+      </w:pPr>
+    </w:p>
+    <w:p>
+      <w:pPr>
+        <w:pStyle w:val="SourceCode"/>
+        <w:spacing w:before="0" w:after="0" w:line="200" w:lineRule="auto"/>
+      </w:pPr>
+      <w:r>
         <w:t xml:space="preserve">student@lab-vm:~/lab7$ stat -c "%i %n" src/hosts docs/hosts-hard docs/hosts-soft</w:t>
       </w:r>
-      <w:r>
-        <w:br/>
-      </w:r>
-      <w:r>
-        <w:rPr>
-          <w:rStyle w:val="VerbatimChar"/>
-        </w:rPr>
+    </w:p>
+    <w:p>
+      <w:pPr>
+        <w:pStyle w:val="SourceCode"/>
+        <w:spacing w:before="0" w:after="0" w:line="200" w:lineRule="auto"/>
+      </w:pPr>
+      <w:r>
         <w:t xml:space="preserve">1443521 src/hosts</w:t>
       </w:r>
-      <w:r>
-        <w:br/>
-      </w:r>
-      <w:r>
-        <w:rPr>
-          <w:rStyle w:val="VerbatimChar"/>
-        </w:rPr>
+    </w:p>
+    <w:p>
+      <w:pPr>
+        <w:pStyle w:val="SourceCode"/>
+        <w:spacing w:before="0" w:after="0" w:line="200" w:lineRule="auto"/>
+      </w:pPr>
+      <w:r>
         <w:t xml:space="preserve">1443521 docs/hosts-hard</w:t>
       </w:r>
-      <w:r>
-        <w:br/>
-      </w:r>
-      <w:r>
-        <w:rPr>
-          <w:rStyle w:val="VerbatimChar"/>
-        </w:rPr>
+    </w:p>
+    <w:p>
+      <w:pPr>
+        <w:pStyle w:val="SourceCode"/>
+        <w:spacing w:before="0" w:after="0" w:line="200" w:lineRule="auto"/>
+      </w:pPr>
+      <w:r>
         <w:t xml:space="preserve">1443902 docs/hosts-soft</w:t>
       </w:r>
-      <w:r>
-        <w:br/>
-      </w:r>
-      <w:r>
-        <w:br/>
-      </w:r>
-      <w:r>
-        <w:rPr>
-          <w:rStyle w:val="VerbatimChar"/>
-        </w:rPr>
+    </w:p>
+    <w:p>
+      <w:pPr>
+        <w:pStyle w:val="SourceCode"/>
+        <w:spacing w:before="0" w:after="0" w:line="200" w:lineRule="auto"/>
+      </w:pPr>
+    </w:p>
+    <w:p>
+      <w:pPr>
+        <w:pStyle w:val="SourceCode"/>
+        <w:spacing w:before="0" w:after="0" w:line="200" w:lineRule="auto"/>
+      </w:pPr>
+      <w:r>
         <w:t xml:space="preserve">student@lab-vm:~/lab7$ rm src/hosts</w:t>
       </w:r>
-      <w:r>
-        <w:br/>
-      </w:r>
-      <w:r>
-        <w:rPr>
-          <w:rStyle w:val="VerbatimChar"/>
-        </w:rPr>
+    </w:p>
+    <w:p>
+      <w:pPr>
+        <w:pStyle w:val="SourceCode"/>
+        <w:spacing w:before="0" w:after="0" w:line="200" w:lineRule="auto"/>
+      </w:pPr>
+      <w:r>
         <w:t xml:space="preserve">student@lab-vm:~/lab7$ cat docs/hosts-hard | head -2</w:t>
       </w:r>
-      <w:r>
-        <w:br/>
-      </w:r>
-      <w:r>
-        <w:rPr>
-          <w:rStyle w:val="VerbatimChar"/>
-        </w:rPr>
+    </w:p>
+    <w:p>
+      <w:pPr>
+        <w:pStyle w:val="SourceCode"/>
+        <w:spacing w:before="0" w:after="0" w:line="200" w:lineRule="auto"/>
+      </w:pPr>
+      <w:r>
         <w:t xml:space="preserve">127.0.0.1   localhost</w:t>
       </w:r>
-      <w:r>
-        <w:br/>
-      </w:r>
-      <w:r>
-        <w:rPr>
-          <w:rStyle w:val="VerbatimChar"/>
-        </w:rPr>
+    </w:p>
+    <w:p>
+      <w:pPr>
+        <w:pStyle w:val="SourceCode"/>
+        <w:spacing w:before="0" w:after="0" w:line="200" w:lineRule="auto"/>
+      </w:pPr>
+      <w:r>
         <w:t xml:space="preserve">127.0.1.1   lab-vm</w:t>
       </w:r>
-      <w:r>
-        <w:br/>
-      </w:r>
-      <w:r>
-        <w:br/>
-      </w:r>
-      <w:r>
-        <w:rPr>
-          <w:rStyle w:val="VerbatimChar"/>
-        </w:rPr>
+    </w:p>
+    <w:p>
+      <w:pPr>
+        <w:pStyle w:val="SourceCode"/>
+        <w:spacing w:before="0" w:after="0" w:line="200" w:lineRule="auto"/>
+      </w:pPr>
+    </w:p>
+    <w:p>
+      <w:pPr>
+        <w:pStyle w:val="SourceCode"/>
+        <w:spacing w:before="0" w:after="0" w:line="200" w:lineRule="auto"/>
+      </w:pPr>
+      <w:r>
         <w:t xml:space="preserve">student@lab-vm:~/lab7$ cat docs/hosts-soft</w:t>
       </w:r>
-      <w:r>
-        <w:br/>
-      </w:r>
-      <w:r>
-        <w:rPr>
-          <w:rStyle w:val="VerbatimChar"/>
-        </w:rPr>
+    </w:p>
+    <w:p>
+      <w:pPr>
+        <w:pStyle w:val="SourceCode"/>
+        <w:spacing w:before="0" w:after="120" w:line="200" w:lineRule="auto"/>
+      </w:pPr>
+      <w:r>
         <w:t xml:space="preserve">cat: docs/hosts-soft: No such file or directory</w:t>
       </w:r>
     </w:p>
@@ -2449,164 +2458,171 @@
     <w:p>
       <w:pPr>
         <w:pStyle w:val="SourceCode"/>
-      </w:pPr>
-      <w:r>
-        <w:rPr>
-          <w:rStyle w:val="VerbatimChar"/>
-        </w:rPr>
+        <w:spacing w:before="120" w:after="0" w:line="200" w:lineRule="auto"/>
+      </w:pPr>
+      <w:r>
         <w:t xml:space="preserve">student@lab-vm:~/lab7$ lsblk</w:t>
       </w:r>
-      <w:r>
-        <w:br/>
-      </w:r>
-      <w:r>
-        <w:rPr>
-          <w:rStyle w:val="VerbatimChar"/>
-        </w:rPr>
+    </w:p>
+    <w:p>
+      <w:pPr>
+        <w:pStyle w:val="SourceCode"/>
+        <w:spacing w:before="0" w:after="0" w:line="200" w:lineRule="auto"/>
+      </w:pPr>
+      <w:r>
         <w:t xml:space="preserve">NAME   MAJ:MIN RM  SIZE RO TYPE MOUNTPOINTS</w:t>
       </w:r>
-      <w:r>
-        <w:br/>
-      </w:r>
-      <w:r>
-        <w:rPr>
-          <w:rStyle w:val="VerbatimChar"/>
-        </w:rPr>
+    </w:p>
+    <w:p>
+      <w:pPr>
+        <w:pStyle w:val="SourceCode"/>
+        <w:spacing w:before="0" w:after="0" w:line="200" w:lineRule="auto"/>
+      </w:pPr>
+      <w:r>
         <w:t xml:space="preserve">sda      8:0    0   25G  0 disk</w:t>
       </w:r>
-      <w:r>
-        <w:br/>
-      </w:r>
-      <w:r>
-        <w:rPr>
-          <w:rStyle w:val="VerbatimChar"/>
-        </w:rPr>
+    </w:p>
+    <w:p>
+      <w:pPr>
+        <w:pStyle w:val="SourceCode"/>
+        <w:spacing w:before="0" w:after="0" w:line="200" w:lineRule="auto"/>
+      </w:pPr>
+      <w:r>
         <w:t xml:space="preserve">├─sda1   8:1    0    1G  0 part /boot/efi</w:t>
       </w:r>
-      <w:r>
-        <w:br/>
-      </w:r>
-      <w:r>
-        <w:rPr>
-          <w:rStyle w:val="VerbatimChar"/>
-        </w:rPr>
+    </w:p>
+    <w:p>
+      <w:pPr>
+        <w:pStyle w:val="SourceCode"/>
+        <w:spacing w:before="0" w:after="0" w:line="200" w:lineRule="auto"/>
+      </w:pPr>
+      <w:r>
         <w:t xml:space="preserve">└─sda2   8:2    0   24G  0 part /</w:t>
       </w:r>
-      <w:r>
-        <w:br/>
-      </w:r>
-      <w:r>
-        <w:rPr>
-          <w:rStyle w:val="VerbatimChar"/>
-        </w:rPr>
+    </w:p>
+    <w:p>
+      <w:pPr>
+        <w:pStyle w:val="SourceCode"/>
+        <w:spacing w:before="0" w:after="0" w:line="200" w:lineRule="auto"/>
+      </w:pPr>
+      <w:r>
         <w:t xml:space="preserve">sdb      8:16   1  7,5G  0 disk</w:t>
       </w:r>
-      <w:r>
-        <w:br/>
-      </w:r>
-      <w:r>
-        <w:rPr>
-          <w:rStyle w:val="VerbatimChar"/>
-        </w:rPr>
+    </w:p>
+    <w:p>
+      <w:pPr>
+        <w:pStyle w:val="SourceCode"/>
+        <w:spacing w:before="0" w:after="0" w:line="200" w:lineRule="auto"/>
+      </w:pPr>
+      <w:r>
         <w:t xml:space="preserve">└─sdb1   8:17   1  7,5G  0 part</w:t>
       </w:r>
-      <w:r>
-        <w:br/>
-      </w:r>
-      <w:r>
-        <w:br/>
-      </w:r>
-      <w:r>
-        <w:rPr>
-          <w:rStyle w:val="VerbatimChar"/>
-        </w:rPr>
+    </w:p>
+    <w:p>
+      <w:pPr>
+        <w:pStyle w:val="SourceCode"/>
+        <w:spacing w:before="0" w:after="0" w:line="200" w:lineRule="auto"/>
+      </w:pPr>
+    </w:p>
+    <w:p>
+      <w:pPr>
+        <w:pStyle w:val="SourceCode"/>
+        <w:spacing w:before="0" w:after="0" w:line="200" w:lineRule="auto"/>
+      </w:pPr>
+      <w:r>
         <w:t xml:space="preserve">student@lab-vm:~/lab7$ sudo blkid /dev/sdb1</w:t>
       </w:r>
-      <w:r>
-        <w:br/>
-      </w:r>
-      <w:r>
-        <w:rPr>
-          <w:rStyle w:val="VerbatimChar"/>
-        </w:rPr>
+    </w:p>
+    <w:p>
+      <w:pPr>
+        <w:pStyle w:val="SourceCode"/>
+        <w:spacing w:before="0" w:after="0" w:line="200" w:lineRule="auto"/>
+      </w:pPr>
+      <w:r>
         <w:t xml:space="preserve">/dev/sdb1: UUID="A1B2-C3D4" TYPE="vfat"</w:t>
       </w:r>
-      <w:r>
-        <w:br/>
-      </w:r>
-      <w:r>
-        <w:br/>
-      </w:r>
-      <w:r>
-        <w:rPr>
-          <w:rStyle w:val="VerbatimChar"/>
-        </w:rPr>
+    </w:p>
+    <w:p>
+      <w:pPr>
+        <w:pStyle w:val="SourceCode"/>
+        <w:spacing w:before="0" w:after="0" w:line="200" w:lineRule="auto"/>
+      </w:pPr>
+    </w:p>
+    <w:p>
+      <w:pPr>
+        <w:pStyle w:val="SourceCode"/>
+        <w:spacing w:before="0" w:after="0" w:line="200" w:lineRule="auto"/>
+      </w:pPr>
+      <w:r>
         <w:t xml:space="preserve">student@lab-vm:~/lab7$ sudo mount /dev/sdb1 ~/lab7/mnt</w:t>
       </w:r>
-      <w:r>
-        <w:br/>
-      </w:r>
-      <w:r>
-        <w:rPr>
-          <w:rStyle w:val="VerbatimChar"/>
-        </w:rPr>
+    </w:p>
+    <w:p>
+      <w:pPr>
+        <w:pStyle w:val="SourceCode"/>
+        <w:spacing w:before="0" w:after="0" w:line="200" w:lineRule="auto"/>
+      </w:pPr>
+      <w:r>
         <w:t xml:space="preserve">student@lab-vm:~/lab7$ df -hT ~/lab7/mnt</w:t>
       </w:r>
-      <w:r>
-        <w:br/>
-      </w:r>
-      <w:r>
-        <w:rPr>
-          <w:rStyle w:val="VerbatimChar"/>
-        </w:rPr>
+    </w:p>
+    <w:p>
+      <w:pPr>
+        <w:pStyle w:val="SourceCode"/>
+        <w:spacing w:before="0" w:after="0" w:line="200" w:lineRule="auto"/>
+      </w:pPr>
+      <w:r>
         <w:t xml:space="preserve">Filesystem     Type  Size  Used Avail Use% Mounted on</w:t>
       </w:r>
-      <w:r>
-        <w:br/>
-      </w:r>
-      <w:r>
-        <w:rPr>
-          <w:rStyle w:val="VerbatimChar"/>
-        </w:rPr>
+    </w:p>
+    <w:p>
+      <w:pPr>
+        <w:pStyle w:val="SourceCode"/>
+        <w:spacing w:before="0" w:after="0" w:line="200" w:lineRule="auto"/>
+      </w:pPr>
+      <w:r>
         <w:t xml:space="preserve">/dev/sdb1      vfat  7,5G  1,2G  6,3G  16% /home/student/lab7/mnt</w:t>
       </w:r>
-      <w:r>
-        <w:br/>
-      </w:r>
-      <w:r>
-        <w:br/>
-      </w:r>
-      <w:r>
-        <w:rPr>
-          <w:rStyle w:val="VerbatimChar"/>
-        </w:rPr>
+    </w:p>
+    <w:p>
+      <w:pPr>
+        <w:pStyle w:val="SourceCode"/>
+        <w:spacing w:before="0" w:after="0" w:line="200" w:lineRule="auto"/>
+      </w:pPr>
+    </w:p>
+    <w:p>
+      <w:pPr>
+        <w:pStyle w:val="SourceCode"/>
+        <w:spacing w:before="0" w:after="0" w:line="200" w:lineRule="auto"/>
+      </w:pPr>
+      <w:r>
         <w:t xml:space="preserve">student@lab-vm:~/lab7$ sudo umount ~/lab7/mnt</w:t>
       </w:r>
-      <w:r>
-        <w:br/>
-      </w:r>
-      <w:r>
-        <w:rPr>
-          <w:rStyle w:val="VerbatimChar"/>
-        </w:rPr>
+    </w:p>
+    <w:p>
+      <w:pPr>
+        <w:pStyle w:val="SourceCode"/>
+        <w:spacing w:before="0" w:after="0" w:line="200" w:lineRule="auto"/>
+      </w:pPr>
+      <w:r>
         <w:t xml:space="preserve">student@lab-vm:~/lab7$ findmnt ~/lab7/mnt</w:t>
       </w:r>
-      <w:r>
-        <w:br/>
-      </w:r>
-      <w:r>
-        <w:rPr>
-          <w:rStyle w:val="VerbatimChar"/>
-        </w:rPr>
+    </w:p>
+    <w:p>
+      <w:pPr>
+        <w:pStyle w:val="SourceCode"/>
+        <w:spacing w:before="0" w:after="0" w:line="200" w:lineRule="auto"/>
+      </w:pPr>
+      <w:r>
         <w:t xml:space="preserve">student@lab-vm:~/lab7$ echo $?</w:t>
       </w:r>
-      <w:r>
-        <w:br/>
-      </w:r>
-      <w:r>
-        <w:rPr>
-          <w:rStyle w:val="VerbatimChar"/>
-        </w:rPr>
+    </w:p>
+    <w:p>
+      <w:pPr>
+        <w:pStyle w:val="SourceCode"/>
+        <w:spacing w:before="0" w:after="120" w:line="200" w:lineRule="auto"/>
+      </w:pPr>
+      <w:r>
         <w:t xml:space="preserve">1</w:t>
       </w:r>
     </w:p>
@@ -2646,164 +2662,171 @@
     <w:p>
       <w:pPr>
         <w:pStyle w:val="SourceCode"/>
-      </w:pPr>
-      <w:r>
-        <w:rPr>
-          <w:rStyle w:val="VerbatimChar"/>
-        </w:rPr>
+        <w:spacing w:before="120" w:after="0" w:line="200" w:lineRule="auto"/>
+      </w:pPr>
+      <w:r>
         <w:t xml:space="preserve">student@lab-vm:~/lab7$ du -h --max-depth=1 ~/lab7 | sort -h</w:t>
       </w:r>
-      <w:r>
-        <w:br/>
-      </w:r>
-      <w:r>
-        <w:rPr>
-          <w:rStyle w:val="VerbatimChar"/>
-        </w:rPr>
+    </w:p>
+    <w:p>
+      <w:pPr>
+        <w:pStyle w:val="SourceCode"/>
+        <w:spacing w:before="0" w:after="0" w:line="200" w:lineRule="auto"/>
+      </w:pPr>
+      <w:r>
         <w:t xml:space="preserve">4,0K    /home/student/lab7/bak</w:t>
       </w:r>
-      <w:r>
-        <w:br/>
-      </w:r>
-      <w:r>
-        <w:rPr>
-          <w:rStyle w:val="VerbatimChar"/>
-        </w:rPr>
+    </w:p>
+    <w:p>
+      <w:pPr>
+        <w:pStyle w:val="SourceCode"/>
+        <w:spacing w:before="0" w:after="0" w:line="200" w:lineRule="auto"/>
+      </w:pPr>
+      <w:r>
         <w:t xml:space="preserve">4,0K    /home/student/lab7/mnt</w:t>
       </w:r>
-      <w:r>
-        <w:br/>
-      </w:r>
-      <w:r>
-        <w:rPr>
-          <w:rStyle w:val="VerbatimChar"/>
-        </w:rPr>
+    </w:p>
+    <w:p>
+      <w:pPr>
+        <w:pStyle w:val="SourceCode"/>
+        <w:spacing w:before="0" w:after="0" w:line="200" w:lineRule="auto"/>
+      </w:pPr>
+      <w:r>
         <w:t xml:space="preserve">28K /home/student/lab7/docs</w:t>
       </w:r>
-      <w:r>
-        <w:br/>
-      </w:r>
-      <w:r>
-        <w:rPr>
-          <w:rStyle w:val="VerbatimChar"/>
-        </w:rPr>
+    </w:p>
+    <w:p>
+      <w:pPr>
+        <w:pStyle w:val="SourceCode"/>
+        <w:spacing w:before="0" w:after="0" w:line="200" w:lineRule="auto"/>
+      </w:pPr>
+      <w:r>
         <w:t xml:space="preserve">32K /home/student/lab7/src</w:t>
       </w:r>
-      <w:r>
-        <w:br/>
-      </w:r>
-      <w:r>
-        <w:rPr>
-          <w:rStyle w:val="VerbatimChar"/>
-        </w:rPr>
+    </w:p>
+    <w:p>
+      <w:pPr>
+        <w:pStyle w:val="SourceCode"/>
+        <w:spacing w:before="0" w:after="0" w:line="200" w:lineRule="auto"/>
+      </w:pPr>
+      <w:r>
         <w:t xml:space="preserve">72K /home/student/lab7</w:t>
       </w:r>
-      <w:r>
-        <w:br/>
-      </w:r>
-      <w:r>
-        <w:br/>
-      </w:r>
-      <w:r>
-        <w:rPr>
-          <w:rStyle w:val="VerbatimChar"/>
-        </w:rPr>
+    </w:p>
+    <w:p>
+      <w:pPr>
+        <w:pStyle w:val="SourceCode"/>
+        <w:spacing w:before="0" w:after="0" w:line="200" w:lineRule="auto"/>
+      </w:pPr>
+    </w:p>
+    <w:p>
+      <w:pPr>
+        <w:pStyle w:val="SourceCode"/>
+        <w:spacing w:before="0" w:after="0" w:line="200" w:lineRule="auto"/>
+      </w:pPr>
+      <w:r>
         <w:t xml:space="preserve">student@lab-vm:~/lab7$ tar -czvf bak/lab7-$(date +%F).tar.gz src docs</w:t>
       </w:r>
-      <w:r>
-        <w:br/>
-      </w:r>
-      <w:r>
-        <w:rPr>
-          <w:rStyle w:val="VerbatimChar"/>
-        </w:rPr>
+    </w:p>
+    <w:p>
+      <w:pPr>
+        <w:pStyle w:val="SourceCode"/>
+        <w:spacing w:before="0" w:after="0" w:line="200" w:lineRule="auto"/>
+      </w:pPr>
+      <w:r>
         <w:t xml:space="preserve">src/</w:t>
       </w:r>
-      <w:r>
-        <w:br/>
-      </w:r>
-      <w:r>
-        <w:rPr>
-          <w:rStyle w:val="VerbatimChar"/>
-        </w:rPr>
+    </w:p>
+    <w:p>
+      <w:pPr>
+        <w:pStyle w:val="SourceCode"/>
+        <w:spacing w:before="0" w:after="0" w:line="200" w:lineRule="auto"/>
+      </w:pPr>
+      <w:r>
         <w:t xml:space="preserve">src/passwd</w:t>
       </w:r>
-      <w:r>
-        <w:br/>
-      </w:r>
-      <w:r>
-        <w:rPr>
-          <w:rStyle w:val="VerbatimChar"/>
-        </w:rPr>
+    </w:p>
+    <w:p>
+      <w:pPr>
+        <w:pStyle w:val="SourceCode"/>
+        <w:spacing w:before="0" w:after="0" w:line="200" w:lineRule="auto"/>
+      </w:pPr>
+      <w:r>
         <w:t xml:space="preserve">src/services</w:t>
       </w:r>
-      <w:r>
-        <w:br/>
-      </w:r>
-      <w:r>
-        <w:rPr>
-          <w:rStyle w:val="VerbatimChar"/>
-        </w:rPr>
+    </w:p>
+    <w:p>
+      <w:pPr>
+        <w:pStyle w:val="SourceCode"/>
+        <w:spacing w:before="0" w:after="0" w:line="200" w:lineRule="auto"/>
+      </w:pPr>
+      <w:r>
         <w:t xml:space="preserve">docs/</w:t>
       </w:r>
-      <w:r>
-        <w:br/>
-      </w:r>
-      <w:r>
-        <w:rPr>
-          <w:rStyle w:val="VerbatimChar"/>
-        </w:rPr>
+    </w:p>
+    <w:p>
+      <w:pPr>
+        <w:pStyle w:val="SourceCode"/>
+        <w:spacing w:before="0" w:after="0" w:line="200" w:lineRule="auto"/>
+      </w:pPr>
+      <w:r>
         <w:t xml:space="preserve">docs/hosts-hard</w:t>
       </w:r>
-      <w:r>
-        <w:br/>
-      </w:r>
-      <w:r>
-        <w:br/>
-      </w:r>
-      <w:r>
-        <w:rPr>
-          <w:rStyle w:val="VerbatimChar"/>
-        </w:rPr>
+    </w:p>
+    <w:p>
+      <w:pPr>
+        <w:pStyle w:val="SourceCode"/>
+        <w:spacing w:before="0" w:after="0" w:line="200" w:lineRule="auto"/>
+      </w:pPr>
+    </w:p>
+    <w:p>
+      <w:pPr>
+        <w:pStyle w:val="SourceCode"/>
+        <w:spacing w:before="0" w:after="0" w:line="200" w:lineRule="auto"/>
+      </w:pPr>
+      <w:r>
         <w:t xml:space="preserve">student@lab-vm:~/lab7$ ls -lh bak/</w:t>
       </w:r>
-      <w:r>
-        <w:br/>
-      </w:r>
-      <w:r>
-        <w:rPr>
-          <w:rStyle w:val="VerbatimChar"/>
-        </w:rPr>
+    </w:p>
+    <w:p>
+      <w:pPr>
+        <w:pStyle w:val="SourceCode"/>
+        <w:spacing w:before="0" w:after="0" w:line="200" w:lineRule="auto"/>
+      </w:pPr>
+      <w:r>
         <w:t xml:space="preserve">-rw-r--r-- 1 student student 6,1K вер 18 10:34 lab7-2026-09-18.tar.gz</w:t>
       </w:r>
-      <w:r>
-        <w:br/>
-      </w:r>
-      <w:r>
-        <w:br/>
-      </w:r>
-      <w:r>
-        <w:rPr>
-          <w:rStyle w:val="VerbatimChar"/>
-        </w:rPr>
+    </w:p>
+    <w:p>
+      <w:pPr>
+        <w:pStyle w:val="SourceCode"/>
+        <w:spacing w:before="0" w:after="0" w:line="200" w:lineRule="auto"/>
+      </w:pPr>
+    </w:p>
+    <w:p>
+      <w:pPr>
+        <w:pStyle w:val="SourceCode"/>
+        <w:spacing w:before="0" w:after="0" w:line="200" w:lineRule="auto"/>
+      </w:pPr>
+      <w:r>
         <w:t xml:space="preserve">student@lab-vm:~/lab7$ tar -tzvf bak/lab7-2026-09-18.tar.gz | head -3</w:t>
       </w:r>
-      <w:r>
-        <w:br/>
-      </w:r>
-      <w:r>
-        <w:rPr>
-          <w:rStyle w:val="VerbatimChar"/>
-        </w:rPr>
+    </w:p>
+    <w:p>
+      <w:pPr>
+        <w:pStyle w:val="SourceCode"/>
+        <w:spacing w:before="0" w:after="0" w:line="200" w:lineRule="auto"/>
+      </w:pPr>
+      <w:r>
         <w:t xml:space="preserve">drwxrwxr-x student/student   0 2026-09-18 10:12 src/</w:t>
       </w:r>
-      <w:r>
-        <w:br/>
-      </w:r>
-      <w:r>
-        <w:rPr>
-          <w:rStyle w:val="VerbatimChar"/>
-        </w:rPr>
+    </w:p>
+    <w:p>
+      <w:pPr>
+        <w:pStyle w:val="SourceCode"/>
+        <w:spacing w:before="0" w:after="120" w:line="200" w:lineRule="auto"/>
+      </w:pPr>
+      <w:r>
         <w:t xml:space="preserve">-rw-r--r-- student/student 3020 2026-09-18 10:12 src/passwd</w:t>
       </w:r>
     </w:p>
@@ -6423,15 +6446,8 @@
     <w:basedOn w:val="Normal"/>
     <w:qFormat/>
     <w:pPr>
-      <w:pBdr>
-        <w:top w:color="BFBFBF" w:space="4" w:sz="4" w:val="single"/>
-        <w:left w:color="BFBFBF" w:space="4" w:sz="4" w:val="single"/>
-        <w:bottom w:color="BFBFBF" w:space="4" w:sz="4" w:val="single"/>
-        <w:right w:color="BFBFBF" w:space="4" w:sz="4" w:val="single"/>
-      </w:pBdr>
-      <w:shd w:color="auto" w:fill="F4F4F4" w:val="clear"/>
       <w:spacing w:after="120" w:before="120" w:line="200" w:lineRule="auto"/>
-      <w:ind w:firstLine="0" w:left="284" w:right="284"/>
+      <w:ind w:hanging="340" w:left="340" w:right="0"/>
       <w:jc w:val="left"/>
     </w:pPr>
     <w:rPr>

--- a/public/labs/os/pz-24/ЛР7_ОС_Файлова_система_та_управління_даними_в_Linux.docx
+++ b/public/labs/os/pz-24/ЛР7_ОС_Файлова_система_та_управління_даними_в_Linux.docx
@@ -327,93 +327,142 @@
     </w:p>
     <w:p>
       <w:pPr>
-        <w:pStyle w:val="SourceCode"/>
-        <w:spacing w:before="120" w:after="0" w:line="200" w:lineRule="auto"/>
-      </w:pPr>
-      <w:r>
-        <w:t xml:space="preserve">pwd                      # поточний каталог</w:t>
-      </w:r>
-    </w:p>
-    <w:p>
-      <w:pPr>
-        <w:pStyle w:val="SourceCode"/>
-        <w:spacing w:before="0" w:after="0" w:line="200" w:lineRule="auto"/>
-      </w:pPr>
-      <w:r>
-        <w:t xml:space="preserve">cd /var/log              # абсолютний шлях</w:t>
-      </w:r>
-    </w:p>
-    <w:p>
-      <w:pPr>
-        <w:pStyle w:val="SourceCode"/>
-        <w:spacing w:before="0" w:after="0" w:line="200" w:lineRule="auto"/>
-      </w:pPr>
-      <w:r>
-        <w:t xml:space="preserve">cd ../..                 # на два рівні вгору</w:t>
-      </w:r>
-    </w:p>
-    <w:p>
-      <w:pPr>
-        <w:pStyle w:val="SourceCode"/>
-        <w:spacing w:before="0" w:after="0" w:line="200" w:lineRule="auto"/>
-      </w:pPr>
-      <w:r>
-        <w:t xml:space="preserve">cd ~                     # домашній каталог</w:t>
-      </w:r>
-    </w:p>
-    <w:p>
-      <w:pPr>
-        <w:pStyle w:val="SourceCode"/>
-        <w:spacing w:before="0" w:after="0" w:line="200" w:lineRule="auto"/>
-      </w:pPr>
-      <w:r>
-        <w:t xml:space="preserve">cd -                     # попередній каталог</w:t>
-      </w:r>
-    </w:p>
-    <w:p>
-      <w:pPr>
-        <w:pStyle w:val="SourceCode"/>
-        <w:spacing w:before="0" w:after="0" w:line="200" w:lineRule="auto"/>
-      </w:pPr>
-      <w:r>
-        <w:t xml:space="preserve">ls -lha                  # докладно, з прихованими, зручні одиниці</w:t>
-      </w:r>
-    </w:p>
-    <w:p>
-      <w:pPr>
-        <w:pStyle w:val="SourceCode"/>
-        <w:spacing w:before="0" w:after="0" w:line="200" w:lineRule="auto"/>
-      </w:pPr>
-      <w:r>
-        <w:t xml:space="preserve">ls -lt                   # сортування за часом зміни</w:t>
-      </w:r>
-    </w:p>
-    <w:p>
-      <w:pPr>
-        <w:pStyle w:val="SourceCode"/>
-        <w:spacing w:before="0" w:after="0" w:line="200" w:lineRule="auto"/>
-      </w:pPr>
-      <w:r>
-        <w:t xml:space="preserve">tree -L 2 /etc           # дерево обмеженої глибини</w:t>
-      </w:r>
-    </w:p>
-    <w:p>
-      <w:pPr>
-        <w:pStyle w:val="SourceCode"/>
-        <w:spacing w:before="0" w:after="0" w:line="200" w:lineRule="auto"/>
-      </w:pPr>
-      <w:r>
-        <w:t xml:space="preserve">stat report.txt          # повні метадані файлу</w:t>
-      </w:r>
-    </w:p>
-    <w:p>
-      <w:pPr>
-        <w:pStyle w:val="SourceCode"/>
-        <w:spacing w:before="0" w:after="120" w:line="200" w:lineRule="auto"/>
-      </w:pPr>
-      <w:r>
-        <w:t xml:space="preserve">file report.txt          # визначити реальний тип вмісту</w:t>
-      </w:r>
+        <w:spacing w:before="0" w:after="0" w:line="120" w:lineRule="exact"/>
+        <w:rPr>
+          <w:sz w:val="4"/>
+          <w:szCs w:val="4"/>
+        </w:rPr>
+      </w:pPr>
+    </w:p>
+    <w:tbl>
+      <w:tblPr>
+        <w:tblStyle w:val="SourceCodeTable"/>
+        <w:tblW w:type="dxa" w:w="9637"/>
+        <w:tblInd w:w="0" w:type="dxa"/>
+        <w:tblBorders>
+          <w:top w:color="BFBFBF" w:space="0" w:sz="4" w:val="single"/>
+          <w:left w:color="BFBFBF" w:space="0" w:sz="4" w:val="single"/>
+          <w:bottom w:color="BFBFBF" w:space="0" w:sz="4" w:val="single"/>
+          <w:right w:color="BFBFBF" w:space="0" w:sz="4" w:val="single"/>
+        </w:tblBorders>
+        <w:tblLayout w:type="fixed"/>
+        <w:tblCellMar>
+          <w:top w:type="dxa" w:w="113"/>
+          <w:left w:type="dxa" w:w="113"/>
+          <w:bottom w:type="dxa" w:w="113"/>
+          <w:right w:type="dxa" w:w="113"/>
+        </w:tblCellMar>
+        <w:tblLook w:val="0000" w:firstRow="0" w:lastRow="0" w:firstColumn="0" w:lastColumn="0" w:noHBand="1" w:noVBand="1"/>
+      </w:tblPr>
+      <w:tblGrid>
+        <w:gridCol w:w="9637"/>
+      </w:tblGrid>
+      <w:tr>
+        <w:tc>
+          <w:tcPr>
+            <w:tcW w:type="dxa" w:w="9637"/>
+          </w:tcPr>
+          <w:p>
+            <w:pPr>
+              <w:pStyle w:val="SourceCode"/>
+              <w:spacing w:before="0" w:after="0" w:line="200" w:lineRule="auto"/>
+            </w:pPr>
+            <w:r>
+              <w:t xml:space="preserve">pwd                      # поточний каталог</w:t>
+            </w:r>
+          </w:p>
+          <w:p>
+            <w:pPr>
+              <w:pStyle w:val="SourceCode"/>
+              <w:spacing w:before="0" w:after="0" w:line="200" w:lineRule="auto"/>
+            </w:pPr>
+            <w:r>
+              <w:t xml:space="preserve">cd /var/log              # абсолютний шлях</w:t>
+            </w:r>
+          </w:p>
+          <w:p>
+            <w:pPr>
+              <w:pStyle w:val="SourceCode"/>
+              <w:spacing w:before="0" w:after="0" w:line="200" w:lineRule="auto"/>
+            </w:pPr>
+            <w:r>
+              <w:t xml:space="preserve">cd ../..                 # на два рівні вгору</w:t>
+            </w:r>
+          </w:p>
+          <w:p>
+            <w:pPr>
+              <w:pStyle w:val="SourceCode"/>
+              <w:spacing w:before="0" w:after="0" w:line="200" w:lineRule="auto"/>
+            </w:pPr>
+            <w:r>
+              <w:t xml:space="preserve">cd ~                     # домашній каталог</w:t>
+            </w:r>
+          </w:p>
+          <w:p>
+            <w:pPr>
+              <w:pStyle w:val="SourceCode"/>
+              <w:spacing w:before="0" w:after="0" w:line="200" w:lineRule="auto"/>
+            </w:pPr>
+            <w:r>
+              <w:t xml:space="preserve">cd -                     # попередній каталог</w:t>
+            </w:r>
+          </w:p>
+          <w:p>
+            <w:pPr>
+              <w:pStyle w:val="SourceCode"/>
+              <w:spacing w:before="0" w:after="0" w:line="200" w:lineRule="auto"/>
+            </w:pPr>
+            <w:r>
+              <w:t xml:space="preserve">ls -lha                  # докладно, з прихованими, зручні одиниці</w:t>
+            </w:r>
+          </w:p>
+          <w:p>
+            <w:pPr>
+              <w:pStyle w:val="SourceCode"/>
+              <w:spacing w:before="0" w:after="0" w:line="200" w:lineRule="auto"/>
+            </w:pPr>
+            <w:r>
+              <w:t xml:space="preserve">ls -lt                   # сортування за часом зміни</w:t>
+            </w:r>
+          </w:p>
+          <w:p>
+            <w:pPr>
+              <w:pStyle w:val="SourceCode"/>
+              <w:spacing w:before="0" w:after="0" w:line="200" w:lineRule="auto"/>
+            </w:pPr>
+            <w:r>
+              <w:t xml:space="preserve">tree -L 2 /etc           # дерево обмеженої глибини</w:t>
+            </w:r>
+          </w:p>
+          <w:p>
+            <w:pPr>
+              <w:pStyle w:val="SourceCode"/>
+              <w:spacing w:before="0" w:after="0" w:line="200" w:lineRule="auto"/>
+            </w:pPr>
+            <w:r>
+              <w:t xml:space="preserve">stat report.txt          # повні метадані файлу</w:t>
+            </w:r>
+          </w:p>
+          <w:p>
+            <w:pPr>
+              <w:pStyle w:val="SourceCode"/>
+              <w:spacing w:before="0" w:after="0" w:line="200" w:lineRule="auto"/>
+            </w:pPr>
+            <w:r>
+              <w:t xml:space="preserve">file report.txt          # визначити реальний тип вмісту</w:t>
+            </w:r>
+          </w:p>
+        </w:tc>
+      </w:tr>
+    </w:tbl>
+    <w:p>
+      <w:pPr>
+        <w:spacing w:before="0" w:after="0" w:line="120" w:lineRule="exact"/>
+        <w:rPr>
+          <w:sz w:val="4"/>
+          <w:szCs w:val="4"/>
+        </w:rPr>
+      </w:pPr>
     </w:p>
     <w:p>
       <w:pPr>
@@ -999,66 +1048,115 @@
     </w:p>
     <w:p>
       <w:pPr>
-        <w:pStyle w:val="SourceCode"/>
-        <w:spacing w:before="120" w:after="0" w:line="200" w:lineRule="auto"/>
-      </w:pPr>
-      <w:r>
-        <w:t xml:space="preserve">find ~/lab7 -name "*.log"              # за іменем</w:t>
-      </w:r>
-    </w:p>
-    <w:p>
-      <w:pPr>
-        <w:pStyle w:val="SourceCode"/>
-        <w:spacing w:before="0" w:after="0" w:line="200" w:lineRule="auto"/>
-      </w:pPr>
-      <w:r>
-        <w:t xml:space="preserve">find ~/lab7 -iname "*.LOG"             # без урахування регістру</w:t>
-      </w:r>
-    </w:p>
-    <w:p>
-      <w:pPr>
-        <w:pStyle w:val="SourceCode"/>
-        <w:spacing w:before="0" w:after="0" w:line="200" w:lineRule="auto"/>
-      </w:pPr>
-      <w:r>
-        <w:t xml:space="preserve">find /var/log -type f -size +1M        # файли більші за 1 МБ</w:t>
-      </w:r>
-    </w:p>
-    <w:p>
-      <w:pPr>
-        <w:pStyle w:val="SourceCode"/>
-        <w:spacing w:before="0" w:after="0" w:line="200" w:lineRule="auto"/>
-      </w:pPr>
-      <w:r>
-        <w:t xml:space="preserve">find ~ -mtime -1                       # змінені за останню добу</w:t>
-      </w:r>
-    </w:p>
-    <w:p>
-      <w:pPr>
-        <w:pStyle w:val="SourceCode"/>
-        <w:spacing w:before="0" w:after="0" w:line="200" w:lineRule="auto"/>
-      </w:pPr>
-      <w:r>
-        <w:t xml:space="preserve">find ~/lab7 -type f -exec wc -l {} \;  # виконати команду над кожним</w:t>
-      </w:r>
-    </w:p>
-    <w:p>
-      <w:pPr>
-        <w:pStyle w:val="SourceCode"/>
-        <w:spacing w:before="0" w:after="0" w:line="200" w:lineRule="auto"/>
-      </w:pPr>
-      <w:r>
-        <w:t xml:space="preserve">locate passwd                          # швидкий пошук за індексом</w:t>
-      </w:r>
-    </w:p>
-    <w:p>
-      <w:pPr>
-        <w:pStyle w:val="SourceCode"/>
-        <w:spacing w:before="0" w:after="120" w:line="200" w:lineRule="auto"/>
-      </w:pPr>
-      <w:r>
-        <w:t xml:space="preserve">grep -rn "PATH" /etc/profile.d/        # пошук усередині файлів</w:t>
-      </w:r>
+        <w:spacing w:before="0" w:after="0" w:line="120" w:lineRule="exact"/>
+        <w:rPr>
+          <w:sz w:val="4"/>
+          <w:szCs w:val="4"/>
+        </w:rPr>
+      </w:pPr>
+    </w:p>
+    <w:tbl>
+      <w:tblPr>
+        <w:tblStyle w:val="SourceCodeTable"/>
+        <w:tblW w:type="dxa" w:w="9637"/>
+        <w:tblInd w:w="0" w:type="dxa"/>
+        <w:tblBorders>
+          <w:top w:color="BFBFBF" w:space="0" w:sz="4" w:val="single"/>
+          <w:left w:color="BFBFBF" w:space="0" w:sz="4" w:val="single"/>
+          <w:bottom w:color="BFBFBF" w:space="0" w:sz="4" w:val="single"/>
+          <w:right w:color="BFBFBF" w:space="0" w:sz="4" w:val="single"/>
+        </w:tblBorders>
+        <w:tblLayout w:type="fixed"/>
+        <w:tblCellMar>
+          <w:top w:type="dxa" w:w="113"/>
+          <w:left w:type="dxa" w:w="113"/>
+          <w:bottom w:type="dxa" w:w="113"/>
+          <w:right w:type="dxa" w:w="113"/>
+        </w:tblCellMar>
+        <w:tblLook w:val="0000" w:firstRow="0" w:lastRow="0" w:firstColumn="0" w:lastColumn="0" w:noHBand="1" w:noVBand="1"/>
+      </w:tblPr>
+      <w:tblGrid>
+        <w:gridCol w:w="9637"/>
+      </w:tblGrid>
+      <w:tr>
+        <w:tc>
+          <w:tcPr>
+            <w:tcW w:type="dxa" w:w="9637"/>
+          </w:tcPr>
+          <w:p>
+            <w:pPr>
+              <w:pStyle w:val="SourceCode"/>
+              <w:spacing w:before="0" w:after="0" w:line="200" w:lineRule="auto"/>
+            </w:pPr>
+            <w:r>
+              <w:t xml:space="preserve">find ~/lab7 -name "*.log"              # за іменем</w:t>
+            </w:r>
+          </w:p>
+          <w:p>
+            <w:pPr>
+              <w:pStyle w:val="SourceCode"/>
+              <w:spacing w:before="0" w:after="0" w:line="200" w:lineRule="auto"/>
+            </w:pPr>
+            <w:r>
+              <w:t xml:space="preserve">find ~/lab7 -iname "*.LOG"             # без урахування регістру</w:t>
+            </w:r>
+          </w:p>
+          <w:p>
+            <w:pPr>
+              <w:pStyle w:val="SourceCode"/>
+              <w:spacing w:before="0" w:after="0" w:line="200" w:lineRule="auto"/>
+            </w:pPr>
+            <w:r>
+              <w:t xml:space="preserve">find /var/log -type f -size +1M        # файли більші за 1 МБ</w:t>
+            </w:r>
+          </w:p>
+          <w:p>
+            <w:pPr>
+              <w:pStyle w:val="SourceCode"/>
+              <w:spacing w:before="0" w:after="0" w:line="200" w:lineRule="auto"/>
+            </w:pPr>
+            <w:r>
+              <w:t xml:space="preserve">find ~ -mtime -1                       # змінені за останню добу</w:t>
+            </w:r>
+          </w:p>
+          <w:p>
+            <w:pPr>
+              <w:pStyle w:val="SourceCode"/>
+              <w:spacing w:before="0" w:after="0" w:line="200" w:lineRule="auto"/>
+            </w:pPr>
+            <w:r>
+              <w:t xml:space="preserve">find ~/lab7 -type f -exec wc -l {} \;  # виконати команду над кожним</w:t>
+            </w:r>
+          </w:p>
+          <w:p>
+            <w:pPr>
+              <w:pStyle w:val="SourceCode"/>
+              <w:spacing w:before="0" w:after="0" w:line="200" w:lineRule="auto"/>
+            </w:pPr>
+            <w:r>
+              <w:t xml:space="preserve">locate passwd                          # швидкий пошук за індексом</w:t>
+            </w:r>
+          </w:p>
+          <w:p>
+            <w:pPr>
+              <w:pStyle w:val="SourceCode"/>
+              <w:spacing w:before="0" w:after="0" w:line="200" w:lineRule="auto"/>
+            </w:pPr>
+            <w:r>
+              <w:t xml:space="preserve">grep -rn "PATH" /etc/profile.d/        # пошук усередині файлів</w:t>
+            </w:r>
+          </w:p>
+        </w:tc>
+      </w:tr>
+    </w:tbl>
+    <w:p>
+      <w:pPr>
+        <w:spacing w:before="0" w:after="0" w:line="120" w:lineRule="exact"/>
+        <w:rPr>
+          <w:sz w:val="4"/>
+          <w:szCs w:val="4"/>
+        </w:rPr>
+      </w:pPr>
     </w:p>
     <w:p>
       <w:pPr>
@@ -1389,66 +1487,115 @@
     </w:p>
     <w:p>
       <w:pPr>
-        <w:pStyle w:val="SourceCode"/>
-        <w:spacing w:before="120" w:after="0" w:line="200" w:lineRule="auto"/>
-      </w:pPr>
-      <w:r>
-        <w:t xml:space="preserve">lsblk                                  # дерево блокових пристроїв</w:t>
-      </w:r>
-    </w:p>
-    <w:p>
-      <w:pPr>
-        <w:pStyle w:val="SourceCode"/>
-        <w:spacing w:before="0" w:after="0" w:line="200" w:lineRule="auto"/>
-      </w:pPr>
-      <w:r>
-        <w:t xml:space="preserve">sudo blkid                             # UUID і тип файлової системи</w:t>
-      </w:r>
-    </w:p>
-    <w:p>
-      <w:pPr>
-        <w:pStyle w:val="SourceCode"/>
-        <w:spacing w:before="0" w:after="0" w:line="200" w:lineRule="auto"/>
-      </w:pPr>
-      <w:r>
-        <w:t xml:space="preserve">sudo mkdir -p /mnt/lab</w:t>
-      </w:r>
-    </w:p>
-    <w:p>
-      <w:pPr>
-        <w:pStyle w:val="SourceCode"/>
-        <w:spacing w:before="0" w:after="0" w:line="200" w:lineRule="auto"/>
-      </w:pPr>
-      <w:r>
-        <w:t xml:space="preserve">sudo mount /dev/sdb1 /mnt/lab          # приєднати розділ</w:t>
-      </w:r>
-    </w:p>
-    <w:p>
-      <w:pPr>
-        <w:pStyle w:val="SourceCode"/>
-        <w:spacing w:before="0" w:after="0" w:line="200" w:lineRule="auto"/>
-      </w:pPr>
-      <w:r>
-        <w:t xml:space="preserve">findmnt /mnt/lab                       # перевірити монтування</w:t>
-      </w:r>
-    </w:p>
-    <w:p>
-      <w:pPr>
-        <w:pStyle w:val="SourceCode"/>
-        <w:spacing w:before="0" w:after="0" w:line="200" w:lineRule="auto"/>
-      </w:pPr>
-      <w:r>
-        <w:t xml:space="preserve">df -hT /mnt/lab                        # тип ФС і вільне місце</w:t>
-      </w:r>
-    </w:p>
-    <w:p>
-      <w:pPr>
-        <w:pStyle w:val="SourceCode"/>
-        <w:spacing w:before="0" w:after="120" w:line="200" w:lineRule="auto"/>
-      </w:pPr>
-      <w:r>
-        <w:t xml:space="preserve">sudo umount /mnt/lab                   # від'єднати</w:t>
-      </w:r>
+        <w:spacing w:before="0" w:after="0" w:line="120" w:lineRule="exact"/>
+        <w:rPr>
+          <w:sz w:val="4"/>
+          <w:szCs w:val="4"/>
+        </w:rPr>
+      </w:pPr>
+    </w:p>
+    <w:tbl>
+      <w:tblPr>
+        <w:tblStyle w:val="SourceCodeTable"/>
+        <w:tblW w:type="dxa" w:w="9637"/>
+        <w:tblInd w:w="0" w:type="dxa"/>
+        <w:tblBorders>
+          <w:top w:color="BFBFBF" w:space="0" w:sz="4" w:val="single"/>
+          <w:left w:color="BFBFBF" w:space="0" w:sz="4" w:val="single"/>
+          <w:bottom w:color="BFBFBF" w:space="0" w:sz="4" w:val="single"/>
+          <w:right w:color="BFBFBF" w:space="0" w:sz="4" w:val="single"/>
+        </w:tblBorders>
+        <w:tblLayout w:type="fixed"/>
+        <w:tblCellMar>
+          <w:top w:type="dxa" w:w="113"/>
+          <w:left w:type="dxa" w:w="113"/>
+          <w:bottom w:type="dxa" w:w="113"/>
+          <w:right w:type="dxa" w:w="113"/>
+        </w:tblCellMar>
+        <w:tblLook w:val="0000" w:firstRow="0" w:lastRow="0" w:firstColumn="0" w:lastColumn="0" w:noHBand="1" w:noVBand="1"/>
+      </w:tblPr>
+      <w:tblGrid>
+        <w:gridCol w:w="9637"/>
+      </w:tblGrid>
+      <w:tr>
+        <w:tc>
+          <w:tcPr>
+            <w:tcW w:type="dxa" w:w="9637"/>
+          </w:tcPr>
+          <w:p>
+            <w:pPr>
+              <w:pStyle w:val="SourceCode"/>
+              <w:spacing w:before="0" w:after="0" w:line="200" w:lineRule="auto"/>
+            </w:pPr>
+            <w:r>
+              <w:t xml:space="preserve">lsblk                                  # дерево блокових пристроїв</w:t>
+            </w:r>
+          </w:p>
+          <w:p>
+            <w:pPr>
+              <w:pStyle w:val="SourceCode"/>
+              <w:spacing w:before="0" w:after="0" w:line="200" w:lineRule="auto"/>
+            </w:pPr>
+            <w:r>
+              <w:t xml:space="preserve">sudo blkid                             # UUID і тип файлової системи</w:t>
+            </w:r>
+          </w:p>
+          <w:p>
+            <w:pPr>
+              <w:pStyle w:val="SourceCode"/>
+              <w:spacing w:before="0" w:after="0" w:line="200" w:lineRule="auto"/>
+            </w:pPr>
+            <w:r>
+              <w:t xml:space="preserve">sudo mkdir -p /mnt/lab</w:t>
+            </w:r>
+          </w:p>
+          <w:p>
+            <w:pPr>
+              <w:pStyle w:val="SourceCode"/>
+              <w:spacing w:before="0" w:after="0" w:line="200" w:lineRule="auto"/>
+            </w:pPr>
+            <w:r>
+              <w:t xml:space="preserve">sudo mount /dev/sdb1 /mnt/lab          # приєднати розділ</w:t>
+            </w:r>
+          </w:p>
+          <w:p>
+            <w:pPr>
+              <w:pStyle w:val="SourceCode"/>
+              <w:spacing w:before="0" w:after="0" w:line="200" w:lineRule="auto"/>
+            </w:pPr>
+            <w:r>
+              <w:t xml:space="preserve">findmnt /mnt/lab                       # перевірити монтування</w:t>
+            </w:r>
+          </w:p>
+          <w:p>
+            <w:pPr>
+              <w:pStyle w:val="SourceCode"/>
+              <w:spacing w:before="0" w:after="0" w:line="200" w:lineRule="auto"/>
+            </w:pPr>
+            <w:r>
+              <w:t xml:space="preserve">df -hT /mnt/lab                        # тип ФС і вільне місце</w:t>
+            </w:r>
+          </w:p>
+          <w:p>
+            <w:pPr>
+              <w:pStyle w:val="SourceCode"/>
+              <w:spacing w:before="0" w:after="0" w:line="200" w:lineRule="auto"/>
+            </w:pPr>
+            <w:r>
+              <w:t xml:space="preserve">sudo umount /mnt/lab                   # від'єднати</w:t>
+            </w:r>
+          </w:p>
+        </w:tc>
+      </w:tr>
+    </w:tbl>
+    <w:p>
+      <w:pPr>
+        <w:spacing w:before="0" w:after="0" w:line="120" w:lineRule="exact"/>
+        <w:rPr>
+          <w:sz w:val="4"/>
+          <w:szCs w:val="4"/>
+        </w:rPr>
+      </w:pPr>
     </w:p>
     <w:p>
       <w:pPr>
@@ -1535,48 +1682,97 @@
     </w:p>
     <w:p>
       <w:pPr>
-        <w:pStyle w:val="SourceCode"/>
-        <w:spacing w:before="120" w:after="0" w:line="200" w:lineRule="auto"/>
-      </w:pPr>
-      <w:r>
-        <w:t xml:space="preserve">df -h                                  # вільне місце за точками монтування</w:t>
-      </w:r>
-    </w:p>
-    <w:p>
-      <w:pPr>
-        <w:pStyle w:val="SourceCode"/>
-        <w:spacing w:before="0" w:after="0" w:line="200" w:lineRule="auto"/>
-      </w:pPr>
-      <w:r>
-        <w:t xml:space="preserve">df -i                                  # вільні inode</w:t>
-      </w:r>
-    </w:p>
-    <w:p>
-      <w:pPr>
-        <w:pStyle w:val="SourceCode"/>
-        <w:spacing w:before="0" w:after="0" w:line="200" w:lineRule="auto"/>
-      </w:pPr>
-      <w:r>
-        <w:t xml:space="preserve">du -sh ~/lab7                          # обсяг каталогу</w:t>
-      </w:r>
-    </w:p>
-    <w:p>
-      <w:pPr>
-        <w:pStyle w:val="SourceCode"/>
-        <w:spacing w:before="0" w:after="0" w:line="200" w:lineRule="auto"/>
-      </w:pPr>
-      <w:r>
-        <w:t xml:space="preserve">du -h --max-depth=1 /var | sort -h     # найбільші підкаталоги</w:t>
-      </w:r>
-    </w:p>
-    <w:p>
-      <w:pPr>
-        <w:pStyle w:val="SourceCode"/>
-        <w:spacing w:before="0" w:after="120" w:line="200" w:lineRule="auto"/>
-      </w:pPr>
-      <w:r>
-        <w:t xml:space="preserve">ncdu /var                              # інтерактивний аналіз (за наявності)</w:t>
-      </w:r>
+        <w:spacing w:before="0" w:after="0" w:line="120" w:lineRule="exact"/>
+        <w:rPr>
+          <w:sz w:val="4"/>
+          <w:szCs w:val="4"/>
+        </w:rPr>
+      </w:pPr>
+    </w:p>
+    <w:tbl>
+      <w:tblPr>
+        <w:tblStyle w:val="SourceCodeTable"/>
+        <w:tblW w:type="dxa" w:w="9637"/>
+        <w:tblInd w:w="0" w:type="dxa"/>
+        <w:tblBorders>
+          <w:top w:color="BFBFBF" w:space="0" w:sz="4" w:val="single"/>
+          <w:left w:color="BFBFBF" w:space="0" w:sz="4" w:val="single"/>
+          <w:bottom w:color="BFBFBF" w:space="0" w:sz="4" w:val="single"/>
+          <w:right w:color="BFBFBF" w:space="0" w:sz="4" w:val="single"/>
+        </w:tblBorders>
+        <w:tblLayout w:type="fixed"/>
+        <w:tblCellMar>
+          <w:top w:type="dxa" w:w="113"/>
+          <w:left w:type="dxa" w:w="113"/>
+          <w:bottom w:type="dxa" w:w="113"/>
+          <w:right w:type="dxa" w:w="113"/>
+        </w:tblCellMar>
+        <w:tblLook w:val="0000" w:firstRow="0" w:lastRow="0" w:firstColumn="0" w:lastColumn="0" w:noHBand="1" w:noVBand="1"/>
+      </w:tblPr>
+      <w:tblGrid>
+        <w:gridCol w:w="9637"/>
+      </w:tblGrid>
+      <w:tr>
+        <w:tc>
+          <w:tcPr>
+            <w:tcW w:type="dxa" w:w="9637"/>
+          </w:tcPr>
+          <w:p>
+            <w:pPr>
+              <w:pStyle w:val="SourceCode"/>
+              <w:spacing w:before="0" w:after="0" w:line="200" w:lineRule="auto"/>
+            </w:pPr>
+            <w:r>
+              <w:t xml:space="preserve">df -h                                  # вільне місце за точками монтування</w:t>
+            </w:r>
+          </w:p>
+          <w:p>
+            <w:pPr>
+              <w:pStyle w:val="SourceCode"/>
+              <w:spacing w:before="0" w:after="0" w:line="200" w:lineRule="auto"/>
+            </w:pPr>
+            <w:r>
+              <w:t xml:space="preserve">df -i                                  # вільні inode</w:t>
+            </w:r>
+          </w:p>
+          <w:p>
+            <w:pPr>
+              <w:pStyle w:val="SourceCode"/>
+              <w:spacing w:before="0" w:after="0" w:line="200" w:lineRule="auto"/>
+            </w:pPr>
+            <w:r>
+              <w:t xml:space="preserve">du -sh ~/lab7                          # обсяг каталогу</w:t>
+            </w:r>
+          </w:p>
+          <w:p>
+            <w:pPr>
+              <w:pStyle w:val="SourceCode"/>
+              <w:spacing w:before="0" w:after="0" w:line="200" w:lineRule="auto"/>
+            </w:pPr>
+            <w:r>
+              <w:t xml:space="preserve">du -h --max-depth=1 /var | sort -h     # найбільші підкаталоги</w:t>
+            </w:r>
+          </w:p>
+          <w:p>
+            <w:pPr>
+              <w:pStyle w:val="SourceCode"/>
+              <w:spacing w:before="0" w:after="0" w:line="200" w:lineRule="auto"/>
+            </w:pPr>
+            <w:r>
+              <w:t xml:space="preserve">ncdu /var                              # інтерактивний аналіз (за наявності)</w:t>
+            </w:r>
+          </w:p>
+        </w:tc>
+      </w:tr>
+    </w:tbl>
+    <w:p>
+      <w:pPr>
+        <w:spacing w:before="0" w:after="0" w:line="120" w:lineRule="exact"/>
+        <w:rPr>
+          <w:sz w:val="4"/>
+          <w:szCs w:val="4"/>
+        </w:rPr>
+      </w:pPr>
     </w:p>
     <w:p>
       <w:pPr>
@@ -1613,57 +1809,106 @@
     </w:p>
     <w:p>
       <w:pPr>
-        <w:pStyle w:val="SourceCode"/>
-        <w:spacing w:before="120" w:after="0" w:line="200" w:lineRule="auto"/>
-      </w:pPr>
-      <w:r>
-        <w:t xml:space="preserve">tar -cvf archive.tar dir/              # створити архів</w:t>
-      </w:r>
-    </w:p>
-    <w:p>
-      <w:pPr>
-        <w:pStyle w:val="SourceCode"/>
-        <w:spacing w:before="0" w:after="0" w:line="200" w:lineRule="auto"/>
-      </w:pPr>
-      <w:r>
-        <w:t xml:space="preserve">tar -czvf archive.tar.gz dir/          # архів зі стисненням gzip</w:t>
-      </w:r>
-    </w:p>
-    <w:p>
-      <w:pPr>
-        <w:pStyle w:val="SourceCode"/>
-        <w:spacing w:before="0" w:after="0" w:line="200" w:lineRule="auto"/>
-      </w:pPr>
-      <w:r>
-        <w:t xml:space="preserve">tar -tzvf archive.tar.gz               # переглянути вміст</w:t>
-      </w:r>
-    </w:p>
-    <w:p>
-      <w:pPr>
-        <w:pStyle w:val="SourceCode"/>
-        <w:spacing w:before="0" w:after="0" w:line="200" w:lineRule="auto"/>
-      </w:pPr>
-      <w:r>
-        <w:t xml:space="preserve">tar -xzvf archive.tar.gz -C /tmp/out   # розпакувати в каталог</w:t>
-      </w:r>
-    </w:p>
-    <w:p>
-      <w:pPr>
-        <w:pStyle w:val="SourceCode"/>
-        <w:spacing w:before="0" w:after="0" w:line="200" w:lineRule="auto"/>
-      </w:pPr>
-      <w:r>
-        <w:t xml:space="preserve">gzip report.txt                        # стиснути окремий файл</w:t>
-      </w:r>
-    </w:p>
-    <w:p>
-      <w:pPr>
-        <w:pStyle w:val="SourceCode"/>
-        <w:spacing w:before="0" w:after="120" w:line="200" w:lineRule="auto"/>
-      </w:pPr>
-      <w:r>
-        <w:t xml:space="preserve">zip -r archive.zip dir/                # сумісний із Windows формат</w:t>
-      </w:r>
+        <w:spacing w:before="0" w:after="0" w:line="120" w:lineRule="exact"/>
+        <w:rPr>
+          <w:sz w:val="4"/>
+          <w:szCs w:val="4"/>
+        </w:rPr>
+      </w:pPr>
+    </w:p>
+    <w:tbl>
+      <w:tblPr>
+        <w:tblStyle w:val="SourceCodeTable"/>
+        <w:tblW w:type="dxa" w:w="9637"/>
+        <w:tblInd w:w="0" w:type="dxa"/>
+        <w:tblBorders>
+          <w:top w:color="BFBFBF" w:space="0" w:sz="4" w:val="single"/>
+          <w:left w:color="BFBFBF" w:space="0" w:sz="4" w:val="single"/>
+          <w:bottom w:color="BFBFBF" w:space="0" w:sz="4" w:val="single"/>
+          <w:right w:color="BFBFBF" w:space="0" w:sz="4" w:val="single"/>
+        </w:tblBorders>
+        <w:tblLayout w:type="fixed"/>
+        <w:tblCellMar>
+          <w:top w:type="dxa" w:w="113"/>
+          <w:left w:type="dxa" w:w="113"/>
+          <w:bottom w:type="dxa" w:w="113"/>
+          <w:right w:type="dxa" w:w="113"/>
+        </w:tblCellMar>
+        <w:tblLook w:val="0000" w:firstRow="0" w:lastRow="0" w:firstColumn="0" w:lastColumn="0" w:noHBand="1" w:noVBand="1"/>
+      </w:tblPr>
+      <w:tblGrid>
+        <w:gridCol w:w="9637"/>
+      </w:tblGrid>
+      <w:tr>
+        <w:tc>
+          <w:tcPr>
+            <w:tcW w:type="dxa" w:w="9637"/>
+          </w:tcPr>
+          <w:p>
+            <w:pPr>
+              <w:pStyle w:val="SourceCode"/>
+              <w:spacing w:before="0" w:after="0" w:line="200" w:lineRule="auto"/>
+            </w:pPr>
+            <w:r>
+              <w:t xml:space="preserve">tar -cvf archive.tar dir/              # створити архів</w:t>
+            </w:r>
+          </w:p>
+          <w:p>
+            <w:pPr>
+              <w:pStyle w:val="SourceCode"/>
+              <w:spacing w:before="0" w:after="0" w:line="200" w:lineRule="auto"/>
+            </w:pPr>
+            <w:r>
+              <w:t xml:space="preserve">tar -czvf archive.tar.gz dir/          # архів зі стисненням gzip</w:t>
+            </w:r>
+          </w:p>
+          <w:p>
+            <w:pPr>
+              <w:pStyle w:val="SourceCode"/>
+              <w:spacing w:before="0" w:after="0" w:line="200" w:lineRule="auto"/>
+            </w:pPr>
+            <w:r>
+              <w:t xml:space="preserve">tar -tzvf archive.tar.gz               # переглянути вміст</w:t>
+            </w:r>
+          </w:p>
+          <w:p>
+            <w:pPr>
+              <w:pStyle w:val="SourceCode"/>
+              <w:spacing w:before="0" w:after="0" w:line="200" w:lineRule="auto"/>
+            </w:pPr>
+            <w:r>
+              <w:t xml:space="preserve">tar -xzvf archive.tar.gz -C /tmp/out   # розпакувати в каталог</w:t>
+            </w:r>
+          </w:p>
+          <w:p>
+            <w:pPr>
+              <w:pStyle w:val="SourceCode"/>
+              <w:spacing w:before="0" w:after="0" w:line="200" w:lineRule="auto"/>
+            </w:pPr>
+            <w:r>
+              <w:t xml:space="preserve">gzip report.txt                        # стиснути окремий файл</w:t>
+            </w:r>
+          </w:p>
+          <w:p>
+            <w:pPr>
+              <w:pStyle w:val="SourceCode"/>
+              <w:spacing w:before="0" w:after="0" w:line="200" w:lineRule="auto"/>
+            </w:pPr>
+            <w:r>
+              <w:t xml:space="preserve">zip -r archive.zip dir/                # сумісний із Windows формат</w:t>
+            </w:r>
+          </w:p>
+        </w:tc>
+      </w:tr>
+    </w:tbl>
+    <w:p>
+      <w:pPr>
+        <w:spacing w:before="0" w:after="0" w:line="120" w:lineRule="exact"/>
+        <w:rPr>
+          <w:sz w:val="4"/>
+          <w:szCs w:val="4"/>
+        </w:rPr>
+      </w:pPr>
     </w:p>
     <w:p>
       <w:pPr>
@@ -1755,126 +2000,175 @@
     </w:p>
     <w:p>
       <w:pPr>
-        <w:pStyle w:val="SourceCode"/>
-        <w:spacing w:before="120" w:after="0" w:line="200" w:lineRule="auto"/>
-      </w:pPr>
-      <w:r>
-        <w:t xml:space="preserve">student@lab-vm:~$ mkdir -p ~/lab7/{src,docs,bak,mnt}</w:t>
-      </w:r>
-    </w:p>
-    <w:p>
-      <w:pPr>
-        <w:pStyle w:val="SourceCode"/>
-        <w:spacing w:before="0" w:after="0" w:line="200" w:lineRule="auto"/>
-      </w:pPr>
-      <w:r>
-        <w:t xml:space="preserve">student@lab-vm:~$ cd ~/lab7</w:t>
-      </w:r>
-    </w:p>
-    <w:p>
-      <w:pPr>
-        <w:pStyle w:val="SourceCode"/>
-        <w:spacing w:before="0" w:after="0" w:line="200" w:lineRule="auto"/>
-      </w:pPr>
-      <w:r>
-        <w:t xml:space="preserve">student@lab-vm:~/lab7$ cp /etc/services /etc/hosts /etc/passwd src/</w:t>
-      </w:r>
-    </w:p>
-    <w:p>
-      <w:pPr>
-        <w:pStyle w:val="SourceCode"/>
-        <w:spacing w:before="0" w:after="0" w:line="200" w:lineRule="auto"/>
-      </w:pPr>
-      <w:r>
-        <w:t xml:space="preserve">student@lab-vm:~/lab7$ ls -lh src/</w:t>
-      </w:r>
-    </w:p>
-    <w:p>
-      <w:pPr>
-        <w:pStyle w:val="SourceCode"/>
-        <w:spacing w:before="0" w:after="0" w:line="200" w:lineRule="auto"/>
-      </w:pPr>
-      <w:r>
-        <w:t xml:space="preserve">-rw-r--r-- 1 student student  221 вер 18 10:12 hosts</w:t>
-      </w:r>
-    </w:p>
-    <w:p>
-      <w:pPr>
-        <w:pStyle w:val="SourceCode"/>
-        <w:spacing w:before="0" w:after="0" w:line="200" w:lineRule="auto"/>
-      </w:pPr>
-      <w:r>
-        <w:t xml:space="preserve">-rw-r--r-- 1 student student 3,0K вер 18 10:12 passwd</w:t>
-      </w:r>
-    </w:p>
-    <w:p>
-      <w:pPr>
-        <w:pStyle w:val="SourceCode"/>
-        <w:spacing w:before="0" w:after="0" w:line="200" w:lineRule="auto"/>
-      </w:pPr>
-      <w:r>
-        <w:t xml:space="preserve">-rw-r--r-- 1 student student  19K вер 18 10:12 services</w:t>
-      </w:r>
-    </w:p>
-    <w:p>
-      <w:pPr>
-        <w:pStyle w:val="SourceCode"/>
-        <w:spacing w:before="0" w:after="0" w:line="200" w:lineRule="auto"/>
-      </w:pPr>
-    </w:p>
-    <w:p>
-      <w:pPr>
-        <w:pStyle w:val="SourceCode"/>
-        <w:spacing w:before="0" w:after="0" w:line="200" w:lineRule="auto"/>
-      </w:pPr>
-      <w:r>
-        <w:t xml:space="preserve">student@lab-vm:~/lab7$ tree -L 1</w:t>
-      </w:r>
-    </w:p>
-    <w:p>
-      <w:pPr>
-        <w:pStyle w:val="SourceCode"/>
-        <w:spacing w:before="0" w:after="0" w:line="200" w:lineRule="auto"/>
-      </w:pPr>
-      <w:r>
-        <w:t xml:space="preserve">.</w:t>
-      </w:r>
-    </w:p>
-    <w:p>
-      <w:pPr>
-        <w:pStyle w:val="SourceCode"/>
-        <w:spacing w:before="0" w:after="0" w:line="200" w:lineRule="auto"/>
-      </w:pPr>
-      <w:r>
-        <w:t xml:space="preserve">├── bak</w:t>
-      </w:r>
-    </w:p>
-    <w:p>
-      <w:pPr>
-        <w:pStyle w:val="SourceCode"/>
-        <w:spacing w:before="0" w:after="0" w:line="200" w:lineRule="auto"/>
-      </w:pPr>
-      <w:r>
-        <w:t xml:space="preserve">├── docs</w:t>
-      </w:r>
-    </w:p>
-    <w:p>
-      <w:pPr>
-        <w:pStyle w:val="SourceCode"/>
-        <w:spacing w:before="0" w:after="0" w:line="200" w:lineRule="auto"/>
-      </w:pPr>
-      <w:r>
-        <w:t xml:space="preserve">├── mnt</w:t>
-      </w:r>
-    </w:p>
-    <w:p>
-      <w:pPr>
-        <w:pStyle w:val="SourceCode"/>
-        <w:spacing w:before="0" w:after="120" w:line="200" w:lineRule="auto"/>
-      </w:pPr>
-      <w:r>
-        <w:t xml:space="preserve">└── src</w:t>
-      </w:r>
+        <w:spacing w:before="0" w:after="0" w:line="120" w:lineRule="exact"/>
+        <w:rPr>
+          <w:sz w:val="4"/>
+          <w:szCs w:val="4"/>
+        </w:rPr>
+      </w:pPr>
+    </w:p>
+    <w:tbl>
+      <w:tblPr>
+        <w:tblStyle w:val="SourceCodeTable"/>
+        <w:tblW w:type="dxa" w:w="9637"/>
+        <w:tblInd w:w="0" w:type="dxa"/>
+        <w:tblBorders>
+          <w:top w:color="BFBFBF" w:space="0" w:sz="4" w:val="single"/>
+          <w:left w:color="BFBFBF" w:space="0" w:sz="4" w:val="single"/>
+          <w:bottom w:color="BFBFBF" w:space="0" w:sz="4" w:val="single"/>
+          <w:right w:color="BFBFBF" w:space="0" w:sz="4" w:val="single"/>
+        </w:tblBorders>
+        <w:tblLayout w:type="fixed"/>
+        <w:tblCellMar>
+          <w:top w:type="dxa" w:w="113"/>
+          <w:left w:type="dxa" w:w="113"/>
+          <w:bottom w:type="dxa" w:w="113"/>
+          <w:right w:type="dxa" w:w="113"/>
+        </w:tblCellMar>
+        <w:tblLook w:val="0000" w:firstRow="0" w:lastRow="0" w:firstColumn="0" w:lastColumn="0" w:noHBand="1" w:noVBand="1"/>
+      </w:tblPr>
+      <w:tblGrid>
+        <w:gridCol w:w="9637"/>
+      </w:tblGrid>
+      <w:tr>
+        <w:tc>
+          <w:tcPr>
+            <w:tcW w:type="dxa" w:w="9637"/>
+          </w:tcPr>
+          <w:p>
+            <w:pPr>
+              <w:pStyle w:val="SourceCode"/>
+              <w:spacing w:before="0" w:after="0" w:line="200" w:lineRule="auto"/>
+            </w:pPr>
+            <w:r>
+              <w:t xml:space="preserve">student@lab-vm:~$ mkdir -p ~/lab7/{src,docs,bak,mnt}</w:t>
+            </w:r>
+          </w:p>
+          <w:p>
+            <w:pPr>
+              <w:pStyle w:val="SourceCode"/>
+              <w:spacing w:before="0" w:after="0" w:line="200" w:lineRule="auto"/>
+            </w:pPr>
+            <w:r>
+              <w:t xml:space="preserve">student@lab-vm:~$ cd ~/lab7</w:t>
+            </w:r>
+          </w:p>
+          <w:p>
+            <w:pPr>
+              <w:pStyle w:val="SourceCode"/>
+              <w:spacing w:before="0" w:after="0" w:line="200" w:lineRule="auto"/>
+            </w:pPr>
+            <w:r>
+              <w:t xml:space="preserve">student@lab-vm:~/lab7$ cp /etc/services /etc/hosts /etc/passwd src/</w:t>
+            </w:r>
+          </w:p>
+          <w:p>
+            <w:pPr>
+              <w:pStyle w:val="SourceCode"/>
+              <w:spacing w:before="0" w:after="0" w:line="200" w:lineRule="auto"/>
+            </w:pPr>
+            <w:r>
+              <w:t xml:space="preserve">student@lab-vm:~/lab7$ ls -lh src/</w:t>
+            </w:r>
+          </w:p>
+          <w:p>
+            <w:pPr>
+              <w:pStyle w:val="SourceCode"/>
+              <w:spacing w:before="0" w:after="0" w:line="200" w:lineRule="auto"/>
+            </w:pPr>
+            <w:r>
+              <w:t xml:space="preserve">-rw-r--r-- 1 student student  221 вер 18 10:12 hosts</w:t>
+            </w:r>
+          </w:p>
+          <w:p>
+            <w:pPr>
+              <w:pStyle w:val="SourceCode"/>
+              <w:spacing w:before="0" w:after="0" w:line="200" w:lineRule="auto"/>
+            </w:pPr>
+            <w:r>
+              <w:t xml:space="preserve">-rw-r--r-- 1 student student 3,0K вер 18 10:12 passwd</w:t>
+            </w:r>
+          </w:p>
+          <w:p>
+            <w:pPr>
+              <w:pStyle w:val="SourceCode"/>
+              <w:spacing w:before="0" w:after="0" w:line="200" w:lineRule="auto"/>
+            </w:pPr>
+            <w:r>
+              <w:t xml:space="preserve">-rw-r--r-- 1 student student  19K вер 18 10:12 services</w:t>
+            </w:r>
+          </w:p>
+          <w:p>
+            <w:pPr>
+              <w:pStyle w:val="SourceCode"/>
+              <w:spacing w:before="0" w:after="0" w:line="200" w:lineRule="auto"/>
+            </w:pPr>
+          </w:p>
+          <w:p>
+            <w:pPr>
+              <w:pStyle w:val="SourceCode"/>
+              <w:spacing w:before="0" w:after="0" w:line="200" w:lineRule="auto"/>
+            </w:pPr>
+            <w:r>
+              <w:t xml:space="preserve">student@lab-vm:~/lab7$ tree -L 1</w:t>
+            </w:r>
+          </w:p>
+          <w:p>
+            <w:pPr>
+              <w:pStyle w:val="SourceCode"/>
+              <w:spacing w:before="0" w:after="0" w:line="200" w:lineRule="auto"/>
+            </w:pPr>
+            <w:r>
+              <w:t xml:space="preserve">.</w:t>
+            </w:r>
+          </w:p>
+          <w:p>
+            <w:pPr>
+              <w:pStyle w:val="SourceCode"/>
+              <w:spacing w:before="0" w:after="0" w:line="200" w:lineRule="auto"/>
+            </w:pPr>
+            <w:r>
+              <w:t xml:space="preserve">├── bak</w:t>
+            </w:r>
+          </w:p>
+          <w:p>
+            <w:pPr>
+              <w:pStyle w:val="SourceCode"/>
+              <w:spacing w:before="0" w:after="0" w:line="200" w:lineRule="auto"/>
+            </w:pPr>
+            <w:r>
+              <w:t xml:space="preserve">├── docs</w:t>
+            </w:r>
+          </w:p>
+          <w:p>
+            <w:pPr>
+              <w:pStyle w:val="SourceCode"/>
+              <w:spacing w:before="0" w:after="0" w:line="200" w:lineRule="auto"/>
+            </w:pPr>
+            <w:r>
+              <w:t xml:space="preserve">├── mnt</w:t>
+            </w:r>
+          </w:p>
+          <w:p>
+            <w:pPr>
+              <w:pStyle w:val="SourceCode"/>
+              <w:spacing w:before="0" w:after="0" w:line="200" w:lineRule="auto"/>
+            </w:pPr>
+            <w:r>
+              <w:t xml:space="preserve">└── src</w:t>
+            </w:r>
+          </w:p>
+        </w:tc>
+      </w:tr>
+    </w:tbl>
+    <w:p>
+      <w:pPr>
+        <w:spacing w:before="0" w:after="0" w:line="120" w:lineRule="exact"/>
+        <w:rPr>
+          <w:sz w:val="4"/>
+          <w:szCs w:val="4"/>
+        </w:rPr>
+      </w:pPr>
     </w:p>
     <w:p>
       <w:pPr>
@@ -1911,123 +2205,172 @@
     </w:p>
     <w:p>
       <w:pPr>
-        <w:pStyle w:val="SourceCode"/>
-        <w:spacing w:before="120" w:after="0" w:line="200" w:lineRule="auto"/>
-      </w:pPr>
-      <w:r>
-        <w:t xml:space="preserve">student@lab-vm:~/lab7$ stat src/hosts</w:t>
-      </w:r>
-    </w:p>
-    <w:p>
-      <w:pPr>
-        <w:pStyle w:val="SourceCode"/>
-        <w:spacing w:before="0" w:after="0" w:line="200" w:lineRule="auto"/>
-      </w:pPr>
-      <w:r>
-        <w:t xml:space="preserve">  File: src/hosts</w:t>
-      </w:r>
-    </w:p>
-    <w:p>
-      <w:pPr>
-        <w:pStyle w:val="SourceCode"/>
-        <w:spacing w:before="0" w:after="0" w:line="200" w:lineRule="auto"/>
-      </w:pPr>
-      <w:r>
-        <w:t xml:space="preserve">  Size: 221        Blocks: 8          IO Block: 4096   regular file</w:t>
-      </w:r>
-    </w:p>
-    <w:p>
-      <w:pPr>
-        <w:pStyle w:val="SourceCode"/>
-        <w:spacing w:before="0" w:after="0" w:line="200" w:lineRule="auto"/>
-      </w:pPr>
-      <w:r>
-        <w:t xml:space="preserve">Device: 8,2 Inode: 1443521     Links: 1</w:t>
-      </w:r>
-    </w:p>
-    <w:p>
-      <w:pPr>
-        <w:pStyle w:val="SourceCode"/>
-        <w:spacing w:before="0" w:after="0" w:line="200" w:lineRule="auto"/>
-      </w:pPr>
-      <w:r>
-        <w:t xml:space="preserve">Access: (0644/-rw-r--r--)  Uid: ( 1000/student)   Gid: ( 1000/student)</w:t>
-      </w:r>
-    </w:p>
-    <w:p>
-      <w:pPr>
-        <w:pStyle w:val="SourceCode"/>
-        <w:spacing w:before="0" w:after="0" w:line="200" w:lineRule="auto"/>
-      </w:pPr>
-      <w:r>
-        <w:t xml:space="preserve">Modify: 2026-09-18 10:12:03.412000000 +0300</w:t>
-      </w:r>
-    </w:p>
-    <w:p>
-      <w:pPr>
-        <w:pStyle w:val="SourceCode"/>
-        <w:spacing w:before="0" w:after="0" w:line="200" w:lineRule="auto"/>
-      </w:pPr>
-    </w:p>
-    <w:p>
-      <w:pPr>
-        <w:pStyle w:val="SourceCode"/>
-        <w:spacing w:before="0" w:after="0" w:line="200" w:lineRule="auto"/>
-      </w:pPr>
-      <w:r>
-        <w:t xml:space="preserve">student@lab-vm:~/lab7$ file src/*</w:t>
-      </w:r>
-    </w:p>
-    <w:p>
-      <w:pPr>
-        <w:pStyle w:val="SourceCode"/>
-        <w:spacing w:before="0" w:after="0" w:line="200" w:lineRule="auto"/>
-      </w:pPr>
-      <w:r>
-        <w:t xml:space="preserve">src/hosts:    ASCII text</w:t>
-      </w:r>
-    </w:p>
-    <w:p>
-      <w:pPr>
-        <w:pStyle w:val="SourceCode"/>
-        <w:spacing w:before="0" w:after="0" w:line="200" w:lineRule="auto"/>
-      </w:pPr>
-      <w:r>
-        <w:t xml:space="preserve">src/passwd:   ASCII text</w:t>
-      </w:r>
-    </w:p>
-    <w:p>
-      <w:pPr>
-        <w:pStyle w:val="SourceCode"/>
-        <w:spacing w:before="0" w:after="0" w:line="200" w:lineRule="auto"/>
-      </w:pPr>
-      <w:r>
-        <w:t xml:space="preserve">src/services: ASCII text</w:t>
-      </w:r>
-    </w:p>
-    <w:p>
-      <w:pPr>
-        <w:pStyle w:val="SourceCode"/>
-        <w:spacing w:before="0" w:after="0" w:line="200" w:lineRule="auto"/>
-      </w:pPr>
-    </w:p>
-    <w:p>
-      <w:pPr>
-        <w:pStyle w:val="SourceCode"/>
-        <w:spacing w:before="0" w:after="0" w:line="200" w:lineRule="auto"/>
-      </w:pPr>
-      <w:r>
-        <w:t xml:space="preserve">student@lab-vm:~/lab7$ file /bin/ls</w:t>
-      </w:r>
-    </w:p>
-    <w:p>
-      <w:pPr>
-        <w:pStyle w:val="SourceCode"/>
-        <w:spacing w:before="0" w:after="120" w:line="200" w:lineRule="auto"/>
-      </w:pPr>
-      <w:r>
-        <w:t xml:space="preserve">/bin/ls: ELF 64-bit LSB pie executable, x86-64, dynamically linked</w:t>
-      </w:r>
+        <w:spacing w:before="0" w:after="0" w:line="120" w:lineRule="exact"/>
+        <w:rPr>
+          <w:sz w:val="4"/>
+          <w:szCs w:val="4"/>
+        </w:rPr>
+      </w:pPr>
+    </w:p>
+    <w:tbl>
+      <w:tblPr>
+        <w:tblStyle w:val="SourceCodeTable"/>
+        <w:tblW w:type="dxa" w:w="9637"/>
+        <w:tblInd w:w="0" w:type="dxa"/>
+        <w:tblBorders>
+          <w:top w:color="BFBFBF" w:space="0" w:sz="4" w:val="single"/>
+          <w:left w:color="BFBFBF" w:space="0" w:sz="4" w:val="single"/>
+          <w:bottom w:color="BFBFBF" w:space="0" w:sz="4" w:val="single"/>
+          <w:right w:color="BFBFBF" w:space="0" w:sz="4" w:val="single"/>
+        </w:tblBorders>
+        <w:tblLayout w:type="fixed"/>
+        <w:tblCellMar>
+          <w:top w:type="dxa" w:w="113"/>
+          <w:left w:type="dxa" w:w="113"/>
+          <w:bottom w:type="dxa" w:w="113"/>
+          <w:right w:type="dxa" w:w="113"/>
+        </w:tblCellMar>
+        <w:tblLook w:val="0000" w:firstRow="0" w:lastRow="0" w:firstColumn="0" w:lastColumn="0" w:noHBand="1" w:noVBand="1"/>
+      </w:tblPr>
+      <w:tblGrid>
+        <w:gridCol w:w="9637"/>
+      </w:tblGrid>
+      <w:tr>
+        <w:tc>
+          <w:tcPr>
+            <w:tcW w:type="dxa" w:w="9637"/>
+          </w:tcPr>
+          <w:p>
+            <w:pPr>
+              <w:pStyle w:val="SourceCode"/>
+              <w:spacing w:before="0" w:after="0" w:line="200" w:lineRule="auto"/>
+            </w:pPr>
+            <w:r>
+              <w:t xml:space="preserve">student@lab-vm:~/lab7$ stat src/hosts</w:t>
+            </w:r>
+          </w:p>
+          <w:p>
+            <w:pPr>
+              <w:pStyle w:val="SourceCode"/>
+              <w:spacing w:before="0" w:after="0" w:line="200" w:lineRule="auto"/>
+            </w:pPr>
+            <w:r>
+              <w:t xml:space="preserve">  File: src/hosts</w:t>
+            </w:r>
+          </w:p>
+          <w:p>
+            <w:pPr>
+              <w:pStyle w:val="SourceCode"/>
+              <w:spacing w:before="0" w:after="0" w:line="200" w:lineRule="auto"/>
+            </w:pPr>
+            <w:r>
+              <w:t xml:space="preserve">  Size: 221        Blocks: 8          IO Block: 4096   regular file</w:t>
+            </w:r>
+          </w:p>
+          <w:p>
+            <w:pPr>
+              <w:pStyle w:val="SourceCode"/>
+              <w:spacing w:before="0" w:after="0" w:line="200" w:lineRule="auto"/>
+            </w:pPr>
+            <w:r>
+              <w:t xml:space="preserve">Device: 8,2 Inode: 1443521     Links: 1</w:t>
+            </w:r>
+          </w:p>
+          <w:p>
+            <w:pPr>
+              <w:pStyle w:val="SourceCode"/>
+              <w:spacing w:before="0" w:after="0" w:line="200" w:lineRule="auto"/>
+            </w:pPr>
+            <w:r>
+              <w:t xml:space="preserve">Access: (0644/-rw-r--r--)  Uid: ( 1000/student)   Gid: ( 1000/student)</w:t>
+            </w:r>
+          </w:p>
+          <w:p>
+            <w:pPr>
+              <w:pStyle w:val="SourceCode"/>
+              <w:spacing w:before="0" w:after="0" w:line="200" w:lineRule="auto"/>
+            </w:pPr>
+            <w:r>
+              <w:t xml:space="preserve">Modify: 2026-09-18 10:12:03.412000000 +0300</w:t>
+            </w:r>
+          </w:p>
+          <w:p>
+            <w:pPr>
+              <w:pStyle w:val="SourceCode"/>
+              <w:spacing w:before="0" w:after="0" w:line="200" w:lineRule="auto"/>
+            </w:pPr>
+          </w:p>
+          <w:p>
+            <w:pPr>
+              <w:pStyle w:val="SourceCode"/>
+              <w:spacing w:before="0" w:after="0" w:line="200" w:lineRule="auto"/>
+            </w:pPr>
+            <w:r>
+              <w:t xml:space="preserve">student@lab-vm:~/lab7$ file src/*</w:t>
+            </w:r>
+          </w:p>
+          <w:p>
+            <w:pPr>
+              <w:pStyle w:val="SourceCode"/>
+              <w:spacing w:before="0" w:after="0" w:line="200" w:lineRule="auto"/>
+            </w:pPr>
+            <w:r>
+              <w:t xml:space="preserve">src/hosts:    ASCII text</w:t>
+            </w:r>
+          </w:p>
+          <w:p>
+            <w:pPr>
+              <w:pStyle w:val="SourceCode"/>
+              <w:spacing w:before="0" w:after="0" w:line="200" w:lineRule="auto"/>
+            </w:pPr>
+            <w:r>
+              <w:t xml:space="preserve">src/passwd:   ASCII text</w:t>
+            </w:r>
+          </w:p>
+          <w:p>
+            <w:pPr>
+              <w:pStyle w:val="SourceCode"/>
+              <w:spacing w:before="0" w:after="0" w:line="200" w:lineRule="auto"/>
+            </w:pPr>
+            <w:r>
+              <w:t xml:space="preserve">src/services: ASCII text</w:t>
+            </w:r>
+          </w:p>
+          <w:p>
+            <w:pPr>
+              <w:pStyle w:val="SourceCode"/>
+              <w:spacing w:before="0" w:after="0" w:line="200" w:lineRule="auto"/>
+            </w:pPr>
+          </w:p>
+          <w:p>
+            <w:pPr>
+              <w:pStyle w:val="SourceCode"/>
+              <w:spacing w:before="0" w:after="0" w:line="200" w:lineRule="auto"/>
+            </w:pPr>
+            <w:r>
+              <w:t xml:space="preserve">student@lab-vm:~/lab7$ file /bin/ls</w:t>
+            </w:r>
+          </w:p>
+          <w:p>
+            <w:pPr>
+              <w:pStyle w:val="SourceCode"/>
+              <w:spacing w:before="0" w:after="0" w:line="200" w:lineRule="auto"/>
+            </w:pPr>
+            <w:r>
+              <w:t xml:space="preserve">/bin/ls: ELF 64-bit LSB pie executable, x86-64, dynamically linked</w:t>
+            </w:r>
+          </w:p>
+        </w:tc>
+      </w:tr>
+    </w:tbl>
+    <w:p>
+      <w:pPr>
+        <w:spacing w:before="0" w:after="0" w:line="120" w:lineRule="exact"/>
+        <w:rPr>
+          <w:sz w:val="4"/>
+          <w:szCs w:val="4"/>
+        </w:rPr>
+      </w:pPr>
     </w:p>
     <w:p>
       <w:pPr>
@@ -2064,147 +2407,196 @@
     </w:p>
     <w:p>
       <w:pPr>
-        <w:pStyle w:val="SourceCode"/>
-        <w:spacing w:before="120" w:after="0" w:line="200" w:lineRule="auto"/>
-      </w:pPr>
-      <w:r>
-        <w:t xml:space="preserve">student@lab-vm:~/lab7$ find /etc -name "*.conf" -size +10k 2&gt;/dev/null | head -3</w:t>
-      </w:r>
-    </w:p>
-    <w:p>
-      <w:pPr>
-        <w:pStyle w:val="SourceCode"/>
-        <w:spacing w:before="0" w:after="0" w:line="200" w:lineRule="auto"/>
-      </w:pPr>
-      <w:r>
-        <w:t xml:space="preserve">/etc/security/limits.conf</w:t>
-      </w:r>
-    </w:p>
-    <w:p>
-      <w:pPr>
-        <w:pStyle w:val="SourceCode"/>
-        <w:spacing w:before="0" w:after="0" w:line="200" w:lineRule="auto"/>
-      </w:pPr>
-      <w:r>
-        <w:t xml:space="preserve">/etc/ssh/sshd_config.conf</w:t>
-      </w:r>
-    </w:p>
-    <w:p>
-      <w:pPr>
-        <w:pStyle w:val="SourceCode"/>
-        <w:spacing w:before="0" w:after="0" w:line="200" w:lineRule="auto"/>
-      </w:pPr>
-      <w:r>
-        <w:t xml:space="preserve">/etc/sysctl.conf</w:t>
-      </w:r>
-    </w:p>
-    <w:p>
-      <w:pPr>
-        <w:pStyle w:val="SourceCode"/>
-        <w:spacing w:before="0" w:after="0" w:line="200" w:lineRule="auto"/>
-      </w:pPr>
-    </w:p>
-    <w:p>
-      <w:pPr>
-        <w:pStyle w:val="SourceCode"/>
-        <w:spacing w:before="0" w:after="0" w:line="200" w:lineRule="auto"/>
-      </w:pPr>
-      <w:r>
-        <w:t xml:space="preserve">student@lab-vm:~/lab7$ find ~/lab7 -type f -mmin -10</w:t>
-      </w:r>
-    </w:p>
-    <w:p>
-      <w:pPr>
-        <w:pStyle w:val="SourceCode"/>
-        <w:spacing w:before="0" w:after="0" w:line="200" w:lineRule="auto"/>
-      </w:pPr>
-      <w:r>
-        <w:t xml:space="preserve">/home/student/lab7/src/hosts</w:t>
-      </w:r>
-    </w:p>
-    <w:p>
-      <w:pPr>
-        <w:pStyle w:val="SourceCode"/>
-        <w:spacing w:before="0" w:after="0" w:line="200" w:lineRule="auto"/>
-      </w:pPr>
-      <w:r>
-        <w:t xml:space="preserve">/home/student/lab7/src/passwd</w:t>
-      </w:r>
-    </w:p>
-    <w:p>
-      <w:pPr>
-        <w:pStyle w:val="SourceCode"/>
-        <w:spacing w:before="0" w:after="0" w:line="200" w:lineRule="auto"/>
-      </w:pPr>
-      <w:r>
-        <w:t xml:space="preserve">/home/student/lab7/src/services</w:t>
-      </w:r>
-    </w:p>
-    <w:p>
-      <w:pPr>
-        <w:pStyle w:val="SourceCode"/>
-        <w:spacing w:before="0" w:after="0" w:line="200" w:lineRule="auto"/>
-      </w:pPr>
-    </w:p>
-    <w:p>
-      <w:pPr>
-        <w:pStyle w:val="SourceCode"/>
-        <w:spacing w:before="0" w:after="0" w:line="200" w:lineRule="auto"/>
-      </w:pPr>
-      <w:r>
-        <w:t xml:space="preserve">student@lab-vm:~/lab7$ find src -type f -exec wc -l {} \;</w:t>
-      </w:r>
-    </w:p>
-    <w:p>
-      <w:pPr>
-        <w:pStyle w:val="SourceCode"/>
-        <w:spacing w:before="0" w:after="0" w:line="200" w:lineRule="auto"/>
-      </w:pPr>
-      <w:r>
-        <w:t xml:space="preserve">12 src/hosts</w:t>
-      </w:r>
-    </w:p>
-    <w:p>
-      <w:pPr>
-        <w:pStyle w:val="SourceCode"/>
-        <w:spacing w:before="0" w:after="0" w:line="200" w:lineRule="auto"/>
-      </w:pPr>
-      <w:r>
-        <w:t xml:space="preserve">48 src/passwd</w:t>
-      </w:r>
-    </w:p>
-    <w:p>
-      <w:pPr>
-        <w:pStyle w:val="SourceCode"/>
-        <w:spacing w:before="0" w:after="0" w:line="200" w:lineRule="auto"/>
-      </w:pPr>
-      <w:r>
-        <w:t xml:space="preserve">11473 src/services</w:t>
-      </w:r>
-    </w:p>
-    <w:p>
-      <w:pPr>
-        <w:pStyle w:val="SourceCode"/>
-        <w:spacing w:before="0" w:after="0" w:line="200" w:lineRule="auto"/>
-      </w:pPr>
-    </w:p>
-    <w:p>
-      <w:pPr>
-        <w:pStyle w:val="SourceCode"/>
-        <w:spacing w:before="0" w:after="0" w:line="200" w:lineRule="auto"/>
-      </w:pPr>
-      <w:r>
-        <w:t xml:space="preserve">student@lab-vm:~/lab7$ grep -c "" src/services</w:t>
-      </w:r>
-    </w:p>
-    <w:p>
-      <w:pPr>
-        <w:pStyle w:val="SourceCode"/>
-        <w:spacing w:before="0" w:after="120" w:line="200" w:lineRule="auto"/>
-      </w:pPr>
-      <w:r>
-        <w:t xml:space="preserve">11473</w:t>
-      </w:r>
+        <w:spacing w:before="0" w:after="0" w:line="120" w:lineRule="exact"/>
+        <w:rPr>
+          <w:sz w:val="4"/>
+          <w:szCs w:val="4"/>
+        </w:rPr>
+      </w:pPr>
+    </w:p>
+    <w:tbl>
+      <w:tblPr>
+        <w:tblStyle w:val="SourceCodeTable"/>
+        <w:tblW w:type="dxa" w:w="9637"/>
+        <w:tblInd w:w="0" w:type="dxa"/>
+        <w:tblBorders>
+          <w:top w:color="BFBFBF" w:space="0" w:sz="4" w:val="single"/>
+          <w:left w:color="BFBFBF" w:space="0" w:sz="4" w:val="single"/>
+          <w:bottom w:color="BFBFBF" w:space="0" w:sz="4" w:val="single"/>
+          <w:right w:color="BFBFBF" w:space="0" w:sz="4" w:val="single"/>
+        </w:tblBorders>
+        <w:tblLayout w:type="fixed"/>
+        <w:tblCellMar>
+          <w:top w:type="dxa" w:w="113"/>
+          <w:left w:type="dxa" w:w="113"/>
+          <w:bottom w:type="dxa" w:w="113"/>
+          <w:right w:type="dxa" w:w="113"/>
+        </w:tblCellMar>
+        <w:tblLook w:val="0000" w:firstRow="0" w:lastRow="0" w:firstColumn="0" w:lastColumn="0" w:noHBand="1" w:noVBand="1"/>
+      </w:tblPr>
+      <w:tblGrid>
+        <w:gridCol w:w="9637"/>
+      </w:tblGrid>
+      <w:tr>
+        <w:tc>
+          <w:tcPr>
+            <w:tcW w:type="dxa" w:w="9637"/>
+          </w:tcPr>
+          <w:p>
+            <w:pPr>
+              <w:pStyle w:val="SourceCode"/>
+              <w:spacing w:before="0" w:after="0" w:line="200" w:lineRule="auto"/>
+            </w:pPr>
+            <w:r>
+              <w:t xml:space="preserve">student@lab-vm:~/lab7$ find /etc -name "*.conf" -size +10k 2&gt;/dev/null | head -3</w:t>
+            </w:r>
+          </w:p>
+          <w:p>
+            <w:pPr>
+              <w:pStyle w:val="SourceCode"/>
+              <w:spacing w:before="0" w:after="0" w:line="200" w:lineRule="auto"/>
+            </w:pPr>
+            <w:r>
+              <w:t xml:space="preserve">/etc/security/limits.conf</w:t>
+            </w:r>
+          </w:p>
+          <w:p>
+            <w:pPr>
+              <w:pStyle w:val="SourceCode"/>
+              <w:spacing w:before="0" w:after="0" w:line="200" w:lineRule="auto"/>
+            </w:pPr>
+            <w:r>
+              <w:t xml:space="preserve">/etc/ssh/sshd_config.conf</w:t>
+            </w:r>
+          </w:p>
+          <w:p>
+            <w:pPr>
+              <w:pStyle w:val="SourceCode"/>
+              <w:spacing w:before="0" w:after="0" w:line="200" w:lineRule="auto"/>
+            </w:pPr>
+            <w:r>
+              <w:t xml:space="preserve">/etc/sysctl.conf</w:t>
+            </w:r>
+          </w:p>
+          <w:p>
+            <w:pPr>
+              <w:pStyle w:val="SourceCode"/>
+              <w:spacing w:before="0" w:after="0" w:line="200" w:lineRule="auto"/>
+            </w:pPr>
+          </w:p>
+          <w:p>
+            <w:pPr>
+              <w:pStyle w:val="SourceCode"/>
+              <w:spacing w:before="0" w:after="0" w:line="200" w:lineRule="auto"/>
+            </w:pPr>
+            <w:r>
+              <w:t xml:space="preserve">student@lab-vm:~/lab7$ find ~/lab7 -type f -mmin -10</w:t>
+            </w:r>
+          </w:p>
+          <w:p>
+            <w:pPr>
+              <w:pStyle w:val="SourceCode"/>
+              <w:spacing w:before="0" w:after="0" w:line="200" w:lineRule="auto"/>
+            </w:pPr>
+            <w:r>
+              <w:t xml:space="preserve">/home/student/lab7/src/hosts</w:t>
+            </w:r>
+          </w:p>
+          <w:p>
+            <w:pPr>
+              <w:pStyle w:val="SourceCode"/>
+              <w:spacing w:before="0" w:after="0" w:line="200" w:lineRule="auto"/>
+            </w:pPr>
+            <w:r>
+              <w:t xml:space="preserve">/home/student/lab7/src/passwd</w:t>
+            </w:r>
+          </w:p>
+          <w:p>
+            <w:pPr>
+              <w:pStyle w:val="SourceCode"/>
+              <w:spacing w:before="0" w:after="0" w:line="200" w:lineRule="auto"/>
+            </w:pPr>
+            <w:r>
+              <w:t xml:space="preserve">/home/student/lab7/src/services</w:t>
+            </w:r>
+          </w:p>
+          <w:p>
+            <w:pPr>
+              <w:pStyle w:val="SourceCode"/>
+              <w:spacing w:before="0" w:after="0" w:line="200" w:lineRule="auto"/>
+            </w:pPr>
+          </w:p>
+          <w:p>
+            <w:pPr>
+              <w:pStyle w:val="SourceCode"/>
+              <w:spacing w:before="0" w:after="0" w:line="200" w:lineRule="auto"/>
+            </w:pPr>
+            <w:r>
+              <w:t xml:space="preserve">student@lab-vm:~/lab7$ find src -type f -exec wc -l {} \;</w:t>
+            </w:r>
+          </w:p>
+          <w:p>
+            <w:pPr>
+              <w:pStyle w:val="SourceCode"/>
+              <w:spacing w:before="0" w:after="0" w:line="200" w:lineRule="auto"/>
+            </w:pPr>
+            <w:r>
+              <w:t xml:space="preserve">12 src/hosts</w:t>
+            </w:r>
+          </w:p>
+          <w:p>
+            <w:pPr>
+              <w:pStyle w:val="SourceCode"/>
+              <w:spacing w:before="0" w:after="0" w:line="200" w:lineRule="auto"/>
+            </w:pPr>
+            <w:r>
+              <w:t xml:space="preserve">48 src/passwd</w:t>
+            </w:r>
+          </w:p>
+          <w:p>
+            <w:pPr>
+              <w:pStyle w:val="SourceCode"/>
+              <w:spacing w:before="0" w:after="0" w:line="200" w:lineRule="auto"/>
+            </w:pPr>
+            <w:r>
+              <w:t xml:space="preserve">11473 src/services</w:t>
+            </w:r>
+          </w:p>
+          <w:p>
+            <w:pPr>
+              <w:pStyle w:val="SourceCode"/>
+              <w:spacing w:before="0" w:after="0" w:line="200" w:lineRule="auto"/>
+            </w:pPr>
+          </w:p>
+          <w:p>
+            <w:pPr>
+              <w:pStyle w:val="SourceCode"/>
+              <w:spacing w:before="0" w:after="0" w:line="200" w:lineRule="auto"/>
+            </w:pPr>
+            <w:r>
+              <w:t xml:space="preserve">student@lab-vm:~/lab7$ grep -c "" src/services</w:t>
+            </w:r>
+          </w:p>
+          <w:p>
+            <w:pPr>
+              <w:pStyle w:val="SourceCode"/>
+              <w:spacing w:before="0" w:after="0" w:line="200" w:lineRule="auto"/>
+            </w:pPr>
+            <w:r>
+              <w:t xml:space="preserve">11473</w:t>
+            </w:r>
+          </w:p>
+        </w:tc>
+      </w:tr>
+    </w:tbl>
+    <w:p>
+      <w:pPr>
+        <w:spacing w:before="0" w:after="0" w:line="120" w:lineRule="exact"/>
+        <w:rPr>
+          <w:sz w:val="4"/>
+          <w:szCs w:val="4"/>
+        </w:rPr>
+      </w:pPr>
     </w:p>
     <w:p>
       <w:pPr>
@@ -2241,156 +2633,205 @@
     </w:p>
     <w:p>
       <w:pPr>
-        <w:pStyle w:val="SourceCode"/>
-        <w:spacing w:before="120" w:after="0" w:line="200" w:lineRule="auto"/>
-      </w:pPr>
-      <w:r>
-        <w:t xml:space="preserve">student@lab-vm:~/lab7$ ln src/hosts docs/hosts-hard</w:t>
-      </w:r>
-    </w:p>
-    <w:p>
-      <w:pPr>
-        <w:pStyle w:val="SourceCode"/>
-        <w:spacing w:before="0" w:after="0" w:line="200" w:lineRule="auto"/>
-      </w:pPr>
-      <w:r>
-        <w:t xml:space="preserve">student@lab-vm:~/lab7$ ln -s ../src/hosts docs/hosts-soft</w:t>
-      </w:r>
-    </w:p>
-    <w:p>
-      <w:pPr>
-        <w:pStyle w:val="SourceCode"/>
-        <w:spacing w:before="0" w:after="0" w:line="200" w:lineRule="auto"/>
-      </w:pPr>
-      <w:r>
-        <w:t xml:space="preserve">student@lab-vm:~/lab7$ ls -l docs/</w:t>
-      </w:r>
-    </w:p>
-    <w:p>
-      <w:pPr>
-        <w:pStyle w:val="SourceCode"/>
-        <w:spacing w:before="0" w:after="0" w:line="200" w:lineRule="auto"/>
-      </w:pPr>
-      <w:r>
-        <w:t xml:space="preserve">-rw-r--r-- 2 student student 221 вер 18 10:12 hosts-hard</w:t>
-      </w:r>
-    </w:p>
-    <w:p>
-      <w:pPr>
-        <w:pStyle w:val="SourceCode"/>
-        <w:spacing w:before="0" w:after="0" w:line="200" w:lineRule="auto"/>
-      </w:pPr>
-      <w:r>
-        <w:t xml:space="preserve">lrwxrwxrwx 1 student student  12 вер 18 10:20 hosts-soft -&gt; ../src/hosts</w:t>
-      </w:r>
-    </w:p>
-    <w:p>
-      <w:pPr>
-        <w:pStyle w:val="SourceCode"/>
-        <w:spacing w:before="0" w:after="0" w:line="200" w:lineRule="auto"/>
-      </w:pPr>
-    </w:p>
-    <w:p>
-      <w:pPr>
-        <w:pStyle w:val="SourceCode"/>
-        <w:spacing w:before="0" w:after="0" w:line="200" w:lineRule="auto"/>
-      </w:pPr>
-      <w:r>
-        <w:t xml:space="preserve">student@lab-vm:~/lab7$ stat -c "%i %n" src/hosts docs/hosts-hard docs/hosts-soft</w:t>
-      </w:r>
-    </w:p>
-    <w:p>
-      <w:pPr>
-        <w:pStyle w:val="SourceCode"/>
-        <w:spacing w:before="0" w:after="0" w:line="200" w:lineRule="auto"/>
-      </w:pPr>
-      <w:r>
-        <w:t xml:space="preserve">1443521 src/hosts</w:t>
-      </w:r>
-    </w:p>
-    <w:p>
-      <w:pPr>
-        <w:pStyle w:val="SourceCode"/>
-        <w:spacing w:before="0" w:after="0" w:line="200" w:lineRule="auto"/>
-      </w:pPr>
-      <w:r>
-        <w:t xml:space="preserve">1443521 docs/hosts-hard</w:t>
-      </w:r>
-    </w:p>
-    <w:p>
-      <w:pPr>
-        <w:pStyle w:val="SourceCode"/>
-        <w:spacing w:before="0" w:after="0" w:line="200" w:lineRule="auto"/>
-      </w:pPr>
-      <w:r>
-        <w:t xml:space="preserve">1443902 docs/hosts-soft</w:t>
-      </w:r>
-    </w:p>
-    <w:p>
-      <w:pPr>
-        <w:pStyle w:val="SourceCode"/>
-        <w:spacing w:before="0" w:after="0" w:line="200" w:lineRule="auto"/>
-      </w:pPr>
-    </w:p>
-    <w:p>
-      <w:pPr>
-        <w:pStyle w:val="SourceCode"/>
-        <w:spacing w:before="0" w:after="0" w:line="200" w:lineRule="auto"/>
-      </w:pPr>
-      <w:r>
-        <w:t xml:space="preserve">student@lab-vm:~/lab7$ rm src/hosts</w:t>
-      </w:r>
-    </w:p>
-    <w:p>
-      <w:pPr>
-        <w:pStyle w:val="SourceCode"/>
-        <w:spacing w:before="0" w:after="0" w:line="200" w:lineRule="auto"/>
-      </w:pPr>
-      <w:r>
-        <w:t xml:space="preserve">student@lab-vm:~/lab7$ cat docs/hosts-hard | head -2</w:t>
-      </w:r>
-    </w:p>
-    <w:p>
-      <w:pPr>
-        <w:pStyle w:val="SourceCode"/>
-        <w:spacing w:before="0" w:after="0" w:line="200" w:lineRule="auto"/>
-      </w:pPr>
-      <w:r>
-        <w:t xml:space="preserve">127.0.0.1   localhost</w:t>
-      </w:r>
-    </w:p>
-    <w:p>
-      <w:pPr>
-        <w:pStyle w:val="SourceCode"/>
-        <w:spacing w:before="0" w:after="0" w:line="200" w:lineRule="auto"/>
-      </w:pPr>
-      <w:r>
-        <w:t xml:space="preserve">127.0.1.1   lab-vm</w:t>
-      </w:r>
-    </w:p>
-    <w:p>
-      <w:pPr>
-        <w:pStyle w:val="SourceCode"/>
-        <w:spacing w:before="0" w:after="0" w:line="200" w:lineRule="auto"/>
-      </w:pPr>
-    </w:p>
-    <w:p>
-      <w:pPr>
-        <w:pStyle w:val="SourceCode"/>
-        <w:spacing w:before="0" w:after="0" w:line="200" w:lineRule="auto"/>
-      </w:pPr>
-      <w:r>
-        <w:t xml:space="preserve">student@lab-vm:~/lab7$ cat docs/hosts-soft</w:t>
-      </w:r>
-    </w:p>
-    <w:p>
-      <w:pPr>
-        <w:pStyle w:val="SourceCode"/>
-        <w:spacing w:before="0" w:after="120" w:line="200" w:lineRule="auto"/>
-      </w:pPr>
-      <w:r>
-        <w:t xml:space="preserve">cat: docs/hosts-soft: No such file or directory</w:t>
-      </w:r>
+        <w:spacing w:before="0" w:after="0" w:line="120" w:lineRule="exact"/>
+        <w:rPr>
+          <w:sz w:val="4"/>
+          <w:szCs w:val="4"/>
+        </w:rPr>
+      </w:pPr>
+    </w:p>
+    <w:tbl>
+      <w:tblPr>
+        <w:tblStyle w:val="SourceCodeTable"/>
+        <w:tblW w:type="dxa" w:w="9637"/>
+        <w:tblInd w:w="0" w:type="dxa"/>
+        <w:tblBorders>
+          <w:top w:color="BFBFBF" w:space="0" w:sz="4" w:val="single"/>
+          <w:left w:color="BFBFBF" w:space="0" w:sz="4" w:val="single"/>
+          <w:bottom w:color="BFBFBF" w:space="0" w:sz="4" w:val="single"/>
+          <w:right w:color="BFBFBF" w:space="0" w:sz="4" w:val="single"/>
+        </w:tblBorders>
+        <w:tblLayout w:type="fixed"/>
+        <w:tblCellMar>
+          <w:top w:type="dxa" w:w="113"/>
+          <w:left w:type="dxa" w:w="113"/>
+          <w:bottom w:type="dxa" w:w="113"/>
+          <w:right w:type="dxa" w:w="113"/>
+        </w:tblCellMar>
+        <w:tblLook w:val="0000" w:firstRow="0" w:lastRow="0" w:firstColumn="0" w:lastColumn="0" w:noHBand="1" w:noVBand="1"/>
+      </w:tblPr>
+      <w:tblGrid>
+        <w:gridCol w:w="9637"/>
+      </w:tblGrid>
+      <w:tr>
+        <w:tc>
+          <w:tcPr>
+            <w:tcW w:type="dxa" w:w="9637"/>
+          </w:tcPr>
+          <w:p>
+            <w:pPr>
+              <w:pStyle w:val="SourceCode"/>
+              <w:spacing w:before="0" w:after="0" w:line="200" w:lineRule="auto"/>
+            </w:pPr>
+            <w:r>
+              <w:t xml:space="preserve">student@lab-vm:~/lab7$ ln src/hosts docs/hosts-hard</w:t>
+            </w:r>
+          </w:p>
+          <w:p>
+            <w:pPr>
+              <w:pStyle w:val="SourceCode"/>
+              <w:spacing w:before="0" w:after="0" w:line="200" w:lineRule="auto"/>
+            </w:pPr>
+            <w:r>
+              <w:t xml:space="preserve">student@lab-vm:~/lab7$ ln -s ../src/hosts docs/hosts-soft</w:t>
+            </w:r>
+          </w:p>
+          <w:p>
+            <w:pPr>
+              <w:pStyle w:val="SourceCode"/>
+              <w:spacing w:before="0" w:after="0" w:line="200" w:lineRule="auto"/>
+            </w:pPr>
+            <w:r>
+              <w:t xml:space="preserve">student@lab-vm:~/lab7$ ls -l docs/</w:t>
+            </w:r>
+          </w:p>
+          <w:p>
+            <w:pPr>
+              <w:pStyle w:val="SourceCode"/>
+              <w:spacing w:before="0" w:after="0" w:line="200" w:lineRule="auto"/>
+            </w:pPr>
+            <w:r>
+              <w:t xml:space="preserve">-rw-r--r-- 2 student student 221 вер 18 10:12 hosts-hard</w:t>
+            </w:r>
+          </w:p>
+          <w:p>
+            <w:pPr>
+              <w:pStyle w:val="SourceCode"/>
+              <w:spacing w:before="0" w:after="0" w:line="200" w:lineRule="auto"/>
+            </w:pPr>
+            <w:r>
+              <w:t xml:space="preserve">lrwxrwxrwx 1 student student  12 вер 18 10:20 hosts-soft -&gt; ../src/hosts</w:t>
+            </w:r>
+          </w:p>
+          <w:p>
+            <w:pPr>
+              <w:pStyle w:val="SourceCode"/>
+              <w:spacing w:before="0" w:after="0" w:line="200" w:lineRule="auto"/>
+            </w:pPr>
+          </w:p>
+          <w:p>
+            <w:pPr>
+              <w:pStyle w:val="SourceCode"/>
+              <w:spacing w:before="0" w:after="0" w:line="200" w:lineRule="auto"/>
+            </w:pPr>
+            <w:r>
+              <w:t xml:space="preserve">student@lab-vm:~/lab7$ stat -c "%i %n" src/hosts docs/hosts-hard docs/hosts-soft</w:t>
+            </w:r>
+          </w:p>
+          <w:p>
+            <w:pPr>
+              <w:pStyle w:val="SourceCode"/>
+              <w:spacing w:before="0" w:after="0" w:line="200" w:lineRule="auto"/>
+            </w:pPr>
+            <w:r>
+              <w:t xml:space="preserve">1443521 src/hosts</w:t>
+            </w:r>
+          </w:p>
+          <w:p>
+            <w:pPr>
+              <w:pStyle w:val="SourceCode"/>
+              <w:spacing w:before="0" w:after="0" w:line="200" w:lineRule="auto"/>
+            </w:pPr>
+            <w:r>
+              <w:t xml:space="preserve">1443521 docs/hosts-hard</w:t>
+            </w:r>
+          </w:p>
+          <w:p>
+            <w:pPr>
+              <w:pStyle w:val="SourceCode"/>
+              <w:spacing w:before="0" w:after="0" w:line="200" w:lineRule="auto"/>
+            </w:pPr>
+            <w:r>
+              <w:t xml:space="preserve">1443902 docs/hosts-soft</w:t>
+            </w:r>
+          </w:p>
+          <w:p>
+            <w:pPr>
+              <w:pStyle w:val="SourceCode"/>
+              <w:spacing w:before="0" w:after="0" w:line="200" w:lineRule="auto"/>
+            </w:pPr>
+          </w:p>
+          <w:p>
+            <w:pPr>
+              <w:pStyle w:val="SourceCode"/>
+              <w:spacing w:before="0" w:after="0" w:line="200" w:lineRule="auto"/>
+            </w:pPr>
+            <w:r>
+              <w:t xml:space="preserve">student@lab-vm:~/lab7$ rm src/hosts</w:t>
+            </w:r>
+          </w:p>
+          <w:p>
+            <w:pPr>
+              <w:pStyle w:val="SourceCode"/>
+              <w:spacing w:before="0" w:after="0" w:line="200" w:lineRule="auto"/>
+            </w:pPr>
+            <w:r>
+              <w:t xml:space="preserve">student@lab-vm:~/lab7$ cat docs/hosts-hard | head -2</w:t>
+            </w:r>
+          </w:p>
+          <w:p>
+            <w:pPr>
+              <w:pStyle w:val="SourceCode"/>
+              <w:spacing w:before="0" w:after="0" w:line="200" w:lineRule="auto"/>
+            </w:pPr>
+            <w:r>
+              <w:t xml:space="preserve">127.0.0.1   localhost</w:t>
+            </w:r>
+          </w:p>
+          <w:p>
+            <w:pPr>
+              <w:pStyle w:val="SourceCode"/>
+              <w:spacing w:before="0" w:after="0" w:line="200" w:lineRule="auto"/>
+            </w:pPr>
+            <w:r>
+              <w:t xml:space="preserve">127.0.1.1   lab-vm</w:t>
+            </w:r>
+          </w:p>
+          <w:p>
+            <w:pPr>
+              <w:pStyle w:val="SourceCode"/>
+              <w:spacing w:before="0" w:after="0" w:line="200" w:lineRule="auto"/>
+            </w:pPr>
+          </w:p>
+          <w:p>
+            <w:pPr>
+              <w:pStyle w:val="SourceCode"/>
+              <w:spacing w:before="0" w:after="0" w:line="200" w:lineRule="auto"/>
+            </w:pPr>
+            <w:r>
+              <w:t xml:space="preserve">student@lab-vm:~/lab7$ cat docs/hosts-soft</w:t>
+            </w:r>
+          </w:p>
+          <w:p>
+            <w:pPr>
+              <w:pStyle w:val="SourceCode"/>
+              <w:spacing w:before="0" w:after="0" w:line="200" w:lineRule="auto"/>
+            </w:pPr>
+            <w:r>
+              <w:t xml:space="preserve">cat: docs/hosts-soft: No such file or directory</w:t>
+            </w:r>
+          </w:p>
+        </w:tc>
+      </w:tr>
+    </w:tbl>
+    <w:p>
+      <w:pPr>
+        <w:spacing w:before="0" w:after="0" w:line="120" w:lineRule="exact"/>
+        <w:rPr>
+          <w:sz w:val="4"/>
+          <w:szCs w:val="4"/>
+        </w:rPr>
+      </w:pPr>
     </w:p>
     <w:p>
       <w:pPr>
@@ -2457,174 +2898,223 @@
     </w:p>
     <w:p>
       <w:pPr>
-        <w:pStyle w:val="SourceCode"/>
-        <w:spacing w:before="120" w:after="0" w:line="200" w:lineRule="auto"/>
-      </w:pPr>
-      <w:r>
-        <w:t xml:space="preserve">student@lab-vm:~/lab7$ lsblk</w:t>
-      </w:r>
-    </w:p>
-    <w:p>
-      <w:pPr>
-        <w:pStyle w:val="SourceCode"/>
-        <w:spacing w:before="0" w:after="0" w:line="200" w:lineRule="auto"/>
-      </w:pPr>
-      <w:r>
-        <w:t xml:space="preserve">NAME   MAJ:MIN RM  SIZE RO TYPE MOUNTPOINTS</w:t>
-      </w:r>
-    </w:p>
-    <w:p>
-      <w:pPr>
-        <w:pStyle w:val="SourceCode"/>
-        <w:spacing w:before="0" w:after="0" w:line="200" w:lineRule="auto"/>
-      </w:pPr>
-      <w:r>
-        <w:t xml:space="preserve">sda      8:0    0   25G  0 disk</w:t>
-      </w:r>
-    </w:p>
-    <w:p>
-      <w:pPr>
-        <w:pStyle w:val="SourceCode"/>
-        <w:spacing w:before="0" w:after="0" w:line="200" w:lineRule="auto"/>
-      </w:pPr>
-      <w:r>
-        <w:t xml:space="preserve">├─sda1   8:1    0    1G  0 part /boot/efi</w:t>
-      </w:r>
-    </w:p>
-    <w:p>
-      <w:pPr>
-        <w:pStyle w:val="SourceCode"/>
-        <w:spacing w:before="0" w:after="0" w:line="200" w:lineRule="auto"/>
-      </w:pPr>
-      <w:r>
-        <w:t xml:space="preserve">└─sda2   8:2    0   24G  0 part /</w:t>
-      </w:r>
-    </w:p>
-    <w:p>
-      <w:pPr>
-        <w:pStyle w:val="SourceCode"/>
-        <w:spacing w:before="0" w:after="0" w:line="200" w:lineRule="auto"/>
-      </w:pPr>
-      <w:r>
-        <w:t xml:space="preserve">sdb      8:16   1  7,5G  0 disk</w:t>
-      </w:r>
-    </w:p>
-    <w:p>
-      <w:pPr>
-        <w:pStyle w:val="SourceCode"/>
-        <w:spacing w:before="0" w:after="0" w:line="200" w:lineRule="auto"/>
-      </w:pPr>
-      <w:r>
-        <w:t xml:space="preserve">└─sdb1   8:17   1  7,5G  0 part</w:t>
-      </w:r>
-    </w:p>
-    <w:p>
-      <w:pPr>
-        <w:pStyle w:val="SourceCode"/>
-        <w:spacing w:before="0" w:after="0" w:line="200" w:lineRule="auto"/>
-      </w:pPr>
-    </w:p>
-    <w:p>
-      <w:pPr>
-        <w:pStyle w:val="SourceCode"/>
-        <w:spacing w:before="0" w:after="0" w:line="200" w:lineRule="auto"/>
-      </w:pPr>
-      <w:r>
-        <w:t xml:space="preserve">student@lab-vm:~/lab7$ sudo blkid /dev/sdb1</w:t>
-      </w:r>
-    </w:p>
-    <w:p>
-      <w:pPr>
-        <w:pStyle w:val="SourceCode"/>
-        <w:spacing w:before="0" w:after="0" w:line="200" w:lineRule="auto"/>
-      </w:pPr>
-      <w:r>
-        <w:t xml:space="preserve">/dev/sdb1: UUID="A1B2-C3D4" TYPE="vfat"</w:t>
-      </w:r>
-    </w:p>
-    <w:p>
-      <w:pPr>
-        <w:pStyle w:val="SourceCode"/>
-        <w:spacing w:before="0" w:after="0" w:line="200" w:lineRule="auto"/>
-      </w:pPr>
-    </w:p>
-    <w:p>
-      <w:pPr>
-        <w:pStyle w:val="SourceCode"/>
-        <w:spacing w:before="0" w:after="0" w:line="200" w:lineRule="auto"/>
-      </w:pPr>
-      <w:r>
-        <w:t xml:space="preserve">student@lab-vm:~/lab7$ sudo mount /dev/sdb1 ~/lab7/mnt</w:t>
-      </w:r>
-    </w:p>
-    <w:p>
-      <w:pPr>
-        <w:pStyle w:val="SourceCode"/>
-        <w:spacing w:before="0" w:after="0" w:line="200" w:lineRule="auto"/>
-      </w:pPr>
-      <w:r>
-        <w:t xml:space="preserve">student@lab-vm:~/lab7$ df -hT ~/lab7/mnt</w:t>
-      </w:r>
-    </w:p>
-    <w:p>
-      <w:pPr>
-        <w:pStyle w:val="SourceCode"/>
-        <w:spacing w:before="0" w:after="0" w:line="200" w:lineRule="auto"/>
-      </w:pPr>
-      <w:r>
-        <w:t xml:space="preserve">Filesystem     Type  Size  Used Avail Use% Mounted on</w:t>
-      </w:r>
-    </w:p>
-    <w:p>
-      <w:pPr>
-        <w:pStyle w:val="SourceCode"/>
-        <w:spacing w:before="0" w:after="0" w:line="200" w:lineRule="auto"/>
-      </w:pPr>
-      <w:r>
-        <w:t xml:space="preserve">/dev/sdb1      vfat  7,5G  1,2G  6,3G  16% /home/student/lab7/mnt</w:t>
-      </w:r>
-    </w:p>
-    <w:p>
-      <w:pPr>
-        <w:pStyle w:val="SourceCode"/>
-        <w:spacing w:before="0" w:after="0" w:line="200" w:lineRule="auto"/>
-      </w:pPr>
-    </w:p>
-    <w:p>
-      <w:pPr>
-        <w:pStyle w:val="SourceCode"/>
-        <w:spacing w:before="0" w:after="0" w:line="200" w:lineRule="auto"/>
-      </w:pPr>
-      <w:r>
-        <w:t xml:space="preserve">student@lab-vm:~/lab7$ sudo umount ~/lab7/mnt</w:t>
-      </w:r>
-    </w:p>
-    <w:p>
-      <w:pPr>
-        <w:pStyle w:val="SourceCode"/>
-        <w:spacing w:before="0" w:after="0" w:line="200" w:lineRule="auto"/>
-      </w:pPr>
-      <w:r>
-        <w:t xml:space="preserve">student@lab-vm:~/lab7$ findmnt ~/lab7/mnt</w:t>
-      </w:r>
-    </w:p>
-    <w:p>
-      <w:pPr>
-        <w:pStyle w:val="SourceCode"/>
-        <w:spacing w:before="0" w:after="0" w:line="200" w:lineRule="auto"/>
-      </w:pPr>
-      <w:r>
-        <w:t xml:space="preserve">student@lab-vm:~/lab7$ echo $?</w:t>
-      </w:r>
-    </w:p>
-    <w:p>
-      <w:pPr>
-        <w:pStyle w:val="SourceCode"/>
-        <w:spacing w:before="0" w:after="120" w:line="200" w:lineRule="auto"/>
-      </w:pPr>
-      <w:r>
-        <w:t xml:space="preserve">1</w:t>
-      </w:r>
+        <w:spacing w:before="0" w:after="0" w:line="120" w:lineRule="exact"/>
+        <w:rPr>
+          <w:sz w:val="4"/>
+          <w:szCs w:val="4"/>
+        </w:rPr>
+      </w:pPr>
+    </w:p>
+    <w:tbl>
+      <w:tblPr>
+        <w:tblStyle w:val="SourceCodeTable"/>
+        <w:tblW w:type="dxa" w:w="9637"/>
+        <w:tblInd w:w="0" w:type="dxa"/>
+        <w:tblBorders>
+          <w:top w:color="BFBFBF" w:space="0" w:sz="4" w:val="single"/>
+          <w:left w:color="BFBFBF" w:space="0" w:sz="4" w:val="single"/>
+          <w:bottom w:color="BFBFBF" w:space="0" w:sz="4" w:val="single"/>
+          <w:right w:color="BFBFBF" w:space="0" w:sz="4" w:val="single"/>
+        </w:tblBorders>
+        <w:tblLayout w:type="fixed"/>
+        <w:tblCellMar>
+          <w:top w:type="dxa" w:w="113"/>
+          <w:left w:type="dxa" w:w="113"/>
+          <w:bottom w:type="dxa" w:w="113"/>
+          <w:right w:type="dxa" w:w="113"/>
+        </w:tblCellMar>
+        <w:tblLook w:val="0000" w:firstRow="0" w:lastRow="0" w:firstColumn="0" w:lastColumn="0" w:noHBand="1" w:noVBand="1"/>
+      </w:tblPr>
+      <w:tblGrid>
+        <w:gridCol w:w="9637"/>
+      </w:tblGrid>
+      <w:tr>
+        <w:tc>
+          <w:tcPr>
+            <w:tcW w:type="dxa" w:w="9637"/>
+          </w:tcPr>
+          <w:p>
+            <w:pPr>
+              <w:pStyle w:val="SourceCode"/>
+              <w:spacing w:before="0" w:after="0" w:line="200" w:lineRule="auto"/>
+            </w:pPr>
+            <w:r>
+              <w:t xml:space="preserve">student@lab-vm:~/lab7$ lsblk</w:t>
+            </w:r>
+          </w:p>
+          <w:p>
+            <w:pPr>
+              <w:pStyle w:val="SourceCode"/>
+              <w:spacing w:before="0" w:after="0" w:line="200" w:lineRule="auto"/>
+            </w:pPr>
+            <w:r>
+              <w:t xml:space="preserve">NAME   MAJ:MIN RM  SIZE RO TYPE MOUNTPOINTS</w:t>
+            </w:r>
+          </w:p>
+          <w:p>
+            <w:pPr>
+              <w:pStyle w:val="SourceCode"/>
+              <w:spacing w:before="0" w:after="0" w:line="200" w:lineRule="auto"/>
+            </w:pPr>
+            <w:r>
+              <w:t xml:space="preserve">sda      8:0    0   25G  0 disk</w:t>
+            </w:r>
+          </w:p>
+          <w:p>
+            <w:pPr>
+              <w:pStyle w:val="SourceCode"/>
+              <w:spacing w:before="0" w:after="0" w:line="200" w:lineRule="auto"/>
+            </w:pPr>
+            <w:r>
+              <w:t xml:space="preserve">├─sda1   8:1    0    1G  0 part /boot/efi</w:t>
+            </w:r>
+          </w:p>
+          <w:p>
+            <w:pPr>
+              <w:pStyle w:val="SourceCode"/>
+              <w:spacing w:before="0" w:after="0" w:line="200" w:lineRule="auto"/>
+            </w:pPr>
+            <w:r>
+              <w:t xml:space="preserve">└─sda2   8:2    0   24G  0 part /</w:t>
+            </w:r>
+          </w:p>
+          <w:p>
+            <w:pPr>
+              <w:pStyle w:val="SourceCode"/>
+              <w:spacing w:before="0" w:after="0" w:line="200" w:lineRule="auto"/>
+            </w:pPr>
+            <w:r>
+              <w:t xml:space="preserve">sdb      8:16   1  7,5G  0 disk</w:t>
+            </w:r>
+          </w:p>
+          <w:p>
+            <w:pPr>
+              <w:pStyle w:val="SourceCode"/>
+              <w:spacing w:before="0" w:after="0" w:line="200" w:lineRule="auto"/>
+            </w:pPr>
+            <w:r>
+              <w:t xml:space="preserve">└─sdb1   8:17   1  7,5G  0 part</w:t>
+            </w:r>
+          </w:p>
+          <w:p>
+            <w:pPr>
+              <w:pStyle w:val="SourceCode"/>
+              <w:spacing w:before="0" w:after="0" w:line="200" w:lineRule="auto"/>
+            </w:pPr>
+          </w:p>
+          <w:p>
+            <w:pPr>
+              <w:pStyle w:val="SourceCode"/>
+              <w:spacing w:before="0" w:after="0" w:line="200" w:lineRule="auto"/>
+            </w:pPr>
+            <w:r>
+              <w:t xml:space="preserve">student@lab-vm:~/lab7$ sudo blkid /dev/sdb1</w:t>
+            </w:r>
+          </w:p>
+          <w:p>
+            <w:pPr>
+              <w:pStyle w:val="SourceCode"/>
+              <w:spacing w:before="0" w:after="0" w:line="200" w:lineRule="auto"/>
+            </w:pPr>
+            <w:r>
+              <w:t xml:space="preserve">/dev/sdb1: UUID="A1B2-C3D4" TYPE="vfat"</w:t>
+            </w:r>
+          </w:p>
+          <w:p>
+            <w:pPr>
+              <w:pStyle w:val="SourceCode"/>
+              <w:spacing w:before="0" w:after="0" w:line="200" w:lineRule="auto"/>
+            </w:pPr>
+          </w:p>
+          <w:p>
+            <w:pPr>
+              <w:pStyle w:val="SourceCode"/>
+              <w:spacing w:before="0" w:after="0" w:line="200" w:lineRule="auto"/>
+            </w:pPr>
+            <w:r>
+              <w:t xml:space="preserve">student@lab-vm:~/lab7$ sudo mount /dev/sdb1 ~/lab7/mnt</w:t>
+            </w:r>
+          </w:p>
+          <w:p>
+            <w:pPr>
+              <w:pStyle w:val="SourceCode"/>
+              <w:spacing w:before="0" w:after="0" w:line="200" w:lineRule="auto"/>
+            </w:pPr>
+            <w:r>
+              <w:t xml:space="preserve">student@lab-vm:~/lab7$ df -hT ~/lab7/mnt</w:t>
+            </w:r>
+          </w:p>
+          <w:p>
+            <w:pPr>
+              <w:pStyle w:val="SourceCode"/>
+              <w:spacing w:before="0" w:after="0" w:line="200" w:lineRule="auto"/>
+            </w:pPr>
+            <w:r>
+              <w:t xml:space="preserve">Filesystem     Type  Size  Used Avail Use% Mounted on</w:t>
+            </w:r>
+          </w:p>
+          <w:p>
+            <w:pPr>
+              <w:pStyle w:val="SourceCode"/>
+              <w:spacing w:before="0" w:after="0" w:line="200" w:lineRule="auto"/>
+            </w:pPr>
+            <w:r>
+              <w:t xml:space="preserve">/dev/sdb1      vfat  7,5G  1,2G  6,3G  16% /home/student/lab7/mnt</w:t>
+            </w:r>
+          </w:p>
+          <w:p>
+            <w:pPr>
+              <w:pStyle w:val="SourceCode"/>
+              <w:spacing w:before="0" w:after="0" w:line="200" w:lineRule="auto"/>
+            </w:pPr>
+          </w:p>
+          <w:p>
+            <w:pPr>
+              <w:pStyle w:val="SourceCode"/>
+              <w:spacing w:before="0" w:after="0" w:line="200" w:lineRule="auto"/>
+            </w:pPr>
+            <w:r>
+              <w:t xml:space="preserve">student@lab-vm:~/lab7$ sudo umount ~/lab7/mnt</w:t>
+            </w:r>
+          </w:p>
+          <w:p>
+            <w:pPr>
+              <w:pStyle w:val="SourceCode"/>
+              <w:spacing w:before="0" w:after="0" w:line="200" w:lineRule="auto"/>
+            </w:pPr>
+            <w:r>
+              <w:t xml:space="preserve">student@lab-vm:~/lab7$ findmnt ~/lab7/mnt</w:t>
+            </w:r>
+          </w:p>
+          <w:p>
+            <w:pPr>
+              <w:pStyle w:val="SourceCode"/>
+              <w:spacing w:before="0" w:after="0" w:line="200" w:lineRule="auto"/>
+            </w:pPr>
+            <w:r>
+              <w:t xml:space="preserve">student@lab-vm:~/lab7$ echo $?</w:t>
+            </w:r>
+          </w:p>
+          <w:p>
+            <w:pPr>
+              <w:pStyle w:val="SourceCode"/>
+              <w:spacing w:before="0" w:after="0" w:line="200" w:lineRule="auto"/>
+            </w:pPr>
+            <w:r>
+              <w:t xml:space="preserve">1</w:t>
+            </w:r>
+          </w:p>
+        </w:tc>
+      </w:tr>
+    </w:tbl>
+    <w:p>
+      <w:pPr>
+        <w:spacing w:before="0" w:after="0" w:line="120" w:lineRule="exact"/>
+        <w:rPr>
+          <w:sz w:val="4"/>
+          <w:szCs w:val="4"/>
+        </w:rPr>
+      </w:pPr>
     </w:p>
     <w:p>
       <w:pPr>
@@ -2661,174 +3151,223 @@
     </w:p>
     <w:p>
       <w:pPr>
-        <w:pStyle w:val="SourceCode"/>
-        <w:spacing w:before="120" w:after="0" w:line="200" w:lineRule="auto"/>
-      </w:pPr>
-      <w:r>
-        <w:t xml:space="preserve">student@lab-vm:~/lab7$ du -h --max-depth=1 ~/lab7 | sort -h</w:t>
-      </w:r>
-    </w:p>
-    <w:p>
-      <w:pPr>
-        <w:pStyle w:val="SourceCode"/>
-        <w:spacing w:before="0" w:after="0" w:line="200" w:lineRule="auto"/>
-      </w:pPr>
-      <w:r>
-        <w:t xml:space="preserve">4,0K    /home/student/lab7/bak</w:t>
-      </w:r>
-    </w:p>
-    <w:p>
-      <w:pPr>
-        <w:pStyle w:val="SourceCode"/>
-        <w:spacing w:before="0" w:after="0" w:line="200" w:lineRule="auto"/>
-      </w:pPr>
-      <w:r>
-        <w:t xml:space="preserve">4,0K    /home/student/lab7/mnt</w:t>
-      </w:r>
-    </w:p>
-    <w:p>
-      <w:pPr>
-        <w:pStyle w:val="SourceCode"/>
-        <w:spacing w:before="0" w:after="0" w:line="200" w:lineRule="auto"/>
-      </w:pPr>
-      <w:r>
-        <w:t xml:space="preserve">28K /home/student/lab7/docs</w:t>
-      </w:r>
-    </w:p>
-    <w:p>
-      <w:pPr>
-        <w:pStyle w:val="SourceCode"/>
-        <w:spacing w:before="0" w:after="0" w:line="200" w:lineRule="auto"/>
-      </w:pPr>
-      <w:r>
-        <w:t xml:space="preserve">32K /home/student/lab7/src</w:t>
-      </w:r>
-    </w:p>
-    <w:p>
-      <w:pPr>
-        <w:pStyle w:val="SourceCode"/>
-        <w:spacing w:before="0" w:after="0" w:line="200" w:lineRule="auto"/>
-      </w:pPr>
-      <w:r>
-        <w:t xml:space="preserve">72K /home/student/lab7</w:t>
-      </w:r>
-    </w:p>
-    <w:p>
-      <w:pPr>
-        <w:pStyle w:val="SourceCode"/>
-        <w:spacing w:before="0" w:after="0" w:line="200" w:lineRule="auto"/>
-      </w:pPr>
-    </w:p>
-    <w:p>
-      <w:pPr>
-        <w:pStyle w:val="SourceCode"/>
-        <w:spacing w:before="0" w:after="0" w:line="200" w:lineRule="auto"/>
-      </w:pPr>
-      <w:r>
-        <w:t xml:space="preserve">student@lab-vm:~/lab7$ tar -czvf bak/lab7-$(date +%F).tar.gz src docs</w:t>
-      </w:r>
-    </w:p>
-    <w:p>
-      <w:pPr>
-        <w:pStyle w:val="SourceCode"/>
-        <w:spacing w:before="0" w:after="0" w:line="200" w:lineRule="auto"/>
-      </w:pPr>
-      <w:r>
-        <w:t xml:space="preserve">src/</w:t>
-      </w:r>
-    </w:p>
-    <w:p>
-      <w:pPr>
-        <w:pStyle w:val="SourceCode"/>
-        <w:spacing w:before="0" w:after="0" w:line="200" w:lineRule="auto"/>
-      </w:pPr>
-      <w:r>
-        <w:t xml:space="preserve">src/passwd</w:t>
-      </w:r>
-    </w:p>
-    <w:p>
-      <w:pPr>
-        <w:pStyle w:val="SourceCode"/>
-        <w:spacing w:before="0" w:after="0" w:line="200" w:lineRule="auto"/>
-      </w:pPr>
-      <w:r>
-        <w:t xml:space="preserve">src/services</w:t>
-      </w:r>
-    </w:p>
-    <w:p>
-      <w:pPr>
-        <w:pStyle w:val="SourceCode"/>
-        <w:spacing w:before="0" w:after="0" w:line="200" w:lineRule="auto"/>
-      </w:pPr>
-      <w:r>
-        <w:t xml:space="preserve">docs/</w:t>
-      </w:r>
-    </w:p>
-    <w:p>
-      <w:pPr>
-        <w:pStyle w:val="SourceCode"/>
-        <w:spacing w:before="0" w:after="0" w:line="200" w:lineRule="auto"/>
-      </w:pPr>
-      <w:r>
-        <w:t xml:space="preserve">docs/hosts-hard</w:t>
-      </w:r>
-    </w:p>
-    <w:p>
-      <w:pPr>
-        <w:pStyle w:val="SourceCode"/>
-        <w:spacing w:before="0" w:after="0" w:line="200" w:lineRule="auto"/>
-      </w:pPr>
-    </w:p>
-    <w:p>
-      <w:pPr>
-        <w:pStyle w:val="SourceCode"/>
-        <w:spacing w:before="0" w:after="0" w:line="200" w:lineRule="auto"/>
-      </w:pPr>
-      <w:r>
-        <w:t xml:space="preserve">student@lab-vm:~/lab7$ ls -lh bak/</w:t>
-      </w:r>
-    </w:p>
-    <w:p>
-      <w:pPr>
-        <w:pStyle w:val="SourceCode"/>
-        <w:spacing w:before="0" w:after="0" w:line="200" w:lineRule="auto"/>
-      </w:pPr>
-      <w:r>
-        <w:t xml:space="preserve">-rw-r--r-- 1 student student 6,1K вер 18 10:34 lab7-2026-09-18.tar.gz</w:t>
-      </w:r>
-    </w:p>
-    <w:p>
-      <w:pPr>
-        <w:pStyle w:val="SourceCode"/>
-        <w:spacing w:before="0" w:after="0" w:line="200" w:lineRule="auto"/>
-      </w:pPr>
-    </w:p>
-    <w:p>
-      <w:pPr>
-        <w:pStyle w:val="SourceCode"/>
-        <w:spacing w:before="0" w:after="0" w:line="200" w:lineRule="auto"/>
-      </w:pPr>
-      <w:r>
-        <w:t xml:space="preserve">student@lab-vm:~/lab7$ tar -tzvf bak/lab7-2026-09-18.tar.gz | head -3</w:t>
-      </w:r>
-    </w:p>
-    <w:p>
-      <w:pPr>
-        <w:pStyle w:val="SourceCode"/>
-        <w:spacing w:before="0" w:after="0" w:line="200" w:lineRule="auto"/>
-      </w:pPr>
-      <w:r>
-        <w:t xml:space="preserve">drwxrwxr-x student/student   0 2026-09-18 10:12 src/</w:t>
-      </w:r>
-    </w:p>
-    <w:p>
-      <w:pPr>
-        <w:pStyle w:val="SourceCode"/>
-        <w:spacing w:before="0" w:after="120" w:line="200" w:lineRule="auto"/>
-      </w:pPr>
-      <w:r>
-        <w:t xml:space="preserve">-rw-r--r-- student/student 3020 2026-09-18 10:12 src/passwd</w:t>
-      </w:r>
+        <w:spacing w:before="0" w:after="0" w:line="120" w:lineRule="exact"/>
+        <w:rPr>
+          <w:sz w:val="4"/>
+          <w:szCs w:val="4"/>
+        </w:rPr>
+      </w:pPr>
+    </w:p>
+    <w:tbl>
+      <w:tblPr>
+        <w:tblStyle w:val="SourceCodeTable"/>
+        <w:tblW w:type="dxa" w:w="9637"/>
+        <w:tblInd w:w="0" w:type="dxa"/>
+        <w:tblBorders>
+          <w:top w:color="BFBFBF" w:space="0" w:sz="4" w:val="single"/>
+          <w:left w:color="BFBFBF" w:space="0" w:sz="4" w:val="single"/>
+          <w:bottom w:color="BFBFBF" w:space="0" w:sz="4" w:val="single"/>
+          <w:right w:color="BFBFBF" w:space="0" w:sz="4" w:val="single"/>
+        </w:tblBorders>
+        <w:tblLayout w:type="fixed"/>
+        <w:tblCellMar>
+          <w:top w:type="dxa" w:w="113"/>
+          <w:left w:type="dxa" w:w="113"/>
+          <w:bottom w:type="dxa" w:w="113"/>
+          <w:right w:type="dxa" w:w="113"/>
+        </w:tblCellMar>
+        <w:tblLook w:val="0000" w:firstRow="0" w:lastRow="0" w:firstColumn="0" w:lastColumn="0" w:noHBand="1" w:noVBand="1"/>
+      </w:tblPr>
+      <w:tblGrid>
+        <w:gridCol w:w="9637"/>
+      </w:tblGrid>
+      <w:tr>
+        <w:tc>
+          <w:tcPr>
+            <w:tcW w:type="dxa" w:w="9637"/>
+          </w:tcPr>
+          <w:p>
+            <w:pPr>
+              <w:pStyle w:val="SourceCode"/>
+              <w:spacing w:before="0" w:after="0" w:line="200" w:lineRule="auto"/>
+            </w:pPr>
+            <w:r>
+              <w:t xml:space="preserve">student@lab-vm:~/lab7$ du -h --max-depth=1 ~/lab7 | sort -h</w:t>
+            </w:r>
+          </w:p>
+          <w:p>
+            <w:pPr>
+              <w:pStyle w:val="SourceCode"/>
+              <w:spacing w:before="0" w:after="0" w:line="200" w:lineRule="auto"/>
+            </w:pPr>
+            <w:r>
+              <w:t xml:space="preserve">4,0K    /home/student/lab7/bak</w:t>
+            </w:r>
+          </w:p>
+          <w:p>
+            <w:pPr>
+              <w:pStyle w:val="SourceCode"/>
+              <w:spacing w:before="0" w:after="0" w:line="200" w:lineRule="auto"/>
+            </w:pPr>
+            <w:r>
+              <w:t xml:space="preserve">4,0K    /home/student/lab7/mnt</w:t>
+            </w:r>
+          </w:p>
+          <w:p>
+            <w:pPr>
+              <w:pStyle w:val="SourceCode"/>
+              <w:spacing w:before="0" w:after="0" w:line="200" w:lineRule="auto"/>
+            </w:pPr>
+            <w:r>
+              <w:t xml:space="preserve">28K /home/student/lab7/docs</w:t>
+            </w:r>
+          </w:p>
+          <w:p>
+            <w:pPr>
+              <w:pStyle w:val="SourceCode"/>
+              <w:spacing w:before="0" w:after="0" w:line="200" w:lineRule="auto"/>
+            </w:pPr>
+            <w:r>
+              <w:t xml:space="preserve">32K /home/student/lab7/src</w:t>
+            </w:r>
+          </w:p>
+          <w:p>
+            <w:pPr>
+              <w:pStyle w:val="SourceCode"/>
+              <w:spacing w:before="0" w:after="0" w:line="200" w:lineRule="auto"/>
+            </w:pPr>
+            <w:r>
+              <w:t xml:space="preserve">72K /home/student/lab7</w:t>
+            </w:r>
+          </w:p>
+          <w:p>
+            <w:pPr>
+              <w:pStyle w:val="SourceCode"/>
+              <w:spacing w:before="0" w:after="0" w:line="200" w:lineRule="auto"/>
+            </w:pPr>
+          </w:p>
+          <w:p>
+            <w:pPr>
+              <w:pStyle w:val="SourceCode"/>
+              <w:spacing w:before="0" w:after="0" w:line="200" w:lineRule="auto"/>
+            </w:pPr>
+            <w:r>
+              <w:t xml:space="preserve">student@lab-vm:~/lab7$ tar -czvf bak/lab7-$(date +%F).tar.gz src docs</w:t>
+            </w:r>
+          </w:p>
+          <w:p>
+            <w:pPr>
+              <w:pStyle w:val="SourceCode"/>
+              <w:spacing w:before="0" w:after="0" w:line="200" w:lineRule="auto"/>
+            </w:pPr>
+            <w:r>
+              <w:t xml:space="preserve">src/</w:t>
+            </w:r>
+          </w:p>
+          <w:p>
+            <w:pPr>
+              <w:pStyle w:val="SourceCode"/>
+              <w:spacing w:before="0" w:after="0" w:line="200" w:lineRule="auto"/>
+            </w:pPr>
+            <w:r>
+              <w:t xml:space="preserve">src/passwd</w:t>
+            </w:r>
+          </w:p>
+          <w:p>
+            <w:pPr>
+              <w:pStyle w:val="SourceCode"/>
+              <w:spacing w:before="0" w:after="0" w:line="200" w:lineRule="auto"/>
+            </w:pPr>
+            <w:r>
+              <w:t xml:space="preserve">src/services</w:t>
+            </w:r>
+          </w:p>
+          <w:p>
+            <w:pPr>
+              <w:pStyle w:val="SourceCode"/>
+              <w:spacing w:before="0" w:after="0" w:line="200" w:lineRule="auto"/>
+            </w:pPr>
+            <w:r>
+              <w:t xml:space="preserve">docs/</w:t>
+            </w:r>
+          </w:p>
+          <w:p>
+            <w:pPr>
+              <w:pStyle w:val="SourceCode"/>
+              <w:spacing w:before="0" w:after="0" w:line="200" w:lineRule="auto"/>
+            </w:pPr>
+            <w:r>
+              <w:t xml:space="preserve">docs/hosts-hard</w:t>
+            </w:r>
+          </w:p>
+          <w:p>
+            <w:pPr>
+              <w:pStyle w:val="SourceCode"/>
+              <w:spacing w:before="0" w:after="0" w:line="200" w:lineRule="auto"/>
+            </w:pPr>
+          </w:p>
+          <w:p>
+            <w:pPr>
+              <w:pStyle w:val="SourceCode"/>
+              <w:spacing w:before="0" w:after="0" w:line="200" w:lineRule="auto"/>
+            </w:pPr>
+            <w:r>
+              <w:t xml:space="preserve">student@lab-vm:~/lab7$ ls -lh bak/</w:t>
+            </w:r>
+          </w:p>
+          <w:p>
+            <w:pPr>
+              <w:pStyle w:val="SourceCode"/>
+              <w:spacing w:before="0" w:after="0" w:line="200" w:lineRule="auto"/>
+            </w:pPr>
+            <w:r>
+              <w:t xml:space="preserve">-rw-r--r-- 1 student student 6,1K вер 18 10:34 lab7-2026-09-18.tar.gz</w:t>
+            </w:r>
+          </w:p>
+          <w:p>
+            <w:pPr>
+              <w:pStyle w:val="SourceCode"/>
+              <w:spacing w:before="0" w:after="0" w:line="200" w:lineRule="auto"/>
+            </w:pPr>
+          </w:p>
+          <w:p>
+            <w:pPr>
+              <w:pStyle w:val="SourceCode"/>
+              <w:spacing w:before="0" w:after="0" w:line="200" w:lineRule="auto"/>
+            </w:pPr>
+            <w:r>
+              <w:t xml:space="preserve">student@lab-vm:~/lab7$ tar -tzvf bak/lab7-2026-09-18.tar.gz | head -3</w:t>
+            </w:r>
+          </w:p>
+          <w:p>
+            <w:pPr>
+              <w:pStyle w:val="SourceCode"/>
+              <w:spacing w:before="0" w:after="0" w:line="200" w:lineRule="auto"/>
+            </w:pPr>
+            <w:r>
+              <w:t xml:space="preserve">drwxrwxr-x student/student   0 2026-09-18 10:12 src/</w:t>
+            </w:r>
+          </w:p>
+          <w:p>
+            <w:pPr>
+              <w:pStyle w:val="SourceCode"/>
+              <w:spacing w:before="0" w:after="0" w:line="200" w:lineRule="auto"/>
+            </w:pPr>
+            <w:r>
+              <w:t xml:space="preserve">-rw-r--r-- student/student 3020 2026-09-18 10:12 src/passwd</w:t>
+            </w:r>
+          </w:p>
+        </w:tc>
+      </w:tr>
+    </w:tbl>
+    <w:p>
+      <w:pPr>
+        <w:spacing w:before="0" w:after="0" w:line="120" w:lineRule="exact"/>
+        <w:rPr>
+          <w:sz w:val="4"/>
+          <w:szCs w:val="4"/>
+        </w:rPr>
+      </w:pPr>
     </w:p>
     <w:p>
       <w:pPr>
@@ -6446,7 +6985,7 @@
     <w:basedOn w:val="Normal"/>
     <w:qFormat/>
     <w:pPr>
-      <w:spacing w:after="120" w:before="120" w:line="200" w:lineRule="auto"/>
+      <w:spacing w:after="0" w:before="0" w:line="200" w:lineRule="auto"/>
       <w:ind w:hanging="340" w:left="340" w:right="0"/>
       <w:jc w:val="left"/>
     </w:pPr>
@@ -6455,6 +6994,26 @@
       <w:sz w:val="18"/>
       <w:szCs w:val="18"/>
     </w:rPr>
+  </w:style>
+  <w:style w:customStyle="1" w:styleId="SourceCodeTable" w:type="table">
+    <w:name w:val="Source Code Table"/>
+    <w:basedOn w:val="TableNormal"/>
+    <w:qFormat/>
+    <w:tblPr>
+      <w:tblInd w:type="dxa" w:w="0"/>
+      <w:tblBorders>
+        <w:top w:color="BFBFBF" w:space="0" w:sz="4" w:val="single"/>
+        <w:left w:color="BFBFBF" w:space="0" w:sz="4" w:val="single"/>
+        <w:bottom w:color="BFBFBF" w:space="0" w:sz="4" w:val="single"/>
+        <w:right w:color="BFBFBF" w:space="0" w:sz="4" w:val="single"/>
+      </w:tblBorders>
+      <w:tblCellMar>
+        <w:top w:type="dxa" w:w="113"/>
+        <w:left w:type="dxa" w:w="113"/>
+        <w:bottom w:type="dxa" w:w="113"/>
+        <w:right w:type="dxa" w:w="113"/>
+      </w:tblCellMar>
+    </w:tblPr>
   </w:style>
   <w:style w:type="paragraph" w:customStyle="1" w:styleId="TableCaption">
     <w:name w:val="TableCaption"/>

--- a/public/labs/os/pz-24/ЛР7_ОС_Файлова_система_та_управління_даними_в_Linux.docx
+++ b/public/labs/os/pz-24/ЛР7_ОС_Файлова_система_та_управління_даними_в_Linux.docx
@@ -345,6 +345,7 @@
           <w:bottom w:color="BFBFBF" w:space="0" w:sz="4" w:val="single"/>
           <w:right w:color="BFBFBF" w:space="0" w:sz="4" w:val="single"/>
         </w:tblBorders>
+        <w:shd w:color="auto" w:fill="F4F4F4" w:val="clear"/>
         <w:tblLayout w:type="fixed"/>
         <w:tblCellMar>
           <w:top w:type="dxa" w:w="113"/>
@@ -361,6 +362,7 @@
         <w:tc>
           <w:tcPr>
             <w:tcW w:type="dxa" w:w="9637"/>
+            <w:shd w:color="auto" w:fill="F4F4F4" w:val="clear"/>
           </w:tcPr>
           <w:p>
             <w:pPr>
@@ -1066,6 +1068,7 @@
           <w:bottom w:color="BFBFBF" w:space="0" w:sz="4" w:val="single"/>
           <w:right w:color="BFBFBF" w:space="0" w:sz="4" w:val="single"/>
         </w:tblBorders>
+        <w:shd w:color="auto" w:fill="F4F4F4" w:val="clear"/>
         <w:tblLayout w:type="fixed"/>
         <w:tblCellMar>
           <w:top w:type="dxa" w:w="113"/>
@@ -1082,6 +1085,7 @@
         <w:tc>
           <w:tcPr>
             <w:tcW w:type="dxa" w:w="9637"/>
+            <w:shd w:color="auto" w:fill="F4F4F4" w:val="clear"/>
           </w:tcPr>
           <w:p>
             <w:pPr>
@@ -1505,6 +1509,7 @@
           <w:bottom w:color="BFBFBF" w:space="0" w:sz="4" w:val="single"/>
           <w:right w:color="BFBFBF" w:space="0" w:sz="4" w:val="single"/>
         </w:tblBorders>
+        <w:shd w:color="auto" w:fill="F4F4F4" w:val="clear"/>
         <w:tblLayout w:type="fixed"/>
         <w:tblCellMar>
           <w:top w:type="dxa" w:w="113"/>
@@ -1521,6 +1526,7 @@
         <w:tc>
           <w:tcPr>
             <w:tcW w:type="dxa" w:w="9637"/>
+            <w:shd w:color="auto" w:fill="F4F4F4" w:val="clear"/>
           </w:tcPr>
           <w:p>
             <w:pPr>
@@ -1700,6 +1706,7 @@
           <w:bottom w:color="BFBFBF" w:space="0" w:sz="4" w:val="single"/>
           <w:right w:color="BFBFBF" w:space="0" w:sz="4" w:val="single"/>
         </w:tblBorders>
+        <w:shd w:color="auto" w:fill="F4F4F4" w:val="clear"/>
         <w:tblLayout w:type="fixed"/>
         <w:tblCellMar>
           <w:top w:type="dxa" w:w="113"/>
@@ -1716,6 +1723,7 @@
         <w:tc>
           <w:tcPr>
             <w:tcW w:type="dxa" w:w="9637"/>
+            <w:shd w:color="auto" w:fill="F4F4F4" w:val="clear"/>
           </w:tcPr>
           <w:p>
             <w:pPr>
@@ -1827,6 +1835,7 @@
           <w:bottom w:color="BFBFBF" w:space="0" w:sz="4" w:val="single"/>
           <w:right w:color="BFBFBF" w:space="0" w:sz="4" w:val="single"/>
         </w:tblBorders>
+        <w:shd w:color="auto" w:fill="F4F4F4" w:val="clear"/>
         <w:tblLayout w:type="fixed"/>
         <w:tblCellMar>
           <w:top w:type="dxa" w:w="113"/>
@@ -1843,6 +1852,7 @@
         <w:tc>
           <w:tcPr>
             <w:tcW w:type="dxa" w:w="9637"/>
+            <w:shd w:color="auto" w:fill="F4F4F4" w:val="clear"/>
           </w:tcPr>
           <w:p>
             <w:pPr>
@@ -2018,6 +2028,7 @@
           <w:bottom w:color="BFBFBF" w:space="0" w:sz="4" w:val="single"/>
           <w:right w:color="BFBFBF" w:space="0" w:sz="4" w:val="single"/>
         </w:tblBorders>
+        <w:shd w:color="auto" w:fill="F4F4F4" w:val="clear"/>
         <w:tblLayout w:type="fixed"/>
         <w:tblCellMar>
           <w:top w:type="dxa" w:w="113"/>
@@ -2034,6 +2045,7 @@
         <w:tc>
           <w:tcPr>
             <w:tcW w:type="dxa" w:w="9637"/>
+            <w:shd w:color="auto" w:fill="F4F4F4" w:val="clear"/>
           </w:tcPr>
           <w:p>
             <w:pPr>
@@ -2223,6 +2235,7 @@
           <w:bottom w:color="BFBFBF" w:space="0" w:sz="4" w:val="single"/>
           <w:right w:color="BFBFBF" w:space="0" w:sz="4" w:val="single"/>
         </w:tblBorders>
+        <w:shd w:color="auto" w:fill="F4F4F4" w:val="clear"/>
         <w:tblLayout w:type="fixed"/>
         <w:tblCellMar>
           <w:top w:type="dxa" w:w="113"/>
@@ -2239,6 +2252,7 @@
         <w:tc>
           <w:tcPr>
             <w:tcW w:type="dxa" w:w="9637"/>
+            <w:shd w:color="auto" w:fill="F4F4F4" w:val="clear"/>
           </w:tcPr>
           <w:p>
             <w:pPr>
@@ -2425,6 +2439,7 @@
           <w:bottom w:color="BFBFBF" w:space="0" w:sz="4" w:val="single"/>
           <w:right w:color="BFBFBF" w:space="0" w:sz="4" w:val="single"/>
         </w:tblBorders>
+        <w:shd w:color="auto" w:fill="F4F4F4" w:val="clear"/>
         <w:tblLayout w:type="fixed"/>
         <w:tblCellMar>
           <w:top w:type="dxa" w:w="113"/>
@@ -2441,6 +2456,7 @@
         <w:tc>
           <w:tcPr>
             <w:tcW w:type="dxa" w:w="9637"/>
+            <w:shd w:color="auto" w:fill="F4F4F4" w:val="clear"/>
           </w:tcPr>
           <w:p>
             <w:pPr>
@@ -2651,6 +2667,7 @@
           <w:bottom w:color="BFBFBF" w:space="0" w:sz="4" w:val="single"/>
           <w:right w:color="BFBFBF" w:space="0" w:sz="4" w:val="single"/>
         </w:tblBorders>
+        <w:shd w:color="auto" w:fill="F4F4F4" w:val="clear"/>
         <w:tblLayout w:type="fixed"/>
         <w:tblCellMar>
           <w:top w:type="dxa" w:w="113"/>
@@ -2667,6 +2684,7 @@
         <w:tc>
           <w:tcPr>
             <w:tcW w:type="dxa" w:w="9637"/>
+            <w:shd w:color="auto" w:fill="F4F4F4" w:val="clear"/>
           </w:tcPr>
           <w:p>
             <w:pPr>
@@ -2916,6 +2934,7 @@
           <w:bottom w:color="BFBFBF" w:space="0" w:sz="4" w:val="single"/>
           <w:right w:color="BFBFBF" w:space="0" w:sz="4" w:val="single"/>
         </w:tblBorders>
+        <w:shd w:color="auto" w:fill="F4F4F4" w:val="clear"/>
         <w:tblLayout w:type="fixed"/>
         <w:tblCellMar>
           <w:top w:type="dxa" w:w="113"/>
@@ -2932,6 +2951,7 @@
         <w:tc>
           <w:tcPr>
             <w:tcW w:type="dxa" w:w="9637"/>
+            <w:shd w:color="auto" w:fill="F4F4F4" w:val="clear"/>
           </w:tcPr>
           <w:p>
             <w:pPr>
@@ -3169,6 +3189,7 @@
           <w:bottom w:color="BFBFBF" w:space="0" w:sz="4" w:val="single"/>
           <w:right w:color="BFBFBF" w:space="0" w:sz="4" w:val="single"/>
         </w:tblBorders>
+        <w:shd w:color="auto" w:fill="F4F4F4" w:val="clear"/>
         <w:tblLayout w:type="fixed"/>
         <w:tblCellMar>
           <w:top w:type="dxa" w:w="113"/>
@@ -3185,6 +3206,7 @@
         <w:tc>
           <w:tcPr>
             <w:tcW w:type="dxa" w:w="9637"/>
+            <w:shd w:color="auto" w:fill="F4F4F4" w:val="clear"/>
           </w:tcPr>
           <w:p>
             <w:pPr>
@@ -7007,6 +7029,7 @@
         <w:bottom w:color="BFBFBF" w:space="0" w:sz="4" w:val="single"/>
         <w:right w:color="BFBFBF" w:space="0" w:sz="4" w:val="single"/>
       </w:tblBorders>
+      <w:shd w:color="auto" w:fill="F4F4F4" w:val="clear"/>
       <w:tblCellMar>
         <w:top w:type="dxa" w:w="113"/>
         <w:left w:type="dxa" w:w="113"/>

--- a/public/labs/os/pz-24/ЛР7_ОС_Файлова_система_та_управління_даними_в_Linux.docx
+++ b/public/labs/os/pz-24/ЛР7_ОС_Файлова_система_та_управління_даними_в_Linux.docx
@@ -327,95 +327,144 @@
     </w:p>
     <w:p>
       <w:pPr>
-        <w:pStyle w:val="SourceCode"/>
-      </w:pPr>
-      <w:r>
-        <w:rPr>
-          <w:rStyle w:val="VerbatimChar"/>
-        </w:rPr>
-        <w:t xml:space="preserve">pwd                      # поточний каталог</w:t>
-      </w:r>
-      <w:r>
-        <w:br/>
-      </w:r>
-      <w:r>
-        <w:rPr>
-          <w:rStyle w:val="VerbatimChar"/>
-        </w:rPr>
-        <w:t xml:space="preserve">cd /var/log              # абсолютний шлях</w:t>
-      </w:r>
-      <w:r>
-        <w:br/>
-      </w:r>
-      <w:r>
-        <w:rPr>
-          <w:rStyle w:val="VerbatimChar"/>
-        </w:rPr>
-        <w:t xml:space="preserve">cd ../..                 # на два рівні вгору</w:t>
-      </w:r>
-      <w:r>
-        <w:br/>
-      </w:r>
-      <w:r>
-        <w:rPr>
-          <w:rStyle w:val="VerbatimChar"/>
-        </w:rPr>
-        <w:t xml:space="preserve">cd ~                     # домашній каталог</w:t>
-      </w:r>
-      <w:r>
-        <w:br/>
-      </w:r>
-      <w:r>
-        <w:rPr>
-          <w:rStyle w:val="VerbatimChar"/>
-        </w:rPr>
-        <w:t xml:space="preserve">cd -                     # попередній каталог</w:t>
-      </w:r>
-      <w:r>
-        <w:br/>
-      </w:r>
-      <w:r>
-        <w:rPr>
-          <w:rStyle w:val="VerbatimChar"/>
-        </w:rPr>
-        <w:t xml:space="preserve">ls -lha                  # докладно, з прихованими, зручні одиниці</w:t>
-      </w:r>
-      <w:r>
-        <w:br/>
-      </w:r>
-      <w:r>
-        <w:rPr>
-          <w:rStyle w:val="VerbatimChar"/>
-        </w:rPr>
-        <w:t xml:space="preserve">ls -lt                   # сортування за часом зміни</w:t>
-      </w:r>
-      <w:r>
-        <w:br/>
-      </w:r>
-      <w:r>
-        <w:rPr>
-          <w:rStyle w:val="VerbatimChar"/>
-        </w:rPr>
-        <w:t xml:space="preserve">tree -L 2 /etc           # дерево обмеженої глибини</w:t>
-      </w:r>
-      <w:r>
-        <w:br/>
-      </w:r>
-      <w:r>
-        <w:rPr>
-          <w:rStyle w:val="VerbatimChar"/>
-        </w:rPr>
-        <w:t xml:space="preserve">stat report.txt          # повні метадані файлу</w:t>
-      </w:r>
-      <w:r>
-        <w:br/>
-      </w:r>
-      <w:r>
-        <w:rPr>
-          <w:rStyle w:val="VerbatimChar"/>
-        </w:rPr>
-        <w:t xml:space="preserve">file report.txt          # визначити реальний тип вмісту</w:t>
-      </w:r>
+        <w:spacing w:before="0" w:after="0" w:line="120" w:lineRule="exact"/>
+        <w:rPr>
+          <w:sz w:val="4"/>
+          <w:szCs w:val="4"/>
+        </w:rPr>
+      </w:pPr>
+    </w:p>
+    <w:tbl>
+      <w:tblPr>
+        <w:tblStyle w:val="SourceCodeTable"/>
+        <w:tblW w:type="dxa" w:w="9637"/>
+        <w:tblInd w:w="0" w:type="dxa"/>
+        <w:tblBorders>
+          <w:top w:color="BFBFBF" w:space="0" w:sz="4" w:val="single"/>
+          <w:left w:color="BFBFBF" w:space="0" w:sz="4" w:val="single"/>
+          <w:bottom w:color="BFBFBF" w:space="0" w:sz="4" w:val="single"/>
+          <w:right w:color="BFBFBF" w:space="0" w:sz="4" w:val="single"/>
+        </w:tblBorders>
+        <w:shd w:color="auto" w:fill="F4F4F4" w:val="clear"/>
+        <w:tblLayout w:type="fixed"/>
+        <w:tblCellMar>
+          <w:top w:type="dxa" w:w="113"/>
+          <w:left w:type="dxa" w:w="113"/>
+          <w:bottom w:type="dxa" w:w="113"/>
+          <w:right w:type="dxa" w:w="113"/>
+        </w:tblCellMar>
+        <w:tblLook w:val="0000" w:firstRow="0" w:lastRow="0" w:firstColumn="0" w:lastColumn="0" w:noHBand="1" w:noVBand="1"/>
+      </w:tblPr>
+      <w:tblGrid>
+        <w:gridCol w:w="9637"/>
+      </w:tblGrid>
+      <w:tr>
+        <w:tc>
+          <w:tcPr>
+            <w:tcW w:type="dxa" w:w="9637"/>
+            <w:shd w:color="auto" w:fill="F4F4F4" w:val="clear"/>
+          </w:tcPr>
+          <w:p>
+            <w:pPr>
+              <w:pStyle w:val="SourceCode"/>
+              <w:spacing w:before="0" w:after="0" w:line="200" w:lineRule="auto"/>
+            </w:pPr>
+            <w:r>
+              <w:t xml:space="preserve">pwd                      # поточний каталог</w:t>
+            </w:r>
+          </w:p>
+          <w:p>
+            <w:pPr>
+              <w:pStyle w:val="SourceCode"/>
+              <w:spacing w:before="0" w:after="0" w:line="200" w:lineRule="auto"/>
+            </w:pPr>
+            <w:r>
+              <w:t xml:space="preserve">cd /var/log              # абсолютний шлях</w:t>
+            </w:r>
+          </w:p>
+          <w:p>
+            <w:pPr>
+              <w:pStyle w:val="SourceCode"/>
+              <w:spacing w:before="0" w:after="0" w:line="200" w:lineRule="auto"/>
+            </w:pPr>
+            <w:r>
+              <w:t xml:space="preserve">cd ../..                 # на два рівні вгору</w:t>
+            </w:r>
+          </w:p>
+          <w:p>
+            <w:pPr>
+              <w:pStyle w:val="SourceCode"/>
+              <w:spacing w:before="0" w:after="0" w:line="200" w:lineRule="auto"/>
+            </w:pPr>
+            <w:r>
+              <w:t xml:space="preserve">cd ~                     # домашній каталог</w:t>
+            </w:r>
+          </w:p>
+          <w:p>
+            <w:pPr>
+              <w:pStyle w:val="SourceCode"/>
+              <w:spacing w:before="0" w:after="0" w:line="200" w:lineRule="auto"/>
+            </w:pPr>
+            <w:r>
+              <w:t xml:space="preserve">cd -                     # попередній каталог</w:t>
+            </w:r>
+          </w:p>
+          <w:p>
+            <w:pPr>
+              <w:pStyle w:val="SourceCode"/>
+              <w:spacing w:before="0" w:after="0" w:line="200" w:lineRule="auto"/>
+            </w:pPr>
+            <w:r>
+              <w:t xml:space="preserve">ls -lha                  # докладно, з прихованими, зручні одиниці</w:t>
+            </w:r>
+          </w:p>
+          <w:p>
+            <w:pPr>
+              <w:pStyle w:val="SourceCode"/>
+              <w:spacing w:before="0" w:after="0" w:line="200" w:lineRule="auto"/>
+            </w:pPr>
+            <w:r>
+              <w:t xml:space="preserve">ls -lt                   # сортування за часом зміни</w:t>
+            </w:r>
+          </w:p>
+          <w:p>
+            <w:pPr>
+              <w:pStyle w:val="SourceCode"/>
+              <w:spacing w:before="0" w:after="0" w:line="200" w:lineRule="auto"/>
+            </w:pPr>
+            <w:r>
+              <w:t xml:space="preserve">tree -L 2 /etc           # дерево обмеженої глибини</w:t>
+            </w:r>
+          </w:p>
+          <w:p>
+            <w:pPr>
+              <w:pStyle w:val="SourceCode"/>
+              <w:spacing w:before="0" w:after="0" w:line="200" w:lineRule="auto"/>
+            </w:pPr>
+            <w:r>
+              <w:t xml:space="preserve">stat report.txt          # повні метадані файлу</w:t>
+            </w:r>
+          </w:p>
+          <w:p>
+            <w:pPr>
+              <w:pStyle w:val="SourceCode"/>
+              <w:spacing w:before="0" w:after="0" w:line="200" w:lineRule="auto"/>
+            </w:pPr>
+            <w:r>
+              <w:t xml:space="preserve">file report.txt          # визначити реальний тип вмісту</w:t>
+            </w:r>
+          </w:p>
+        </w:tc>
+      </w:tr>
+    </w:tbl>
+    <w:p>
+      <w:pPr>
+        <w:spacing w:before="0" w:after="0" w:line="120" w:lineRule="exact"/>
+        <w:rPr>
+          <w:sz w:val="4"/>
+          <w:szCs w:val="4"/>
+        </w:rPr>
+      </w:pPr>
     </w:p>
     <w:p>
       <w:pPr>
@@ -1001,68 +1050,117 @@
     </w:p>
     <w:p>
       <w:pPr>
-        <w:pStyle w:val="SourceCode"/>
-      </w:pPr>
-      <w:r>
-        <w:rPr>
-          <w:rStyle w:val="VerbatimChar"/>
-        </w:rPr>
-        <w:t xml:space="preserve">find ~/lab7 -name "*.log"              # за іменем</w:t>
-      </w:r>
-      <w:r>
-        <w:br/>
-      </w:r>
-      <w:r>
-        <w:rPr>
-          <w:rStyle w:val="VerbatimChar"/>
-        </w:rPr>
-        <w:t xml:space="preserve">find ~/lab7 -iname "*.LOG"             # без урахування регістру</w:t>
-      </w:r>
-      <w:r>
-        <w:br/>
-      </w:r>
-      <w:r>
-        <w:rPr>
-          <w:rStyle w:val="VerbatimChar"/>
-        </w:rPr>
-        <w:t xml:space="preserve">find /var/log -type f -size +1M        # файли більші за 1 МБ</w:t>
-      </w:r>
-      <w:r>
-        <w:br/>
-      </w:r>
-      <w:r>
-        <w:rPr>
-          <w:rStyle w:val="VerbatimChar"/>
-        </w:rPr>
-        <w:t xml:space="preserve">find ~ -mtime -1                       # змінені за останню добу</w:t>
-      </w:r>
-      <w:r>
-        <w:br/>
-      </w:r>
-      <w:r>
-        <w:rPr>
-          <w:rStyle w:val="VerbatimChar"/>
-        </w:rPr>
-        <w:t xml:space="preserve">find ~/lab7 -type f -exec wc -l {} \;  # виконати команду над кожним</w:t>
-      </w:r>
-      <w:r>
-        <w:br/>
-      </w:r>
-      <w:r>
-        <w:rPr>
-          <w:rStyle w:val="VerbatimChar"/>
-        </w:rPr>
-        <w:t xml:space="preserve">locate passwd                          # швидкий пошук за індексом</w:t>
-      </w:r>
-      <w:r>
-        <w:br/>
-      </w:r>
-      <w:r>
-        <w:rPr>
-          <w:rStyle w:val="VerbatimChar"/>
-        </w:rPr>
-        <w:t xml:space="preserve">grep -rn "PATH" /etc/profile.d/        # пошук усередині файлів</w:t>
-      </w:r>
+        <w:spacing w:before="0" w:after="0" w:line="120" w:lineRule="exact"/>
+        <w:rPr>
+          <w:sz w:val="4"/>
+          <w:szCs w:val="4"/>
+        </w:rPr>
+      </w:pPr>
+    </w:p>
+    <w:tbl>
+      <w:tblPr>
+        <w:tblStyle w:val="SourceCodeTable"/>
+        <w:tblW w:type="dxa" w:w="9637"/>
+        <w:tblInd w:w="0" w:type="dxa"/>
+        <w:tblBorders>
+          <w:top w:color="BFBFBF" w:space="0" w:sz="4" w:val="single"/>
+          <w:left w:color="BFBFBF" w:space="0" w:sz="4" w:val="single"/>
+          <w:bottom w:color="BFBFBF" w:space="0" w:sz="4" w:val="single"/>
+          <w:right w:color="BFBFBF" w:space="0" w:sz="4" w:val="single"/>
+        </w:tblBorders>
+        <w:shd w:color="auto" w:fill="F4F4F4" w:val="clear"/>
+        <w:tblLayout w:type="fixed"/>
+        <w:tblCellMar>
+          <w:top w:type="dxa" w:w="113"/>
+          <w:left w:type="dxa" w:w="113"/>
+          <w:bottom w:type="dxa" w:w="113"/>
+          <w:right w:type="dxa" w:w="113"/>
+        </w:tblCellMar>
+        <w:tblLook w:val="0000" w:firstRow="0" w:lastRow="0" w:firstColumn="0" w:lastColumn="0" w:noHBand="1" w:noVBand="1"/>
+      </w:tblPr>
+      <w:tblGrid>
+        <w:gridCol w:w="9637"/>
+      </w:tblGrid>
+      <w:tr>
+        <w:tc>
+          <w:tcPr>
+            <w:tcW w:type="dxa" w:w="9637"/>
+            <w:shd w:color="auto" w:fill="F4F4F4" w:val="clear"/>
+          </w:tcPr>
+          <w:p>
+            <w:pPr>
+              <w:pStyle w:val="SourceCode"/>
+              <w:spacing w:before="0" w:after="0" w:line="200" w:lineRule="auto"/>
+            </w:pPr>
+            <w:r>
+              <w:t xml:space="preserve">find ~/lab7 -name "*.log"              # за іменем</w:t>
+            </w:r>
+          </w:p>
+          <w:p>
+            <w:pPr>
+              <w:pStyle w:val="SourceCode"/>
+              <w:spacing w:before="0" w:after="0" w:line="200" w:lineRule="auto"/>
+            </w:pPr>
+            <w:r>
+              <w:t xml:space="preserve">find ~/lab7 -iname "*.LOG"             # без урахування регістру</w:t>
+            </w:r>
+          </w:p>
+          <w:p>
+            <w:pPr>
+              <w:pStyle w:val="SourceCode"/>
+              <w:spacing w:before="0" w:after="0" w:line="200" w:lineRule="auto"/>
+            </w:pPr>
+            <w:r>
+              <w:t xml:space="preserve">find /var/log -type f -size +1M        # файли більші за 1 МБ</w:t>
+            </w:r>
+          </w:p>
+          <w:p>
+            <w:pPr>
+              <w:pStyle w:val="SourceCode"/>
+              <w:spacing w:before="0" w:after="0" w:line="200" w:lineRule="auto"/>
+            </w:pPr>
+            <w:r>
+              <w:t xml:space="preserve">find ~ -mtime -1                       # змінені за останню добу</w:t>
+            </w:r>
+          </w:p>
+          <w:p>
+            <w:pPr>
+              <w:pStyle w:val="SourceCode"/>
+              <w:spacing w:before="0" w:after="0" w:line="200" w:lineRule="auto"/>
+            </w:pPr>
+            <w:r>
+              <w:t xml:space="preserve">find ~/lab7 -type f -exec wc -l {} \;  # виконати команду над кожним</w:t>
+            </w:r>
+          </w:p>
+          <w:p>
+            <w:pPr>
+              <w:pStyle w:val="SourceCode"/>
+              <w:spacing w:before="0" w:after="0" w:line="200" w:lineRule="auto"/>
+            </w:pPr>
+            <w:r>
+              <w:t xml:space="preserve">locate passwd                          # швидкий пошук за індексом</w:t>
+            </w:r>
+          </w:p>
+          <w:p>
+            <w:pPr>
+              <w:pStyle w:val="SourceCode"/>
+              <w:spacing w:before="0" w:after="0" w:line="200" w:lineRule="auto"/>
+            </w:pPr>
+            <w:r>
+              <w:t xml:space="preserve">grep -rn "PATH" /etc/profile.d/        # пошук усередині файлів</w:t>
+            </w:r>
+          </w:p>
+        </w:tc>
+      </w:tr>
+    </w:tbl>
+    <w:p>
+      <w:pPr>
+        <w:spacing w:before="0" w:after="0" w:line="120" w:lineRule="exact"/>
+        <w:rPr>
+          <w:sz w:val="4"/>
+          <w:szCs w:val="4"/>
+        </w:rPr>
+      </w:pPr>
     </w:p>
     <w:p>
       <w:pPr>
@@ -1393,68 +1491,117 @@
     </w:p>
     <w:p>
       <w:pPr>
-        <w:pStyle w:val="SourceCode"/>
-      </w:pPr>
-      <w:r>
-        <w:rPr>
-          <w:rStyle w:val="VerbatimChar"/>
-        </w:rPr>
-        <w:t xml:space="preserve">lsblk                                  # дерево блокових пристроїв</w:t>
-      </w:r>
-      <w:r>
-        <w:br/>
-      </w:r>
-      <w:r>
-        <w:rPr>
-          <w:rStyle w:val="VerbatimChar"/>
-        </w:rPr>
-        <w:t xml:space="preserve">sudo blkid                             # UUID і тип файлової системи</w:t>
-      </w:r>
-      <w:r>
-        <w:br/>
-      </w:r>
-      <w:r>
-        <w:rPr>
-          <w:rStyle w:val="VerbatimChar"/>
-        </w:rPr>
-        <w:t xml:space="preserve">sudo mkdir -p /mnt/lab</w:t>
-      </w:r>
-      <w:r>
-        <w:br/>
-      </w:r>
-      <w:r>
-        <w:rPr>
-          <w:rStyle w:val="VerbatimChar"/>
-        </w:rPr>
-        <w:t xml:space="preserve">sudo mount /dev/sdb1 /mnt/lab          # приєднати розділ</w:t>
-      </w:r>
-      <w:r>
-        <w:br/>
-      </w:r>
-      <w:r>
-        <w:rPr>
-          <w:rStyle w:val="VerbatimChar"/>
-        </w:rPr>
-        <w:t xml:space="preserve">findmnt /mnt/lab                       # перевірити монтування</w:t>
-      </w:r>
-      <w:r>
-        <w:br/>
-      </w:r>
-      <w:r>
-        <w:rPr>
-          <w:rStyle w:val="VerbatimChar"/>
-        </w:rPr>
-        <w:t xml:space="preserve">df -hT /mnt/lab                        # тип ФС і вільне місце</w:t>
-      </w:r>
-      <w:r>
-        <w:br/>
-      </w:r>
-      <w:r>
-        <w:rPr>
-          <w:rStyle w:val="VerbatimChar"/>
-        </w:rPr>
-        <w:t xml:space="preserve">sudo umount /mnt/lab                   # від'єднати</w:t>
-      </w:r>
+        <w:spacing w:before="0" w:after="0" w:line="120" w:lineRule="exact"/>
+        <w:rPr>
+          <w:sz w:val="4"/>
+          <w:szCs w:val="4"/>
+        </w:rPr>
+      </w:pPr>
+    </w:p>
+    <w:tbl>
+      <w:tblPr>
+        <w:tblStyle w:val="SourceCodeTable"/>
+        <w:tblW w:type="dxa" w:w="9637"/>
+        <w:tblInd w:w="0" w:type="dxa"/>
+        <w:tblBorders>
+          <w:top w:color="BFBFBF" w:space="0" w:sz="4" w:val="single"/>
+          <w:left w:color="BFBFBF" w:space="0" w:sz="4" w:val="single"/>
+          <w:bottom w:color="BFBFBF" w:space="0" w:sz="4" w:val="single"/>
+          <w:right w:color="BFBFBF" w:space="0" w:sz="4" w:val="single"/>
+        </w:tblBorders>
+        <w:shd w:color="auto" w:fill="F4F4F4" w:val="clear"/>
+        <w:tblLayout w:type="fixed"/>
+        <w:tblCellMar>
+          <w:top w:type="dxa" w:w="113"/>
+          <w:left w:type="dxa" w:w="113"/>
+          <w:bottom w:type="dxa" w:w="113"/>
+          <w:right w:type="dxa" w:w="113"/>
+        </w:tblCellMar>
+        <w:tblLook w:val="0000" w:firstRow="0" w:lastRow="0" w:firstColumn="0" w:lastColumn="0" w:noHBand="1" w:noVBand="1"/>
+      </w:tblPr>
+      <w:tblGrid>
+        <w:gridCol w:w="9637"/>
+      </w:tblGrid>
+      <w:tr>
+        <w:tc>
+          <w:tcPr>
+            <w:tcW w:type="dxa" w:w="9637"/>
+            <w:shd w:color="auto" w:fill="F4F4F4" w:val="clear"/>
+          </w:tcPr>
+          <w:p>
+            <w:pPr>
+              <w:pStyle w:val="SourceCode"/>
+              <w:spacing w:before="0" w:after="0" w:line="200" w:lineRule="auto"/>
+            </w:pPr>
+            <w:r>
+              <w:t xml:space="preserve">lsblk                                  # дерево блокових пристроїв</w:t>
+            </w:r>
+          </w:p>
+          <w:p>
+            <w:pPr>
+              <w:pStyle w:val="SourceCode"/>
+              <w:spacing w:before="0" w:after="0" w:line="200" w:lineRule="auto"/>
+            </w:pPr>
+            <w:r>
+              <w:t xml:space="preserve">sudo blkid                             # UUID і тип файлової системи</w:t>
+            </w:r>
+          </w:p>
+          <w:p>
+            <w:pPr>
+              <w:pStyle w:val="SourceCode"/>
+              <w:spacing w:before="0" w:after="0" w:line="200" w:lineRule="auto"/>
+            </w:pPr>
+            <w:r>
+              <w:t xml:space="preserve">sudo mkdir -p /mnt/lab</w:t>
+            </w:r>
+          </w:p>
+          <w:p>
+            <w:pPr>
+              <w:pStyle w:val="SourceCode"/>
+              <w:spacing w:before="0" w:after="0" w:line="200" w:lineRule="auto"/>
+            </w:pPr>
+            <w:r>
+              <w:t xml:space="preserve">sudo mount /dev/sdb1 /mnt/lab          # приєднати розділ</w:t>
+            </w:r>
+          </w:p>
+          <w:p>
+            <w:pPr>
+              <w:pStyle w:val="SourceCode"/>
+              <w:spacing w:before="0" w:after="0" w:line="200" w:lineRule="auto"/>
+            </w:pPr>
+            <w:r>
+              <w:t xml:space="preserve">findmnt /mnt/lab                       # перевірити монтування</w:t>
+            </w:r>
+          </w:p>
+          <w:p>
+            <w:pPr>
+              <w:pStyle w:val="SourceCode"/>
+              <w:spacing w:before="0" w:after="0" w:line="200" w:lineRule="auto"/>
+            </w:pPr>
+            <w:r>
+              <w:t xml:space="preserve">df -hT /mnt/lab                        # тип ФС і вільне місце</w:t>
+            </w:r>
+          </w:p>
+          <w:p>
+            <w:pPr>
+              <w:pStyle w:val="SourceCode"/>
+              <w:spacing w:before="0" w:after="0" w:line="200" w:lineRule="auto"/>
+            </w:pPr>
+            <w:r>
+              <w:t xml:space="preserve">sudo umount /mnt/lab                   # від'єднати</w:t>
+            </w:r>
+          </w:p>
+        </w:tc>
+      </w:tr>
+    </w:tbl>
+    <w:p>
+      <w:pPr>
+        <w:spacing w:before="0" w:after="0" w:line="120" w:lineRule="exact"/>
+        <w:rPr>
+          <w:sz w:val="4"/>
+          <w:szCs w:val="4"/>
+        </w:rPr>
+      </w:pPr>
     </w:p>
     <w:p>
       <w:pPr>
@@ -1541,50 +1688,99 @@
     </w:p>
     <w:p>
       <w:pPr>
-        <w:pStyle w:val="SourceCode"/>
-      </w:pPr>
-      <w:r>
-        <w:rPr>
-          <w:rStyle w:val="VerbatimChar"/>
-        </w:rPr>
-        <w:t xml:space="preserve">df -h                                  # вільне місце за точками монтування</w:t>
-      </w:r>
-      <w:r>
-        <w:br/>
-      </w:r>
-      <w:r>
-        <w:rPr>
-          <w:rStyle w:val="VerbatimChar"/>
-        </w:rPr>
-        <w:t xml:space="preserve">df -i                                  # вільні inode</w:t>
-      </w:r>
-      <w:r>
-        <w:br/>
-      </w:r>
-      <w:r>
-        <w:rPr>
-          <w:rStyle w:val="VerbatimChar"/>
-        </w:rPr>
-        <w:t xml:space="preserve">du -sh ~/lab7                          # обсяг каталогу</w:t>
-      </w:r>
-      <w:r>
-        <w:br/>
-      </w:r>
-      <w:r>
-        <w:rPr>
-          <w:rStyle w:val="VerbatimChar"/>
-        </w:rPr>
-        <w:t xml:space="preserve">du -h --max-depth=1 /var | sort -h     # найбільші підкаталоги</w:t>
-      </w:r>
-      <w:r>
-        <w:br/>
-      </w:r>
-      <w:r>
-        <w:rPr>
-          <w:rStyle w:val="VerbatimChar"/>
-        </w:rPr>
-        <w:t xml:space="preserve">ncdu /var                              # інтерактивний аналіз (за наявності)</w:t>
-      </w:r>
+        <w:spacing w:before="0" w:after="0" w:line="120" w:lineRule="exact"/>
+        <w:rPr>
+          <w:sz w:val="4"/>
+          <w:szCs w:val="4"/>
+        </w:rPr>
+      </w:pPr>
+    </w:p>
+    <w:tbl>
+      <w:tblPr>
+        <w:tblStyle w:val="SourceCodeTable"/>
+        <w:tblW w:type="dxa" w:w="9637"/>
+        <w:tblInd w:w="0" w:type="dxa"/>
+        <w:tblBorders>
+          <w:top w:color="BFBFBF" w:space="0" w:sz="4" w:val="single"/>
+          <w:left w:color="BFBFBF" w:space="0" w:sz="4" w:val="single"/>
+          <w:bottom w:color="BFBFBF" w:space="0" w:sz="4" w:val="single"/>
+          <w:right w:color="BFBFBF" w:space="0" w:sz="4" w:val="single"/>
+        </w:tblBorders>
+        <w:shd w:color="auto" w:fill="F4F4F4" w:val="clear"/>
+        <w:tblLayout w:type="fixed"/>
+        <w:tblCellMar>
+          <w:top w:type="dxa" w:w="113"/>
+          <w:left w:type="dxa" w:w="113"/>
+          <w:bottom w:type="dxa" w:w="113"/>
+          <w:right w:type="dxa" w:w="113"/>
+        </w:tblCellMar>
+        <w:tblLook w:val="0000" w:firstRow="0" w:lastRow="0" w:firstColumn="0" w:lastColumn="0" w:noHBand="1" w:noVBand="1"/>
+      </w:tblPr>
+      <w:tblGrid>
+        <w:gridCol w:w="9637"/>
+      </w:tblGrid>
+      <w:tr>
+        <w:tc>
+          <w:tcPr>
+            <w:tcW w:type="dxa" w:w="9637"/>
+            <w:shd w:color="auto" w:fill="F4F4F4" w:val="clear"/>
+          </w:tcPr>
+          <w:p>
+            <w:pPr>
+              <w:pStyle w:val="SourceCode"/>
+              <w:spacing w:before="0" w:after="0" w:line="200" w:lineRule="auto"/>
+            </w:pPr>
+            <w:r>
+              <w:t xml:space="preserve">df -h                                  # вільне місце за точками монтування</w:t>
+            </w:r>
+          </w:p>
+          <w:p>
+            <w:pPr>
+              <w:pStyle w:val="SourceCode"/>
+              <w:spacing w:before="0" w:after="0" w:line="200" w:lineRule="auto"/>
+            </w:pPr>
+            <w:r>
+              <w:t xml:space="preserve">df -i                                  # вільні inode</w:t>
+            </w:r>
+          </w:p>
+          <w:p>
+            <w:pPr>
+              <w:pStyle w:val="SourceCode"/>
+              <w:spacing w:before="0" w:after="0" w:line="200" w:lineRule="auto"/>
+            </w:pPr>
+            <w:r>
+              <w:t xml:space="preserve">du -sh ~/lab7                          # обсяг каталогу</w:t>
+            </w:r>
+          </w:p>
+          <w:p>
+            <w:pPr>
+              <w:pStyle w:val="SourceCode"/>
+              <w:spacing w:before="0" w:after="0" w:line="200" w:lineRule="auto"/>
+            </w:pPr>
+            <w:r>
+              <w:t xml:space="preserve">du -h --max-depth=1 /var | sort -h     # найбільші підкаталоги</w:t>
+            </w:r>
+          </w:p>
+          <w:p>
+            <w:pPr>
+              <w:pStyle w:val="SourceCode"/>
+              <w:spacing w:before="0" w:after="0" w:line="200" w:lineRule="auto"/>
+            </w:pPr>
+            <w:r>
+              <w:t xml:space="preserve">ncdu /var                              # інтерактивний аналіз (за наявності)</w:t>
+            </w:r>
+          </w:p>
+        </w:tc>
+      </w:tr>
+    </w:tbl>
+    <w:p>
+      <w:pPr>
+        <w:spacing w:before="0" w:after="0" w:line="120" w:lineRule="exact"/>
+        <w:rPr>
+          <w:sz w:val="4"/>
+          <w:szCs w:val="4"/>
+        </w:rPr>
+      </w:pPr>
     </w:p>
     <w:p>
       <w:pPr>
@@ -1621,59 +1817,108 @@
     </w:p>
     <w:p>
       <w:pPr>
-        <w:pStyle w:val="SourceCode"/>
-      </w:pPr>
-      <w:r>
-        <w:rPr>
-          <w:rStyle w:val="VerbatimChar"/>
-        </w:rPr>
-        <w:t xml:space="preserve">tar -cvf archive.tar dir/              # створити архів</w:t>
-      </w:r>
-      <w:r>
-        <w:br/>
-      </w:r>
-      <w:r>
-        <w:rPr>
-          <w:rStyle w:val="VerbatimChar"/>
-        </w:rPr>
-        <w:t xml:space="preserve">tar -czvf archive.tar.gz dir/          # архів зі стисненням gzip</w:t>
-      </w:r>
-      <w:r>
-        <w:br/>
-      </w:r>
-      <w:r>
-        <w:rPr>
-          <w:rStyle w:val="VerbatimChar"/>
-        </w:rPr>
-        <w:t xml:space="preserve">tar -tzvf archive.tar.gz               # переглянути вміст</w:t>
-      </w:r>
-      <w:r>
-        <w:br/>
-      </w:r>
-      <w:r>
-        <w:rPr>
-          <w:rStyle w:val="VerbatimChar"/>
-        </w:rPr>
-        <w:t xml:space="preserve">tar -xzvf archive.tar.gz -C /tmp/out   # розпакувати в каталог</w:t>
-      </w:r>
-      <w:r>
-        <w:br/>
-      </w:r>
-      <w:r>
-        <w:rPr>
-          <w:rStyle w:val="VerbatimChar"/>
-        </w:rPr>
-        <w:t xml:space="preserve">gzip report.txt                        # стиснути окремий файл</w:t>
-      </w:r>
-      <w:r>
-        <w:br/>
-      </w:r>
-      <w:r>
-        <w:rPr>
-          <w:rStyle w:val="VerbatimChar"/>
-        </w:rPr>
-        <w:t xml:space="preserve">zip -r archive.zip dir/                # сумісний із Windows формат</w:t>
-      </w:r>
+        <w:spacing w:before="0" w:after="0" w:line="120" w:lineRule="exact"/>
+        <w:rPr>
+          <w:sz w:val="4"/>
+          <w:szCs w:val="4"/>
+        </w:rPr>
+      </w:pPr>
+    </w:p>
+    <w:tbl>
+      <w:tblPr>
+        <w:tblStyle w:val="SourceCodeTable"/>
+        <w:tblW w:type="dxa" w:w="9637"/>
+        <w:tblInd w:w="0" w:type="dxa"/>
+        <w:tblBorders>
+          <w:top w:color="BFBFBF" w:space="0" w:sz="4" w:val="single"/>
+          <w:left w:color="BFBFBF" w:space="0" w:sz="4" w:val="single"/>
+          <w:bottom w:color="BFBFBF" w:space="0" w:sz="4" w:val="single"/>
+          <w:right w:color="BFBFBF" w:space="0" w:sz="4" w:val="single"/>
+        </w:tblBorders>
+        <w:shd w:color="auto" w:fill="F4F4F4" w:val="clear"/>
+        <w:tblLayout w:type="fixed"/>
+        <w:tblCellMar>
+          <w:top w:type="dxa" w:w="113"/>
+          <w:left w:type="dxa" w:w="113"/>
+          <w:bottom w:type="dxa" w:w="113"/>
+          <w:right w:type="dxa" w:w="113"/>
+        </w:tblCellMar>
+        <w:tblLook w:val="0000" w:firstRow="0" w:lastRow="0" w:firstColumn="0" w:lastColumn="0" w:noHBand="1" w:noVBand="1"/>
+      </w:tblPr>
+      <w:tblGrid>
+        <w:gridCol w:w="9637"/>
+      </w:tblGrid>
+      <w:tr>
+        <w:tc>
+          <w:tcPr>
+            <w:tcW w:type="dxa" w:w="9637"/>
+            <w:shd w:color="auto" w:fill="F4F4F4" w:val="clear"/>
+          </w:tcPr>
+          <w:p>
+            <w:pPr>
+              <w:pStyle w:val="SourceCode"/>
+              <w:spacing w:before="0" w:after="0" w:line="200" w:lineRule="auto"/>
+            </w:pPr>
+            <w:r>
+              <w:t xml:space="preserve">tar -cvf archive.tar dir/              # створити архів</w:t>
+            </w:r>
+          </w:p>
+          <w:p>
+            <w:pPr>
+              <w:pStyle w:val="SourceCode"/>
+              <w:spacing w:before="0" w:after="0" w:line="200" w:lineRule="auto"/>
+            </w:pPr>
+            <w:r>
+              <w:t xml:space="preserve">tar -czvf archive.tar.gz dir/          # архів зі стисненням gzip</w:t>
+            </w:r>
+          </w:p>
+          <w:p>
+            <w:pPr>
+              <w:pStyle w:val="SourceCode"/>
+              <w:spacing w:before="0" w:after="0" w:line="200" w:lineRule="auto"/>
+            </w:pPr>
+            <w:r>
+              <w:t xml:space="preserve">tar -tzvf archive.tar.gz               # переглянути вміст</w:t>
+            </w:r>
+          </w:p>
+          <w:p>
+            <w:pPr>
+              <w:pStyle w:val="SourceCode"/>
+              <w:spacing w:before="0" w:after="0" w:line="200" w:lineRule="auto"/>
+            </w:pPr>
+            <w:r>
+              <w:t xml:space="preserve">tar -xzvf archive.tar.gz -C /tmp/out   # розпакувати в каталог</w:t>
+            </w:r>
+          </w:p>
+          <w:p>
+            <w:pPr>
+              <w:pStyle w:val="SourceCode"/>
+              <w:spacing w:before="0" w:after="0" w:line="200" w:lineRule="auto"/>
+            </w:pPr>
+            <w:r>
+              <w:t xml:space="preserve">gzip report.txt                        # стиснути окремий файл</w:t>
+            </w:r>
+          </w:p>
+          <w:p>
+            <w:pPr>
+              <w:pStyle w:val="SourceCode"/>
+              <w:spacing w:before="0" w:after="0" w:line="200" w:lineRule="auto"/>
+            </w:pPr>
+            <w:r>
+              <w:t xml:space="preserve">zip -r archive.zip dir/                # сумісний із Windows формат</w:t>
+            </w:r>
+          </w:p>
+        </w:tc>
+      </w:tr>
+    </w:tbl>
+    <w:p>
+      <w:pPr>
+        <w:spacing w:before="0" w:after="0" w:line="120" w:lineRule="exact"/>
+        <w:rPr>
+          <w:sz w:val="4"/>
+          <w:szCs w:val="4"/>
+        </w:rPr>
+      </w:pPr>
     </w:p>
     <w:p>
       <w:pPr>
@@ -1765,125 +2010,177 @@
     </w:p>
     <w:p>
       <w:pPr>
-        <w:pStyle w:val="SourceCode"/>
-      </w:pPr>
-      <w:r>
-        <w:rPr>
-          <w:rStyle w:val="VerbatimChar"/>
-        </w:rPr>
-        <w:t xml:space="preserve">student@lab-vm:~$ mkdir -p ~/lab7/{src,docs,bak,mnt}</w:t>
-      </w:r>
-      <w:r>
-        <w:br/>
-      </w:r>
-      <w:r>
-        <w:rPr>
-          <w:rStyle w:val="VerbatimChar"/>
-        </w:rPr>
-        <w:t xml:space="preserve">student@lab-vm:~$ cd ~/lab7</w:t>
-      </w:r>
-      <w:r>
-        <w:br/>
-      </w:r>
-      <w:r>
-        <w:rPr>
-          <w:rStyle w:val="VerbatimChar"/>
-        </w:rPr>
-        <w:t xml:space="preserve">student@lab-vm:~/lab7$ cp /etc/services /etc/hosts /etc/passwd src/</w:t>
-      </w:r>
-      <w:r>
-        <w:br/>
-      </w:r>
-      <w:r>
-        <w:rPr>
-          <w:rStyle w:val="VerbatimChar"/>
-        </w:rPr>
-        <w:t xml:space="preserve">student@lab-vm:~/lab7$ ls -lh src/</w:t>
-      </w:r>
-      <w:r>
-        <w:br/>
-      </w:r>
-      <w:r>
-        <w:rPr>
-          <w:rStyle w:val="VerbatimChar"/>
-        </w:rPr>
-        <w:t xml:space="preserve">-rw-r--r-- 1 student student  221 вер 18 10:12 hosts</w:t>
-      </w:r>
-      <w:r>
-        <w:br/>
-      </w:r>
-      <w:r>
-        <w:rPr>
-          <w:rStyle w:val="VerbatimChar"/>
-        </w:rPr>
-        <w:t xml:space="preserve">-rw-r--r-- 1 student student 3,0K вер 18 10:12 passwd</w:t>
-      </w:r>
-      <w:r>
-        <w:br/>
-      </w:r>
-      <w:r>
-        <w:rPr>
-          <w:rStyle w:val="VerbatimChar"/>
-        </w:rPr>
-        <w:t xml:space="preserve">-rw-r--r-- 1 student student  19K вер 18 10:12 services</w:t>
-      </w:r>
-      <w:r>
-        <w:br/>
-      </w:r>
-      <w:r>
-        <w:br/>
-      </w:r>
-      <w:r>
-        <w:rPr>
-          <w:rStyle w:val="VerbatimChar"/>
-        </w:rPr>
-        <w:t xml:space="preserve">student@lab-vm:~/lab7$ tree -L 1</w:t>
-      </w:r>
-      <w:r>
-        <w:br/>
-      </w:r>
-      <w:r>
-        <w:rPr>
-          <w:rStyle w:val="VerbatimChar"/>
-        </w:rPr>
-        <w:t xml:space="preserve">.</w:t>
-      </w:r>
-      <w:r>
-        <w:br/>
-      </w:r>
-      <w:r>
-        <w:rPr>
-          <w:rStyle w:val="VerbatimChar"/>
-        </w:rPr>
-        <w:t xml:space="preserve">├── bak</w:t>
-      </w:r>
-      <w:r>
-        <w:br/>
-      </w:r>
-      <w:r>
-        <w:rPr>
-          <w:rStyle w:val="VerbatimChar"/>
-        </w:rPr>
-        <w:t xml:space="preserve">├── docs</w:t>
-      </w:r>
-      <w:r>
-        <w:br/>
-      </w:r>
-      <w:r>
-        <w:rPr>
-          <w:rStyle w:val="VerbatimChar"/>
-        </w:rPr>
-        <w:t xml:space="preserve">├── mnt</w:t>
-      </w:r>
-      <w:r>
-        <w:br/>
-      </w:r>
-      <w:r>
-        <w:rPr>
-          <w:rStyle w:val="VerbatimChar"/>
-        </w:rPr>
-        <w:t xml:space="preserve">└── src</w:t>
-      </w:r>
+        <w:spacing w:before="0" w:after="0" w:line="120" w:lineRule="exact"/>
+        <w:rPr>
+          <w:sz w:val="4"/>
+          <w:szCs w:val="4"/>
+        </w:rPr>
+      </w:pPr>
+    </w:p>
+    <w:tbl>
+      <w:tblPr>
+        <w:tblStyle w:val="SourceCodeTable"/>
+        <w:tblW w:type="dxa" w:w="9637"/>
+        <w:tblInd w:w="0" w:type="dxa"/>
+        <w:tblBorders>
+          <w:top w:color="BFBFBF" w:space="0" w:sz="4" w:val="single"/>
+          <w:left w:color="BFBFBF" w:space="0" w:sz="4" w:val="single"/>
+          <w:bottom w:color="BFBFBF" w:space="0" w:sz="4" w:val="single"/>
+          <w:right w:color="BFBFBF" w:space="0" w:sz="4" w:val="single"/>
+        </w:tblBorders>
+        <w:shd w:color="auto" w:fill="F4F4F4" w:val="clear"/>
+        <w:tblLayout w:type="fixed"/>
+        <w:tblCellMar>
+          <w:top w:type="dxa" w:w="113"/>
+          <w:left w:type="dxa" w:w="113"/>
+          <w:bottom w:type="dxa" w:w="113"/>
+          <w:right w:type="dxa" w:w="113"/>
+        </w:tblCellMar>
+        <w:tblLook w:val="0000" w:firstRow="0" w:lastRow="0" w:firstColumn="0" w:lastColumn="0" w:noHBand="1" w:noVBand="1"/>
+      </w:tblPr>
+      <w:tblGrid>
+        <w:gridCol w:w="9637"/>
+      </w:tblGrid>
+      <w:tr>
+        <w:tc>
+          <w:tcPr>
+            <w:tcW w:type="dxa" w:w="9637"/>
+            <w:shd w:color="auto" w:fill="F4F4F4" w:val="clear"/>
+          </w:tcPr>
+          <w:p>
+            <w:pPr>
+              <w:pStyle w:val="SourceCode"/>
+              <w:spacing w:before="0" w:after="0" w:line="200" w:lineRule="auto"/>
+            </w:pPr>
+            <w:r>
+              <w:t xml:space="preserve">student@lab-vm:~$ mkdir -p ~/lab7/{src,docs,bak,mnt}</w:t>
+            </w:r>
+          </w:p>
+          <w:p>
+            <w:pPr>
+              <w:pStyle w:val="SourceCode"/>
+              <w:spacing w:before="0" w:after="0" w:line="200" w:lineRule="auto"/>
+            </w:pPr>
+            <w:r>
+              <w:t xml:space="preserve">student@lab-vm:~$ cd ~/lab7</w:t>
+            </w:r>
+          </w:p>
+          <w:p>
+            <w:pPr>
+              <w:pStyle w:val="SourceCode"/>
+              <w:spacing w:before="0" w:after="0" w:line="200" w:lineRule="auto"/>
+            </w:pPr>
+            <w:r>
+              <w:t xml:space="preserve">student@lab-vm:~/lab7$ cp /etc/services /etc/hosts /etc/passwd src/</w:t>
+            </w:r>
+          </w:p>
+          <w:p>
+            <w:pPr>
+              <w:pStyle w:val="SourceCode"/>
+              <w:spacing w:before="0" w:after="0" w:line="200" w:lineRule="auto"/>
+            </w:pPr>
+            <w:r>
+              <w:t xml:space="preserve">student@lab-vm:~/lab7$ ls -lh src/</w:t>
+            </w:r>
+          </w:p>
+          <w:p>
+            <w:pPr>
+              <w:pStyle w:val="SourceCode"/>
+              <w:spacing w:before="0" w:after="0" w:line="200" w:lineRule="auto"/>
+            </w:pPr>
+            <w:r>
+              <w:t xml:space="preserve">-rw-r--r-- 1 student student  221 вер 18 10:12 hosts</w:t>
+            </w:r>
+          </w:p>
+          <w:p>
+            <w:pPr>
+              <w:pStyle w:val="SourceCode"/>
+              <w:spacing w:before="0" w:after="0" w:line="200" w:lineRule="auto"/>
+            </w:pPr>
+            <w:r>
+              <w:t xml:space="preserve">-rw-r--r-- 1 student student 3,0K вер 18 10:12 passwd</w:t>
+            </w:r>
+          </w:p>
+          <w:p>
+            <w:pPr>
+              <w:pStyle w:val="SourceCode"/>
+              <w:spacing w:before="0" w:after="0" w:line="200" w:lineRule="auto"/>
+            </w:pPr>
+            <w:r>
+              <w:t xml:space="preserve">-rw-r--r-- 1 student student  19K вер 18 10:12 services</w:t>
+            </w:r>
+          </w:p>
+          <w:p>
+            <w:pPr>
+              <w:pStyle w:val="SourceCode"/>
+              <w:spacing w:before="0" w:after="0" w:line="200" w:lineRule="auto"/>
+            </w:pPr>
+          </w:p>
+          <w:p>
+            <w:pPr>
+              <w:pStyle w:val="SourceCode"/>
+              <w:spacing w:before="0" w:after="0" w:line="200" w:lineRule="auto"/>
+            </w:pPr>
+            <w:r>
+              <w:t xml:space="preserve">student@lab-vm:~/lab7$ tree -L 1</w:t>
+            </w:r>
+          </w:p>
+          <w:p>
+            <w:pPr>
+              <w:pStyle w:val="SourceCode"/>
+              <w:spacing w:before="0" w:after="0" w:line="200" w:lineRule="auto"/>
+            </w:pPr>
+            <w:r>
+              <w:t xml:space="preserve">.</w:t>
+            </w:r>
+          </w:p>
+          <w:p>
+            <w:pPr>
+              <w:pStyle w:val="SourceCode"/>
+              <w:spacing w:before="0" w:after="0" w:line="200" w:lineRule="auto"/>
+            </w:pPr>
+            <w:r>
+              <w:t xml:space="preserve">├── bak</w:t>
+            </w:r>
+          </w:p>
+          <w:p>
+            <w:pPr>
+              <w:pStyle w:val="SourceCode"/>
+              <w:spacing w:before="0" w:after="0" w:line="200" w:lineRule="auto"/>
+            </w:pPr>
+            <w:r>
+              <w:t xml:space="preserve">├── docs</w:t>
+            </w:r>
+          </w:p>
+          <w:p>
+            <w:pPr>
+              <w:pStyle w:val="SourceCode"/>
+              <w:spacing w:before="0" w:after="0" w:line="200" w:lineRule="auto"/>
+            </w:pPr>
+            <w:r>
+              <w:t xml:space="preserve">├── mnt</w:t>
+            </w:r>
+          </w:p>
+          <w:p>
+            <w:pPr>
+              <w:pStyle w:val="SourceCode"/>
+              <w:spacing w:before="0" w:after="0" w:line="200" w:lineRule="auto"/>
+            </w:pPr>
+            <w:r>
+              <w:t xml:space="preserve">└── src</w:t>
+            </w:r>
+          </w:p>
+        </w:tc>
+      </w:tr>
+    </w:tbl>
+    <w:p>
+      <w:pPr>
+        <w:spacing w:before="0" w:after="0" w:line="120" w:lineRule="exact"/>
+        <w:rPr>
+          <w:sz w:val="4"/>
+          <w:szCs w:val="4"/>
+        </w:rPr>
+      </w:pPr>
     </w:p>
     <w:p>
       <w:pPr>
@@ -1920,119 +2217,174 @@
     </w:p>
     <w:p>
       <w:pPr>
-        <w:pStyle w:val="SourceCode"/>
-      </w:pPr>
-      <w:r>
-        <w:rPr>
-          <w:rStyle w:val="VerbatimChar"/>
-        </w:rPr>
-        <w:t xml:space="preserve">student@lab-vm:~/lab7$ stat src/hosts</w:t>
-      </w:r>
-      <w:r>
-        <w:br/>
-      </w:r>
-      <w:r>
-        <w:rPr>
-          <w:rStyle w:val="VerbatimChar"/>
-        </w:rPr>
-        <w:t xml:space="preserve">  File: src/hosts</w:t>
-      </w:r>
-      <w:r>
-        <w:br/>
-      </w:r>
-      <w:r>
-        <w:rPr>
-          <w:rStyle w:val="VerbatimChar"/>
-        </w:rPr>
-        <w:t xml:space="preserve">  Size: 221        Blocks: 8          IO Block: 4096   regular file</w:t>
-      </w:r>
-      <w:r>
-        <w:br/>
-      </w:r>
-      <w:r>
-        <w:rPr>
-          <w:rStyle w:val="VerbatimChar"/>
-        </w:rPr>
-        <w:t xml:space="preserve">Device: 8,2 Inode: 1443521     Links: 1</w:t>
-      </w:r>
-      <w:r>
-        <w:br/>
-      </w:r>
-      <w:r>
-        <w:rPr>
-          <w:rStyle w:val="VerbatimChar"/>
-        </w:rPr>
-        <w:t xml:space="preserve">Access: (0644/-rw-r--r--)  Uid: ( 1000/student)   Gid: ( 1000/student)</w:t>
-      </w:r>
-      <w:r>
-        <w:br/>
-      </w:r>
-      <w:r>
-        <w:rPr>
-          <w:rStyle w:val="VerbatimChar"/>
-        </w:rPr>
-        <w:t xml:space="preserve">Modify: 2026-09-18 10:12:03.412000000 +0300</w:t>
-      </w:r>
-      <w:r>
-        <w:br/>
-      </w:r>
-      <w:r>
-        <w:br/>
-      </w:r>
-      <w:r>
-        <w:rPr>
-          <w:rStyle w:val="VerbatimChar"/>
-        </w:rPr>
-        <w:t xml:space="preserve">student@lab-vm:~/lab7$ file src/*</w:t>
-      </w:r>
-      <w:r>
-        <w:br/>
-      </w:r>
-      <w:r>
-        <w:rPr>
-          <w:rStyle w:val="VerbatimChar"/>
-        </w:rPr>
-        <w:t xml:space="preserve">src/hosts:    ASCII text</w:t>
-      </w:r>
-      <w:r>
-        <w:br/>
-      </w:r>
-      <w:r>
-        <w:rPr>
-          <w:rStyle w:val="VerbatimChar"/>
-        </w:rPr>
-        <w:t xml:space="preserve">src/passwd:   ASCII text</w:t>
-      </w:r>
-      <w:r>
-        <w:br/>
-      </w:r>
-      <w:r>
-        <w:rPr>
-          <w:rStyle w:val="VerbatimChar"/>
-        </w:rPr>
-        <w:t xml:space="preserve">src/services: ASCII text</w:t>
-      </w:r>
-      <w:r>
-        <w:br/>
-      </w:r>
-      <w:r>
-        <w:br/>
-      </w:r>
-      <w:r>
-        <w:rPr>
-          <w:rStyle w:val="VerbatimChar"/>
-        </w:rPr>
-        <w:t xml:space="preserve">student@lab-vm:~/lab7$ file /bin/ls</w:t>
-      </w:r>
-      <w:r>
-        <w:br/>
-      </w:r>
-      <w:r>
-        <w:rPr>
-          <w:rStyle w:val="VerbatimChar"/>
-        </w:rPr>
-        <w:t xml:space="preserve">/bin/ls: ELF 64-bit LSB pie executable, x86-64, dynamically linked</w:t>
-      </w:r>
+        <w:spacing w:before="0" w:after="0" w:line="120" w:lineRule="exact"/>
+        <w:rPr>
+          <w:sz w:val="4"/>
+          <w:szCs w:val="4"/>
+        </w:rPr>
+      </w:pPr>
+    </w:p>
+    <w:tbl>
+      <w:tblPr>
+        <w:tblStyle w:val="SourceCodeTable"/>
+        <w:tblW w:type="dxa" w:w="9637"/>
+        <w:tblInd w:w="0" w:type="dxa"/>
+        <w:tblBorders>
+          <w:top w:color="BFBFBF" w:space="0" w:sz="4" w:val="single"/>
+          <w:left w:color="BFBFBF" w:space="0" w:sz="4" w:val="single"/>
+          <w:bottom w:color="BFBFBF" w:space="0" w:sz="4" w:val="single"/>
+          <w:right w:color="BFBFBF" w:space="0" w:sz="4" w:val="single"/>
+        </w:tblBorders>
+        <w:shd w:color="auto" w:fill="F4F4F4" w:val="clear"/>
+        <w:tblLayout w:type="fixed"/>
+        <w:tblCellMar>
+          <w:top w:type="dxa" w:w="113"/>
+          <w:left w:type="dxa" w:w="113"/>
+          <w:bottom w:type="dxa" w:w="113"/>
+          <w:right w:type="dxa" w:w="113"/>
+        </w:tblCellMar>
+        <w:tblLook w:val="0000" w:firstRow="0" w:lastRow="0" w:firstColumn="0" w:lastColumn="0" w:noHBand="1" w:noVBand="1"/>
+      </w:tblPr>
+      <w:tblGrid>
+        <w:gridCol w:w="9637"/>
+      </w:tblGrid>
+      <w:tr>
+        <w:tc>
+          <w:tcPr>
+            <w:tcW w:type="dxa" w:w="9637"/>
+            <w:shd w:color="auto" w:fill="F4F4F4" w:val="clear"/>
+          </w:tcPr>
+          <w:p>
+            <w:pPr>
+              <w:pStyle w:val="SourceCode"/>
+              <w:spacing w:before="0" w:after="0" w:line="200" w:lineRule="auto"/>
+            </w:pPr>
+            <w:r>
+              <w:t xml:space="preserve">student@lab-vm:~/lab7$ stat src/hosts</w:t>
+            </w:r>
+          </w:p>
+          <w:p>
+            <w:pPr>
+              <w:pStyle w:val="SourceCode"/>
+              <w:spacing w:before="0" w:after="0" w:line="200" w:lineRule="auto"/>
+            </w:pPr>
+            <w:r>
+              <w:t xml:space="preserve">  File: src/hosts</w:t>
+            </w:r>
+          </w:p>
+          <w:p>
+            <w:pPr>
+              <w:pStyle w:val="SourceCode"/>
+              <w:spacing w:before="0" w:after="0" w:line="200" w:lineRule="auto"/>
+            </w:pPr>
+            <w:r>
+              <w:t xml:space="preserve">  Size: 221        Blocks: 8          IO Block: 4096   regular file</w:t>
+            </w:r>
+          </w:p>
+          <w:p>
+            <w:pPr>
+              <w:pStyle w:val="SourceCode"/>
+              <w:spacing w:before="0" w:after="0" w:line="200" w:lineRule="auto"/>
+            </w:pPr>
+            <w:r>
+              <w:t xml:space="preserve">Device: 8,2 Inode: 1443521     Links: 1</w:t>
+            </w:r>
+          </w:p>
+          <w:p>
+            <w:pPr>
+              <w:pStyle w:val="SourceCode"/>
+              <w:spacing w:before="0" w:after="0" w:line="200" w:lineRule="auto"/>
+            </w:pPr>
+            <w:r>
+              <w:t xml:space="preserve">Access: (0644/-rw-r--r--)  Uid: ( 1000/student)   Gid: ( 1000/student)</w:t>
+            </w:r>
+          </w:p>
+          <w:p>
+            <w:pPr>
+              <w:pStyle w:val="SourceCode"/>
+              <w:spacing w:before="0" w:after="0" w:line="200" w:lineRule="auto"/>
+            </w:pPr>
+            <w:r>
+              <w:t xml:space="preserve">Modify: 2026-09-18 10:12:03.412000000 +0300</w:t>
+            </w:r>
+          </w:p>
+          <w:p>
+            <w:pPr>
+              <w:pStyle w:val="SourceCode"/>
+              <w:spacing w:before="0" w:after="0" w:line="200" w:lineRule="auto"/>
+            </w:pPr>
+          </w:p>
+          <w:p>
+            <w:pPr>
+              <w:pStyle w:val="SourceCode"/>
+              <w:spacing w:before="0" w:after="0" w:line="200" w:lineRule="auto"/>
+            </w:pPr>
+            <w:r>
+              <w:t xml:space="preserve">student@lab-vm:~/lab7$ file src/*</w:t>
+            </w:r>
+          </w:p>
+          <w:p>
+            <w:pPr>
+              <w:pStyle w:val="SourceCode"/>
+              <w:spacing w:before="0" w:after="0" w:line="200" w:lineRule="auto"/>
+            </w:pPr>
+            <w:r>
+              <w:t xml:space="preserve">src/hosts:    ASCII text</w:t>
+            </w:r>
+          </w:p>
+          <w:p>
+            <w:pPr>
+              <w:pStyle w:val="SourceCode"/>
+              <w:spacing w:before="0" w:after="0" w:line="200" w:lineRule="auto"/>
+            </w:pPr>
+            <w:r>
+              <w:t xml:space="preserve">src/passwd:   ASCII text</w:t>
+            </w:r>
+          </w:p>
+          <w:p>
+            <w:pPr>
+              <w:pStyle w:val="SourceCode"/>
+              <w:spacing w:before="0" w:after="0" w:line="200" w:lineRule="auto"/>
+            </w:pPr>
+            <w:r>
+              <w:t xml:space="preserve">src/services: ASCII text</w:t>
+            </w:r>
+          </w:p>
+          <w:p>
+            <w:pPr>
+              <w:pStyle w:val="SourceCode"/>
+              <w:spacing w:before="0" w:after="0" w:line="200" w:lineRule="auto"/>
+            </w:pPr>
+          </w:p>
+          <w:p>
+            <w:pPr>
+              <w:pStyle w:val="SourceCode"/>
+              <w:spacing w:before="0" w:after="0" w:line="200" w:lineRule="auto"/>
+            </w:pPr>
+            <w:r>
+              <w:t xml:space="preserve">student@lab-vm:~/lab7$ file /bin/ls</w:t>
+            </w:r>
+          </w:p>
+          <w:p>
+            <w:pPr>
+              <w:pStyle w:val="SourceCode"/>
+              <w:spacing w:before="0" w:after="0" w:line="200" w:lineRule="auto"/>
+            </w:pPr>
+            <w:r>
+              <w:t xml:space="preserve">/bin/ls: ELF 64-bit LSB pie executable, x86-64, dynamically linked</w:t>
+            </w:r>
+          </w:p>
+        </w:tc>
+      </w:tr>
+    </w:tbl>
+    <w:p>
+      <w:pPr>
+        <w:spacing w:before="0" w:after="0" w:line="120" w:lineRule="exact"/>
+        <w:rPr>
+          <w:sz w:val="4"/>
+          <w:szCs w:val="4"/>
+        </w:rPr>
+      </w:pPr>
     </w:p>
     <w:p>
       <w:pPr>
@@ -2069,140 +2421,198 @@
     </w:p>
     <w:p>
       <w:pPr>
-        <w:pStyle w:val="SourceCode"/>
-      </w:pPr>
-      <w:r>
-        <w:rPr>
-          <w:rStyle w:val="VerbatimChar"/>
-        </w:rPr>
-        <w:t xml:space="preserve">student@lab-vm:~/lab7$ find /etc -name "*.conf" -size +10k 2&gt;/dev/null | head -3</w:t>
-      </w:r>
-      <w:r>
-        <w:br/>
-      </w:r>
-      <w:r>
-        <w:rPr>
-          <w:rStyle w:val="VerbatimChar"/>
-        </w:rPr>
-        <w:t xml:space="preserve">/etc/security/limits.conf</w:t>
-      </w:r>
-      <w:r>
-        <w:br/>
-      </w:r>
-      <w:r>
-        <w:rPr>
-          <w:rStyle w:val="VerbatimChar"/>
-        </w:rPr>
-        <w:t xml:space="preserve">/etc/ssh/sshd_config.conf</w:t>
-      </w:r>
-      <w:r>
-        <w:br/>
-      </w:r>
-      <w:r>
-        <w:rPr>
-          <w:rStyle w:val="VerbatimChar"/>
-        </w:rPr>
-        <w:t xml:space="preserve">/etc/sysctl.conf</w:t>
-      </w:r>
-      <w:r>
-        <w:br/>
-      </w:r>
-      <w:r>
-        <w:br/>
-      </w:r>
-      <w:r>
-        <w:rPr>
-          <w:rStyle w:val="VerbatimChar"/>
-        </w:rPr>
-        <w:t xml:space="preserve">student@lab-vm:~/lab7$ find ~/lab7 -type f -mmin -10</w:t>
-      </w:r>
-      <w:r>
-        <w:br/>
-      </w:r>
-      <w:r>
-        <w:rPr>
-          <w:rStyle w:val="VerbatimChar"/>
-        </w:rPr>
-        <w:t xml:space="preserve">/home/student/lab7/src/hosts</w:t>
-      </w:r>
-      <w:r>
-        <w:br/>
-      </w:r>
-      <w:r>
-        <w:rPr>
-          <w:rStyle w:val="VerbatimChar"/>
-        </w:rPr>
-        <w:t xml:space="preserve">/home/student/lab7/src/passwd</w:t>
-      </w:r>
-      <w:r>
-        <w:br/>
-      </w:r>
-      <w:r>
-        <w:rPr>
-          <w:rStyle w:val="VerbatimChar"/>
-        </w:rPr>
-        <w:t xml:space="preserve">/home/student/lab7/src/services</w:t>
-      </w:r>
-      <w:r>
-        <w:br/>
-      </w:r>
-      <w:r>
-        <w:br/>
-      </w:r>
-      <w:r>
-        <w:rPr>
-          <w:rStyle w:val="VerbatimChar"/>
-        </w:rPr>
-        <w:t xml:space="preserve">student@lab-vm:~/lab7$ find src -type f -exec wc -l {} \;</w:t>
-      </w:r>
-      <w:r>
-        <w:br/>
-      </w:r>
-      <w:r>
-        <w:rPr>
-          <w:rStyle w:val="VerbatimChar"/>
-        </w:rPr>
-        <w:t xml:space="preserve">12 src/hosts</w:t>
-      </w:r>
-      <w:r>
-        <w:br/>
-      </w:r>
-      <w:r>
-        <w:rPr>
-          <w:rStyle w:val="VerbatimChar"/>
-        </w:rPr>
-        <w:t xml:space="preserve">48 src/passwd</w:t>
-      </w:r>
-      <w:r>
-        <w:br/>
-      </w:r>
-      <w:r>
-        <w:rPr>
-          <w:rStyle w:val="VerbatimChar"/>
-        </w:rPr>
-        <w:t xml:space="preserve">11473 src/services</w:t>
-      </w:r>
-      <w:r>
-        <w:br/>
-      </w:r>
-      <w:r>
-        <w:br/>
-      </w:r>
-      <w:r>
-        <w:rPr>
-          <w:rStyle w:val="VerbatimChar"/>
-        </w:rPr>
-        <w:t xml:space="preserve">student@lab-vm:~/lab7$ grep -c "" src/services</w:t>
-      </w:r>
-      <w:r>
-        <w:br/>
-      </w:r>
-      <w:r>
-        <w:rPr>
-          <w:rStyle w:val="VerbatimChar"/>
-        </w:rPr>
-        <w:t xml:space="preserve">11473</w:t>
-      </w:r>
+        <w:spacing w:before="0" w:after="0" w:line="120" w:lineRule="exact"/>
+        <w:rPr>
+          <w:sz w:val="4"/>
+          <w:szCs w:val="4"/>
+        </w:rPr>
+      </w:pPr>
+    </w:p>
+    <w:tbl>
+      <w:tblPr>
+        <w:tblStyle w:val="SourceCodeTable"/>
+        <w:tblW w:type="dxa" w:w="9637"/>
+        <w:tblInd w:w="0" w:type="dxa"/>
+        <w:tblBorders>
+          <w:top w:color="BFBFBF" w:space="0" w:sz="4" w:val="single"/>
+          <w:left w:color="BFBFBF" w:space="0" w:sz="4" w:val="single"/>
+          <w:bottom w:color="BFBFBF" w:space="0" w:sz="4" w:val="single"/>
+          <w:right w:color="BFBFBF" w:space="0" w:sz="4" w:val="single"/>
+        </w:tblBorders>
+        <w:shd w:color="auto" w:fill="F4F4F4" w:val="clear"/>
+        <w:tblLayout w:type="fixed"/>
+        <w:tblCellMar>
+          <w:top w:type="dxa" w:w="113"/>
+          <w:left w:type="dxa" w:w="113"/>
+          <w:bottom w:type="dxa" w:w="113"/>
+          <w:right w:type="dxa" w:w="113"/>
+        </w:tblCellMar>
+        <w:tblLook w:val="0000" w:firstRow="0" w:lastRow="0" w:firstColumn="0" w:lastColumn="0" w:noHBand="1" w:noVBand="1"/>
+      </w:tblPr>
+      <w:tblGrid>
+        <w:gridCol w:w="9637"/>
+      </w:tblGrid>
+      <w:tr>
+        <w:tc>
+          <w:tcPr>
+            <w:tcW w:type="dxa" w:w="9637"/>
+            <w:shd w:color="auto" w:fill="F4F4F4" w:val="clear"/>
+          </w:tcPr>
+          <w:p>
+            <w:pPr>
+              <w:pStyle w:val="SourceCode"/>
+              <w:spacing w:before="0" w:after="0" w:line="200" w:lineRule="auto"/>
+            </w:pPr>
+            <w:r>
+              <w:t xml:space="preserve">student@lab-vm:~/lab7$ find /etc -name "*.conf" -size +10k 2&gt;/dev/null | head -3</w:t>
+            </w:r>
+          </w:p>
+          <w:p>
+            <w:pPr>
+              <w:pStyle w:val="SourceCode"/>
+              <w:spacing w:before="0" w:after="0" w:line="200" w:lineRule="auto"/>
+            </w:pPr>
+            <w:r>
+              <w:t xml:space="preserve">/etc/security/limits.conf</w:t>
+            </w:r>
+          </w:p>
+          <w:p>
+            <w:pPr>
+              <w:pStyle w:val="SourceCode"/>
+              <w:spacing w:before="0" w:after="0" w:line="200" w:lineRule="auto"/>
+            </w:pPr>
+            <w:r>
+              <w:t xml:space="preserve">/etc/ssh/sshd_config.conf</w:t>
+            </w:r>
+          </w:p>
+          <w:p>
+            <w:pPr>
+              <w:pStyle w:val="SourceCode"/>
+              <w:spacing w:before="0" w:after="0" w:line="200" w:lineRule="auto"/>
+            </w:pPr>
+            <w:r>
+              <w:t xml:space="preserve">/etc/sysctl.conf</w:t>
+            </w:r>
+          </w:p>
+          <w:p>
+            <w:pPr>
+              <w:pStyle w:val="SourceCode"/>
+              <w:spacing w:before="0" w:after="0" w:line="200" w:lineRule="auto"/>
+            </w:pPr>
+          </w:p>
+          <w:p>
+            <w:pPr>
+              <w:pStyle w:val="SourceCode"/>
+              <w:spacing w:before="0" w:after="0" w:line="200" w:lineRule="auto"/>
+            </w:pPr>
+            <w:r>
+              <w:t xml:space="preserve">student@lab-vm:~/lab7$ find ~/lab7 -type f -mmin -10</w:t>
+            </w:r>
+          </w:p>
+          <w:p>
+            <w:pPr>
+              <w:pStyle w:val="SourceCode"/>
+              <w:spacing w:before="0" w:after="0" w:line="200" w:lineRule="auto"/>
+            </w:pPr>
+            <w:r>
+              <w:t xml:space="preserve">/home/student/lab7/src/hosts</w:t>
+            </w:r>
+          </w:p>
+          <w:p>
+            <w:pPr>
+              <w:pStyle w:val="SourceCode"/>
+              <w:spacing w:before="0" w:after="0" w:line="200" w:lineRule="auto"/>
+            </w:pPr>
+            <w:r>
+              <w:t xml:space="preserve">/home/student/lab7/src/passwd</w:t>
+            </w:r>
+          </w:p>
+          <w:p>
+            <w:pPr>
+              <w:pStyle w:val="SourceCode"/>
+              <w:spacing w:before="0" w:after="0" w:line="200" w:lineRule="auto"/>
+            </w:pPr>
+            <w:r>
+              <w:t xml:space="preserve">/home/student/lab7/src/services</w:t>
+            </w:r>
+          </w:p>
+          <w:p>
+            <w:pPr>
+              <w:pStyle w:val="SourceCode"/>
+              <w:spacing w:before="0" w:after="0" w:line="200" w:lineRule="auto"/>
+            </w:pPr>
+          </w:p>
+          <w:p>
+            <w:pPr>
+              <w:pStyle w:val="SourceCode"/>
+              <w:spacing w:before="0" w:after="0" w:line="200" w:lineRule="auto"/>
+            </w:pPr>
+            <w:r>
+              <w:t xml:space="preserve">student@lab-vm:~/lab7$ find src -type f -exec wc -l {} \;</w:t>
+            </w:r>
+          </w:p>
+          <w:p>
+            <w:pPr>
+              <w:pStyle w:val="SourceCode"/>
+              <w:spacing w:before="0" w:after="0" w:line="200" w:lineRule="auto"/>
+            </w:pPr>
+            <w:r>
+              <w:t xml:space="preserve">12 src/hosts</w:t>
+            </w:r>
+          </w:p>
+          <w:p>
+            <w:pPr>
+              <w:pStyle w:val="SourceCode"/>
+              <w:spacing w:before="0" w:after="0" w:line="200" w:lineRule="auto"/>
+            </w:pPr>
+            <w:r>
+              <w:t xml:space="preserve">48 src/passwd</w:t>
+            </w:r>
+          </w:p>
+          <w:p>
+            <w:pPr>
+              <w:pStyle w:val="SourceCode"/>
+              <w:spacing w:before="0" w:after="0" w:line="200" w:lineRule="auto"/>
+            </w:pPr>
+            <w:r>
+              <w:t xml:space="preserve">11473 src/services</w:t>
+            </w:r>
+          </w:p>
+          <w:p>
+            <w:pPr>
+              <w:pStyle w:val="SourceCode"/>
+              <w:spacing w:before="0" w:after="0" w:line="200" w:lineRule="auto"/>
+            </w:pPr>
+          </w:p>
+          <w:p>
+            <w:pPr>
+              <w:pStyle w:val="SourceCode"/>
+              <w:spacing w:before="0" w:after="0" w:line="200" w:lineRule="auto"/>
+            </w:pPr>
+            <w:r>
+              <w:t xml:space="preserve">student@lab-vm:~/lab7$ grep -c "" src/services</w:t>
+            </w:r>
+          </w:p>
+          <w:p>
+            <w:pPr>
+              <w:pStyle w:val="SourceCode"/>
+              <w:spacing w:before="0" w:after="0" w:line="200" w:lineRule="auto"/>
+            </w:pPr>
+            <w:r>
+              <w:t xml:space="preserve">11473</w:t>
+            </w:r>
+          </w:p>
+        </w:tc>
+      </w:tr>
+    </w:tbl>
+    <w:p>
+      <w:pPr>
+        <w:spacing w:before="0" w:after="0" w:line="120" w:lineRule="exact"/>
+        <w:rPr>
+          <w:sz w:val="4"/>
+          <w:szCs w:val="4"/>
+        </w:rPr>
+      </w:pPr>
     </w:p>
     <w:p>
       <w:pPr>
@@ -2239,149 +2649,207 @@
     </w:p>
     <w:p>
       <w:pPr>
-        <w:pStyle w:val="SourceCode"/>
-      </w:pPr>
-      <w:r>
-        <w:rPr>
-          <w:rStyle w:val="VerbatimChar"/>
-        </w:rPr>
-        <w:t xml:space="preserve">student@lab-vm:~/lab7$ ln src/hosts docs/hosts-hard</w:t>
-      </w:r>
-      <w:r>
-        <w:br/>
-      </w:r>
-      <w:r>
-        <w:rPr>
-          <w:rStyle w:val="VerbatimChar"/>
-        </w:rPr>
-        <w:t xml:space="preserve">student@lab-vm:~/lab7$ ln -s ../src/hosts docs/hosts-soft</w:t>
-      </w:r>
-      <w:r>
-        <w:br/>
-      </w:r>
-      <w:r>
-        <w:rPr>
-          <w:rStyle w:val="VerbatimChar"/>
-        </w:rPr>
-        <w:t xml:space="preserve">student@lab-vm:~/lab7$ ls -l docs/</w:t>
-      </w:r>
-      <w:r>
-        <w:br/>
-      </w:r>
-      <w:r>
-        <w:rPr>
-          <w:rStyle w:val="VerbatimChar"/>
-        </w:rPr>
-        <w:t xml:space="preserve">-rw-r--r-- 2 student student 221 вер 18 10:12 hosts-hard</w:t>
-      </w:r>
-      <w:r>
-        <w:br/>
-      </w:r>
-      <w:r>
-        <w:rPr>
-          <w:rStyle w:val="VerbatimChar"/>
-        </w:rPr>
-        <w:t xml:space="preserve">lrwxrwxrwx 1 student student  12 вер 18 10:20 hosts-soft -&gt; ../src/hosts</w:t>
-      </w:r>
-      <w:r>
-        <w:br/>
-      </w:r>
-      <w:r>
-        <w:br/>
-      </w:r>
-      <w:r>
-        <w:rPr>
-          <w:rStyle w:val="VerbatimChar"/>
-        </w:rPr>
-        <w:t xml:space="preserve">student@lab-vm:~/lab7$ stat -c "%i %n" src/hosts docs/hosts-hard docs/hosts-soft</w:t>
-      </w:r>
-      <w:r>
-        <w:br/>
-      </w:r>
-      <w:r>
-        <w:rPr>
-          <w:rStyle w:val="VerbatimChar"/>
-        </w:rPr>
-        <w:t xml:space="preserve">1443521 src/hosts</w:t>
-      </w:r>
-      <w:r>
-        <w:br/>
-      </w:r>
-      <w:r>
-        <w:rPr>
-          <w:rStyle w:val="VerbatimChar"/>
-        </w:rPr>
-        <w:t xml:space="preserve">1443521 docs/hosts-hard</w:t>
-      </w:r>
-      <w:r>
-        <w:br/>
-      </w:r>
-      <w:r>
-        <w:rPr>
-          <w:rStyle w:val="VerbatimChar"/>
-        </w:rPr>
-        <w:t xml:space="preserve">1443902 docs/hosts-soft</w:t>
-      </w:r>
-      <w:r>
-        <w:br/>
-      </w:r>
-      <w:r>
-        <w:br/>
-      </w:r>
-      <w:r>
-        <w:rPr>
-          <w:rStyle w:val="VerbatimChar"/>
-        </w:rPr>
-        <w:t xml:space="preserve">student@lab-vm:~/lab7$ rm src/hosts</w:t>
-      </w:r>
-      <w:r>
-        <w:br/>
-      </w:r>
-      <w:r>
-        <w:rPr>
-          <w:rStyle w:val="VerbatimChar"/>
-        </w:rPr>
-        <w:t xml:space="preserve">student@lab-vm:~/lab7$ cat docs/hosts-hard | head -2</w:t>
-      </w:r>
-      <w:r>
-        <w:br/>
-      </w:r>
-      <w:r>
-        <w:rPr>
-          <w:rStyle w:val="VerbatimChar"/>
-        </w:rPr>
-        <w:t xml:space="preserve">127.0.0.1   localhost</w:t>
-      </w:r>
-      <w:r>
-        <w:br/>
-      </w:r>
-      <w:r>
-        <w:rPr>
-          <w:rStyle w:val="VerbatimChar"/>
-        </w:rPr>
-        <w:t xml:space="preserve">127.0.1.1   lab-vm</w:t>
-      </w:r>
-      <w:r>
-        <w:br/>
-      </w:r>
-      <w:r>
-        <w:br/>
-      </w:r>
-      <w:r>
-        <w:rPr>
-          <w:rStyle w:val="VerbatimChar"/>
-        </w:rPr>
-        <w:t xml:space="preserve">student@lab-vm:~/lab7$ cat docs/hosts-soft</w:t>
-      </w:r>
-      <w:r>
-        <w:br/>
-      </w:r>
-      <w:r>
-        <w:rPr>
-          <w:rStyle w:val="VerbatimChar"/>
-        </w:rPr>
-        <w:t xml:space="preserve">cat: docs/hosts-soft: No such file or directory</w:t>
-      </w:r>
+        <w:spacing w:before="0" w:after="0" w:line="120" w:lineRule="exact"/>
+        <w:rPr>
+          <w:sz w:val="4"/>
+          <w:szCs w:val="4"/>
+        </w:rPr>
+      </w:pPr>
+    </w:p>
+    <w:tbl>
+      <w:tblPr>
+        <w:tblStyle w:val="SourceCodeTable"/>
+        <w:tblW w:type="dxa" w:w="9637"/>
+        <w:tblInd w:w="0" w:type="dxa"/>
+        <w:tblBorders>
+          <w:top w:color="BFBFBF" w:space="0" w:sz="4" w:val="single"/>
+          <w:left w:color="BFBFBF" w:space="0" w:sz="4" w:val="single"/>
+          <w:bottom w:color="BFBFBF" w:space="0" w:sz="4" w:val="single"/>
+          <w:right w:color="BFBFBF" w:space="0" w:sz="4" w:val="single"/>
+        </w:tblBorders>
+        <w:shd w:color="auto" w:fill="F4F4F4" w:val="clear"/>
+        <w:tblLayout w:type="fixed"/>
+        <w:tblCellMar>
+          <w:top w:type="dxa" w:w="113"/>
+          <w:left w:type="dxa" w:w="113"/>
+          <w:bottom w:type="dxa" w:w="113"/>
+          <w:right w:type="dxa" w:w="113"/>
+        </w:tblCellMar>
+        <w:tblLook w:val="0000" w:firstRow="0" w:lastRow="0" w:firstColumn="0" w:lastColumn="0" w:noHBand="1" w:noVBand="1"/>
+      </w:tblPr>
+      <w:tblGrid>
+        <w:gridCol w:w="9637"/>
+      </w:tblGrid>
+      <w:tr>
+        <w:tc>
+          <w:tcPr>
+            <w:tcW w:type="dxa" w:w="9637"/>
+            <w:shd w:color="auto" w:fill="F4F4F4" w:val="clear"/>
+          </w:tcPr>
+          <w:p>
+            <w:pPr>
+              <w:pStyle w:val="SourceCode"/>
+              <w:spacing w:before="0" w:after="0" w:line="200" w:lineRule="auto"/>
+            </w:pPr>
+            <w:r>
+              <w:t xml:space="preserve">student@lab-vm:~/lab7$ ln src/hosts docs/hosts-hard</w:t>
+            </w:r>
+          </w:p>
+          <w:p>
+            <w:pPr>
+              <w:pStyle w:val="SourceCode"/>
+              <w:spacing w:before="0" w:after="0" w:line="200" w:lineRule="auto"/>
+            </w:pPr>
+            <w:r>
+              <w:t xml:space="preserve">student@lab-vm:~/lab7$ ln -s ../src/hosts docs/hosts-soft</w:t>
+            </w:r>
+          </w:p>
+          <w:p>
+            <w:pPr>
+              <w:pStyle w:val="SourceCode"/>
+              <w:spacing w:before="0" w:after="0" w:line="200" w:lineRule="auto"/>
+            </w:pPr>
+            <w:r>
+              <w:t xml:space="preserve">student@lab-vm:~/lab7$ ls -l docs/</w:t>
+            </w:r>
+          </w:p>
+          <w:p>
+            <w:pPr>
+              <w:pStyle w:val="SourceCode"/>
+              <w:spacing w:before="0" w:after="0" w:line="200" w:lineRule="auto"/>
+            </w:pPr>
+            <w:r>
+              <w:t xml:space="preserve">-rw-r--r-- 2 student student 221 вер 18 10:12 hosts-hard</w:t>
+            </w:r>
+          </w:p>
+          <w:p>
+            <w:pPr>
+              <w:pStyle w:val="SourceCode"/>
+              <w:spacing w:before="0" w:after="0" w:line="200" w:lineRule="auto"/>
+            </w:pPr>
+            <w:r>
+              <w:t xml:space="preserve">lrwxrwxrwx 1 student student  12 вер 18 10:20 hosts-soft -&gt; ../src/hosts</w:t>
+            </w:r>
+          </w:p>
+          <w:p>
+            <w:pPr>
+              <w:pStyle w:val="SourceCode"/>
+              <w:spacing w:before="0" w:after="0" w:line="200" w:lineRule="auto"/>
+            </w:pPr>
+          </w:p>
+          <w:p>
+            <w:pPr>
+              <w:pStyle w:val="SourceCode"/>
+              <w:spacing w:before="0" w:after="0" w:line="200" w:lineRule="auto"/>
+            </w:pPr>
+            <w:r>
+              <w:t xml:space="preserve">student@lab-vm:~/lab7$ stat -c "%i %n" src/hosts docs/hosts-hard docs/hosts-soft</w:t>
+            </w:r>
+          </w:p>
+          <w:p>
+            <w:pPr>
+              <w:pStyle w:val="SourceCode"/>
+              <w:spacing w:before="0" w:after="0" w:line="200" w:lineRule="auto"/>
+            </w:pPr>
+            <w:r>
+              <w:t xml:space="preserve">1443521 src/hosts</w:t>
+            </w:r>
+          </w:p>
+          <w:p>
+            <w:pPr>
+              <w:pStyle w:val="SourceCode"/>
+              <w:spacing w:before="0" w:after="0" w:line="200" w:lineRule="auto"/>
+            </w:pPr>
+            <w:r>
+              <w:t xml:space="preserve">1443521 docs/hosts-hard</w:t>
+            </w:r>
+          </w:p>
+          <w:p>
+            <w:pPr>
+              <w:pStyle w:val="SourceCode"/>
+              <w:spacing w:before="0" w:after="0" w:line="200" w:lineRule="auto"/>
+            </w:pPr>
+            <w:r>
+              <w:t xml:space="preserve">1443902 docs/hosts-soft</w:t>
+            </w:r>
+          </w:p>
+          <w:p>
+            <w:pPr>
+              <w:pStyle w:val="SourceCode"/>
+              <w:spacing w:before="0" w:after="0" w:line="200" w:lineRule="auto"/>
+            </w:pPr>
+          </w:p>
+          <w:p>
+            <w:pPr>
+              <w:pStyle w:val="SourceCode"/>
+              <w:spacing w:before="0" w:after="0" w:line="200" w:lineRule="auto"/>
+            </w:pPr>
+            <w:r>
+              <w:t xml:space="preserve">student@lab-vm:~/lab7$ rm src/hosts</w:t>
+            </w:r>
+          </w:p>
+          <w:p>
+            <w:pPr>
+              <w:pStyle w:val="SourceCode"/>
+              <w:spacing w:before="0" w:after="0" w:line="200" w:lineRule="auto"/>
+            </w:pPr>
+            <w:r>
+              <w:t xml:space="preserve">student@lab-vm:~/lab7$ cat docs/hosts-hard | head -2</w:t>
+            </w:r>
+          </w:p>
+          <w:p>
+            <w:pPr>
+              <w:pStyle w:val="SourceCode"/>
+              <w:spacing w:before="0" w:after="0" w:line="200" w:lineRule="auto"/>
+            </w:pPr>
+            <w:r>
+              <w:t xml:space="preserve">127.0.0.1   localhost</w:t>
+            </w:r>
+          </w:p>
+          <w:p>
+            <w:pPr>
+              <w:pStyle w:val="SourceCode"/>
+              <w:spacing w:before="0" w:after="0" w:line="200" w:lineRule="auto"/>
+            </w:pPr>
+            <w:r>
+              <w:t xml:space="preserve">127.0.1.1   lab-vm</w:t>
+            </w:r>
+          </w:p>
+          <w:p>
+            <w:pPr>
+              <w:pStyle w:val="SourceCode"/>
+              <w:spacing w:before="0" w:after="0" w:line="200" w:lineRule="auto"/>
+            </w:pPr>
+          </w:p>
+          <w:p>
+            <w:pPr>
+              <w:pStyle w:val="SourceCode"/>
+              <w:spacing w:before="0" w:after="0" w:line="200" w:lineRule="auto"/>
+            </w:pPr>
+            <w:r>
+              <w:t xml:space="preserve">student@lab-vm:~/lab7$ cat docs/hosts-soft</w:t>
+            </w:r>
+          </w:p>
+          <w:p>
+            <w:pPr>
+              <w:pStyle w:val="SourceCode"/>
+              <w:spacing w:before="0" w:after="0" w:line="200" w:lineRule="auto"/>
+            </w:pPr>
+            <w:r>
+              <w:t xml:space="preserve">cat: docs/hosts-soft: No such file or directory</w:t>
+            </w:r>
+          </w:p>
+        </w:tc>
+      </w:tr>
+    </w:tbl>
+    <w:p>
+      <w:pPr>
+        <w:spacing w:before="0" w:after="0" w:line="120" w:lineRule="exact"/>
+        <w:rPr>
+          <w:sz w:val="4"/>
+          <w:szCs w:val="4"/>
+        </w:rPr>
+      </w:pPr>
     </w:p>
     <w:p>
       <w:pPr>
@@ -2448,167 +2916,225 @@
     </w:p>
     <w:p>
       <w:pPr>
-        <w:pStyle w:val="SourceCode"/>
-      </w:pPr>
-      <w:r>
-        <w:rPr>
-          <w:rStyle w:val="VerbatimChar"/>
-        </w:rPr>
-        <w:t xml:space="preserve">student@lab-vm:~/lab7$ lsblk</w:t>
-      </w:r>
-      <w:r>
-        <w:br/>
-      </w:r>
-      <w:r>
-        <w:rPr>
-          <w:rStyle w:val="VerbatimChar"/>
-        </w:rPr>
-        <w:t xml:space="preserve">NAME   MAJ:MIN RM  SIZE RO TYPE MOUNTPOINTS</w:t>
-      </w:r>
-      <w:r>
-        <w:br/>
-      </w:r>
-      <w:r>
-        <w:rPr>
-          <w:rStyle w:val="VerbatimChar"/>
-        </w:rPr>
-        <w:t xml:space="preserve">sda      8:0    0   25G  0 disk</w:t>
-      </w:r>
-      <w:r>
-        <w:br/>
-      </w:r>
-      <w:r>
-        <w:rPr>
-          <w:rStyle w:val="VerbatimChar"/>
-        </w:rPr>
-        <w:t xml:space="preserve">├─sda1   8:1    0    1G  0 part /boot/efi</w:t>
-      </w:r>
-      <w:r>
-        <w:br/>
-      </w:r>
-      <w:r>
-        <w:rPr>
-          <w:rStyle w:val="VerbatimChar"/>
-        </w:rPr>
-        <w:t xml:space="preserve">└─sda2   8:2    0   24G  0 part /</w:t>
-      </w:r>
-      <w:r>
-        <w:br/>
-      </w:r>
-      <w:r>
-        <w:rPr>
-          <w:rStyle w:val="VerbatimChar"/>
-        </w:rPr>
-        <w:t xml:space="preserve">sdb      8:16   1  7,5G  0 disk</w:t>
-      </w:r>
-      <w:r>
-        <w:br/>
-      </w:r>
-      <w:r>
-        <w:rPr>
-          <w:rStyle w:val="VerbatimChar"/>
-        </w:rPr>
-        <w:t xml:space="preserve">└─sdb1   8:17   1  7,5G  0 part</w:t>
-      </w:r>
-      <w:r>
-        <w:br/>
-      </w:r>
-      <w:r>
-        <w:br/>
-      </w:r>
-      <w:r>
-        <w:rPr>
-          <w:rStyle w:val="VerbatimChar"/>
-        </w:rPr>
-        <w:t xml:space="preserve">student@lab-vm:~/lab7$ sudo blkid /dev/sdb1</w:t>
-      </w:r>
-      <w:r>
-        <w:br/>
-      </w:r>
-      <w:r>
-        <w:rPr>
-          <w:rStyle w:val="VerbatimChar"/>
-        </w:rPr>
-        <w:t xml:space="preserve">/dev/sdb1: UUID="A1B2-C3D4" TYPE="vfat"</w:t>
-      </w:r>
-      <w:r>
-        <w:br/>
-      </w:r>
-      <w:r>
-        <w:br/>
-      </w:r>
-      <w:r>
-        <w:rPr>
-          <w:rStyle w:val="VerbatimChar"/>
-        </w:rPr>
-        <w:t xml:space="preserve">student@lab-vm:~/lab7$ sudo mount /dev/sdb1 ~/lab7/mnt</w:t>
-      </w:r>
-      <w:r>
-        <w:br/>
-      </w:r>
-      <w:r>
-        <w:rPr>
-          <w:rStyle w:val="VerbatimChar"/>
-        </w:rPr>
-        <w:t xml:space="preserve">student@lab-vm:~/lab7$ df -hT ~/lab7/mnt</w:t>
-      </w:r>
-      <w:r>
-        <w:br/>
-      </w:r>
-      <w:r>
-        <w:rPr>
-          <w:rStyle w:val="VerbatimChar"/>
-        </w:rPr>
-        <w:t xml:space="preserve">Filesystem     Type  Size  Used Avail Use% Mounted on</w:t>
-      </w:r>
-      <w:r>
-        <w:br/>
-      </w:r>
-      <w:r>
-        <w:rPr>
-          <w:rStyle w:val="VerbatimChar"/>
-        </w:rPr>
-        <w:t xml:space="preserve">/dev/sdb1      vfat  7,5G  1,2G  6,3G  16% /home/student/lab7/mnt</w:t>
-      </w:r>
-      <w:r>
-        <w:br/>
-      </w:r>
-      <w:r>
-        <w:br/>
-      </w:r>
-      <w:r>
-        <w:rPr>
-          <w:rStyle w:val="VerbatimChar"/>
-        </w:rPr>
-        <w:t xml:space="preserve">student@lab-vm:~/lab7$ sudo umount ~/lab7/mnt</w:t>
-      </w:r>
-      <w:r>
-        <w:br/>
-      </w:r>
-      <w:r>
-        <w:rPr>
-          <w:rStyle w:val="VerbatimChar"/>
-        </w:rPr>
-        <w:t xml:space="preserve">student@lab-vm:~/lab7$ findmnt ~/lab7/mnt</w:t>
-      </w:r>
-      <w:r>
-        <w:br/>
-      </w:r>
-      <w:r>
-        <w:rPr>
-          <w:rStyle w:val="VerbatimChar"/>
-        </w:rPr>
-        <w:t xml:space="preserve">student@lab-vm:~/lab7$ echo $?</w:t>
-      </w:r>
-      <w:r>
-        <w:br/>
-      </w:r>
-      <w:r>
-        <w:rPr>
-          <w:rStyle w:val="VerbatimChar"/>
-        </w:rPr>
-        <w:t xml:space="preserve">1</w:t>
-      </w:r>
+        <w:spacing w:before="0" w:after="0" w:line="120" w:lineRule="exact"/>
+        <w:rPr>
+          <w:sz w:val="4"/>
+          <w:szCs w:val="4"/>
+        </w:rPr>
+      </w:pPr>
+    </w:p>
+    <w:tbl>
+      <w:tblPr>
+        <w:tblStyle w:val="SourceCodeTable"/>
+        <w:tblW w:type="dxa" w:w="9637"/>
+        <w:tblInd w:w="0" w:type="dxa"/>
+        <w:tblBorders>
+          <w:top w:color="BFBFBF" w:space="0" w:sz="4" w:val="single"/>
+          <w:left w:color="BFBFBF" w:space="0" w:sz="4" w:val="single"/>
+          <w:bottom w:color="BFBFBF" w:space="0" w:sz="4" w:val="single"/>
+          <w:right w:color="BFBFBF" w:space="0" w:sz="4" w:val="single"/>
+        </w:tblBorders>
+        <w:shd w:color="auto" w:fill="F4F4F4" w:val="clear"/>
+        <w:tblLayout w:type="fixed"/>
+        <w:tblCellMar>
+          <w:top w:type="dxa" w:w="113"/>
+          <w:left w:type="dxa" w:w="113"/>
+          <w:bottom w:type="dxa" w:w="113"/>
+          <w:right w:type="dxa" w:w="113"/>
+        </w:tblCellMar>
+        <w:tblLook w:val="0000" w:firstRow="0" w:lastRow="0" w:firstColumn="0" w:lastColumn="0" w:noHBand="1" w:noVBand="1"/>
+      </w:tblPr>
+      <w:tblGrid>
+        <w:gridCol w:w="9637"/>
+      </w:tblGrid>
+      <w:tr>
+        <w:tc>
+          <w:tcPr>
+            <w:tcW w:type="dxa" w:w="9637"/>
+            <w:shd w:color="auto" w:fill="F4F4F4" w:val="clear"/>
+          </w:tcPr>
+          <w:p>
+            <w:pPr>
+              <w:pStyle w:val="SourceCode"/>
+              <w:spacing w:before="0" w:after="0" w:line="200" w:lineRule="auto"/>
+            </w:pPr>
+            <w:r>
+              <w:t xml:space="preserve">student@lab-vm:~/lab7$ lsblk</w:t>
+            </w:r>
+          </w:p>
+          <w:p>
+            <w:pPr>
+              <w:pStyle w:val="SourceCode"/>
+              <w:spacing w:before="0" w:after="0" w:line="200" w:lineRule="auto"/>
+            </w:pPr>
+            <w:r>
+              <w:t xml:space="preserve">NAME   MAJ:MIN RM  SIZE RO TYPE MOUNTPOINTS</w:t>
+            </w:r>
+          </w:p>
+          <w:p>
+            <w:pPr>
+              <w:pStyle w:val="SourceCode"/>
+              <w:spacing w:before="0" w:after="0" w:line="200" w:lineRule="auto"/>
+            </w:pPr>
+            <w:r>
+              <w:t xml:space="preserve">sda      8:0    0   25G  0 disk</w:t>
+            </w:r>
+          </w:p>
+          <w:p>
+            <w:pPr>
+              <w:pStyle w:val="SourceCode"/>
+              <w:spacing w:before="0" w:after="0" w:line="200" w:lineRule="auto"/>
+            </w:pPr>
+            <w:r>
+              <w:t xml:space="preserve">├─sda1   8:1    0    1G  0 part /boot/efi</w:t>
+            </w:r>
+          </w:p>
+          <w:p>
+            <w:pPr>
+              <w:pStyle w:val="SourceCode"/>
+              <w:spacing w:before="0" w:after="0" w:line="200" w:lineRule="auto"/>
+            </w:pPr>
+            <w:r>
+              <w:t xml:space="preserve">└─sda2   8:2    0   24G  0 part /</w:t>
+            </w:r>
+          </w:p>
+          <w:p>
+            <w:pPr>
+              <w:pStyle w:val="SourceCode"/>
+              <w:spacing w:before="0" w:after="0" w:line="200" w:lineRule="auto"/>
+            </w:pPr>
+            <w:r>
+              <w:t xml:space="preserve">sdb      8:16   1  7,5G  0 disk</w:t>
+            </w:r>
+          </w:p>
+          <w:p>
+            <w:pPr>
+              <w:pStyle w:val="SourceCode"/>
+              <w:spacing w:before="0" w:after="0" w:line="200" w:lineRule="auto"/>
+            </w:pPr>
+            <w:r>
+              <w:t xml:space="preserve">└─sdb1   8:17   1  7,5G  0 part</w:t>
+            </w:r>
+          </w:p>
+          <w:p>
+            <w:pPr>
+              <w:pStyle w:val="SourceCode"/>
+              <w:spacing w:before="0" w:after="0" w:line="200" w:lineRule="auto"/>
+            </w:pPr>
+          </w:p>
+          <w:p>
+            <w:pPr>
+              <w:pStyle w:val="SourceCode"/>
+              <w:spacing w:before="0" w:after="0" w:line="200" w:lineRule="auto"/>
+            </w:pPr>
+            <w:r>
+              <w:t xml:space="preserve">student@lab-vm:~/lab7$ sudo blkid /dev/sdb1</w:t>
+            </w:r>
+          </w:p>
+          <w:p>
+            <w:pPr>
+              <w:pStyle w:val="SourceCode"/>
+              <w:spacing w:before="0" w:after="0" w:line="200" w:lineRule="auto"/>
+            </w:pPr>
+            <w:r>
+              <w:t xml:space="preserve">/dev/sdb1: UUID="A1B2-C3D4" TYPE="vfat"</w:t>
+            </w:r>
+          </w:p>
+          <w:p>
+            <w:pPr>
+              <w:pStyle w:val="SourceCode"/>
+              <w:spacing w:before="0" w:after="0" w:line="200" w:lineRule="auto"/>
+            </w:pPr>
+          </w:p>
+          <w:p>
+            <w:pPr>
+              <w:pStyle w:val="SourceCode"/>
+              <w:spacing w:before="0" w:after="0" w:line="200" w:lineRule="auto"/>
+            </w:pPr>
+            <w:r>
+              <w:t xml:space="preserve">student@lab-vm:~/lab7$ sudo mount /dev/sdb1 ~/lab7/mnt</w:t>
+            </w:r>
+          </w:p>
+          <w:p>
+            <w:pPr>
+              <w:pStyle w:val="SourceCode"/>
+              <w:spacing w:before="0" w:after="0" w:line="200" w:lineRule="auto"/>
+            </w:pPr>
+            <w:r>
+              <w:t xml:space="preserve">student@lab-vm:~/lab7$ df -hT ~/lab7/mnt</w:t>
+            </w:r>
+          </w:p>
+          <w:p>
+            <w:pPr>
+              <w:pStyle w:val="SourceCode"/>
+              <w:spacing w:before="0" w:after="0" w:line="200" w:lineRule="auto"/>
+            </w:pPr>
+            <w:r>
+              <w:t xml:space="preserve">Filesystem     Type  Size  Used Avail Use% Mounted on</w:t>
+            </w:r>
+          </w:p>
+          <w:p>
+            <w:pPr>
+              <w:pStyle w:val="SourceCode"/>
+              <w:spacing w:before="0" w:after="0" w:line="200" w:lineRule="auto"/>
+            </w:pPr>
+            <w:r>
+              <w:t xml:space="preserve">/dev/sdb1      vfat  7,5G  1,2G  6,3G  16% /home/student/lab7/mnt</w:t>
+            </w:r>
+          </w:p>
+          <w:p>
+            <w:pPr>
+              <w:pStyle w:val="SourceCode"/>
+              <w:spacing w:before="0" w:after="0" w:line="200" w:lineRule="auto"/>
+            </w:pPr>
+          </w:p>
+          <w:p>
+            <w:pPr>
+              <w:pStyle w:val="SourceCode"/>
+              <w:spacing w:before="0" w:after="0" w:line="200" w:lineRule="auto"/>
+            </w:pPr>
+            <w:r>
+              <w:t xml:space="preserve">student@lab-vm:~/lab7$ sudo umount ~/lab7/mnt</w:t>
+            </w:r>
+          </w:p>
+          <w:p>
+            <w:pPr>
+              <w:pStyle w:val="SourceCode"/>
+              <w:spacing w:before="0" w:after="0" w:line="200" w:lineRule="auto"/>
+            </w:pPr>
+            <w:r>
+              <w:t xml:space="preserve">student@lab-vm:~/lab7$ findmnt ~/lab7/mnt</w:t>
+            </w:r>
+          </w:p>
+          <w:p>
+            <w:pPr>
+              <w:pStyle w:val="SourceCode"/>
+              <w:spacing w:before="0" w:after="0" w:line="200" w:lineRule="auto"/>
+            </w:pPr>
+            <w:r>
+              <w:t xml:space="preserve">student@lab-vm:~/lab7$ echo $?</w:t>
+            </w:r>
+          </w:p>
+          <w:p>
+            <w:pPr>
+              <w:pStyle w:val="SourceCode"/>
+              <w:spacing w:before="0" w:after="0" w:line="200" w:lineRule="auto"/>
+            </w:pPr>
+            <w:r>
+              <w:t xml:space="preserve">1</w:t>
+            </w:r>
+          </w:p>
+        </w:tc>
+      </w:tr>
+    </w:tbl>
+    <w:p>
+      <w:pPr>
+        <w:spacing w:before="0" w:after="0" w:line="120" w:lineRule="exact"/>
+        <w:rPr>
+          <w:sz w:val="4"/>
+          <w:szCs w:val="4"/>
+        </w:rPr>
+      </w:pPr>
     </w:p>
     <w:p>
       <w:pPr>
@@ -2645,167 +3171,225 @@
     </w:p>
     <w:p>
       <w:pPr>
-        <w:pStyle w:val="SourceCode"/>
-      </w:pPr>
-      <w:r>
-        <w:rPr>
-          <w:rStyle w:val="VerbatimChar"/>
-        </w:rPr>
-        <w:t xml:space="preserve">student@lab-vm:~/lab7$ du -h --max-depth=1 ~/lab7 | sort -h</w:t>
-      </w:r>
-      <w:r>
-        <w:br/>
-      </w:r>
-      <w:r>
-        <w:rPr>
-          <w:rStyle w:val="VerbatimChar"/>
-        </w:rPr>
-        <w:t xml:space="preserve">4,0K    /home/student/lab7/bak</w:t>
-      </w:r>
-      <w:r>
-        <w:br/>
-      </w:r>
-      <w:r>
-        <w:rPr>
-          <w:rStyle w:val="VerbatimChar"/>
-        </w:rPr>
-        <w:t xml:space="preserve">4,0K    /home/student/lab7/mnt</w:t>
-      </w:r>
-      <w:r>
-        <w:br/>
-      </w:r>
-      <w:r>
-        <w:rPr>
-          <w:rStyle w:val="VerbatimChar"/>
-        </w:rPr>
-        <w:t xml:space="preserve">28K /home/student/lab7/docs</w:t>
-      </w:r>
-      <w:r>
-        <w:br/>
-      </w:r>
-      <w:r>
-        <w:rPr>
-          <w:rStyle w:val="VerbatimChar"/>
-        </w:rPr>
-        <w:t xml:space="preserve">32K /home/student/lab7/src</w:t>
-      </w:r>
-      <w:r>
-        <w:br/>
-      </w:r>
-      <w:r>
-        <w:rPr>
-          <w:rStyle w:val="VerbatimChar"/>
-        </w:rPr>
-        <w:t xml:space="preserve">72K /home/student/lab7</w:t>
-      </w:r>
-      <w:r>
-        <w:br/>
-      </w:r>
-      <w:r>
-        <w:br/>
-      </w:r>
-      <w:r>
-        <w:rPr>
-          <w:rStyle w:val="VerbatimChar"/>
-        </w:rPr>
-        <w:t xml:space="preserve">student@lab-vm:~/lab7$ tar -czvf bak/lab7-$(date +%F).tar.gz src docs</w:t>
-      </w:r>
-      <w:r>
-        <w:br/>
-      </w:r>
-      <w:r>
-        <w:rPr>
-          <w:rStyle w:val="VerbatimChar"/>
-        </w:rPr>
-        <w:t xml:space="preserve">src/</w:t>
-      </w:r>
-      <w:r>
-        <w:br/>
-      </w:r>
-      <w:r>
-        <w:rPr>
-          <w:rStyle w:val="VerbatimChar"/>
-        </w:rPr>
-        <w:t xml:space="preserve">src/passwd</w:t>
-      </w:r>
-      <w:r>
-        <w:br/>
-      </w:r>
-      <w:r>
-        <w:rPr>
-          <w:rStyle w:val="VerbatimChar"/>
-        </w:rPr>
-        <w:t xml:space="preserve">src/services</w:t>
-      </w:r>
-      <w:r>
-        <w:br/>
-      </w:r>
-      <w:r>
-        <w:rPr>
-          <w:rStyle w:val="VerbatimChar"/>
-        </w:rPr>
-        <w:t xml:space="preserve">docs/</w:t>
-      </w:r>
-      <w:r>
-        <w:br/>
-      </w:r>
-      <w:r>
-        <w:rPr>
-          <w:rStyle w:val="VerbatimChar"/>
-        </w:rPr>
-        <w:t xml:space="preserve">docs/hosts-hard</w:t>
-      </w:r>
-      <w:r>
-        <w:br/>
-      </w:r>
-      <w:r>
-        <w:br/>
-      </w:r>
-      <w:r>
-        <w:rPr>
-          <w:rStyle w:val="VerbatimChar"/>
-        </w:rPr>
-        <w:t xml:space="preserve">student@lab-vm:~/lab7$ ls -lh bak/</w:t>
-      </w:r>
-      <w:r>
-        <w:br/>
-      </w:r>
-      <w:r>
-        <w:rPr>
-          <w:rStyle w:val="VerbatimChar"/>
-        </w:rPr>
-        <w:t xml:space="preserve">-rw-r--r-- 1 student student 6,1K вер 18 10:34 lab7-2026-09-18.tar.gz</w:t>
-      </w:r>
-      <w:r>
-        <w:br/>
-      </w:r>
-      <w:r>
-        <w:br/>
-      </w:r>
-      <w:r>
-        <w:rPr>
-          <w:rStyle w:val="VerbatimChar"/>
-        </w:rPr>
-        <w:t xml:space="preserve">student@lab-vm:~/lab7$ tar -tzvf bak/lab7-2026-09-18.tar.gz | head -3</w:t>
-      </w:r>
-      <w:r>
-        <w:br/>
-      </w:r>
-      <w:r>
-        <w:rPr>
-          <w:rStyle w:val="VerbatimChar"/>
-        </w:rPr>
-        <w:t xml:space="preserve">drwxrwxr-x student/student   0 2026-09-18 10:12 src/</w:t>
-      </w:r>
-      <w:r>
-        <w:br/>
-      </w:r>
-      <w:r>
-        <w:rPr>
-          <w:rStyle w:val="VerbatimChar"/>
-        </w:rPr>
-        <w:t xml:space="preserve">-rw-r--r-- student/student 3020 2026-09-18 10:12 src/passwd</w:t>
-      </w:r>
+        <w:spacing w:before="0" w:after="0" w:line="120" w:lineRule="exact"/>
+        <w:rPr>
+          <w:sz w:val="4"/>
+          <w:szCs w:val="4"/>
+        </w:rPr>
+      </w:pPr>
+    </w:p>
+    <w:tbl>
+      <w:tblPr>
+        <w:tblStyle w:val="SourceCodeTable"/>
+        <w:tblW w:type="dxa" w:w="9637"/>
+        <w:tblInd w:w="0" w:type="dxa"/>
+        <w:tblBorders>
+          <w:top w:color="BFBFBF" w:space="0" w:sz="4" w:val="single"/>
+          <w:left w:color="BFBFBF" w:space="0" w:sz="4" w:val="single"/>
+          <w:bottom w:color="BFBFBF" w:space="0" w:sz="4" w:val="single"/>
+          <w:right w:color="BFBFBF" w:space="0" w:sz="4" w:val="single"/>
+        </w:tblBorders>
+        <w:shd w:color="auto" w:fill="F4F4F4" w:val="clear"/>
+        <w:tblLayout w:type="fixed"/>
+        <w:tblCellMar>
+          <w:top w:type="dxa" w:w="113"/>
+          <w:left w:type="dxa" w:w="113"/>
+          <w:bottom w:type="dxa" w:w="113"/>
+          <w:right w:type="dxa" w:w="113"/>
+        </w:tblCellMar>
+        <w:tblLook w:val="0000" w:firstRow="0" w:lastRow="0" w:firstColumn="0" w:lastColumn="0" w:noHBand="1" w:noVBand="1"/>
+      </w:tblPr>
+      <w:tblGrid>
+        <w:gridCol w:w="9637"/>
+      </w:tblGrid>
+      <w:tr>
+        <w:tc>
+          <w:tcPr>
+            <w:tcW w:type="dxa" w:w="9637"/>
+            <w:shd w:color="auto" w:fill="F4F4F4" w:val="clear"/>
+          </w:tcPr>
+          <w:p>
+            <w:pPr>
+              <w:pStyle w:val="SourceCode"/>
+              <w:spacing w:before="0" w:after="0" w:line="200" w:lineRule="auto"/>
+            </w:pPr>
+            <w:r>
+              <w:t xml:space="preserve">student@lab-vm:~/lab7$ du -h --max-depth=1 ~/lab7 | sort -h</w:t>
+            </w:r>
+          </w:p>
+          <w:p>
+            <w:pPr>
+              <w:pStyle w:val="SourceCode"/>
+              <w:spacing w:before="0" w:after="0" w:line="200" w:lineRule="auto"/>
+            </w:pPr>
+            <w:r>
+              <w:t xml:space="preserve">4,0K    /home/student/lab7/bak</w:t>
+            </w:r>
+          </w:p>
+          <w:p>
+            <w:pPr>
+              <w:pStyle w:val="SourceCode"/>
+              <w:spacing w:before="0" w:after="0" w:line="200" w:lineRule="auto"/>
+            </w:pPr>
+            <w:r>
+              <w:t xml:space="preserve">4,0K    /home/student/lab7/mnt</w:t>
+            </w:r>
+          </w:p>
+          <w:p>
+            <w:pPr>
+              <w:pStyle w:val="SourceCode"/>
+              <w:spacing w:before="0" w:after="0" w:line="200" w:lineRule="auto"/>
+            </w:pPr>
+            <w:r>
+              <w:t xml:space="preserve">28K /home/student/lab7/docs</w:t>
+            </w:r>
+          </w:p>
+          <w:p>
+            <w:pPr>
+              <w:pStyle w:val="SourceCode"/>
+              <w:spacing w:before="0" w:after="0" w:line="200" w:lineRule="auto"/>
+            </w:pPr>
+            <w:r>
+              <w:t xml:space="preserve">32K /home/student/lab7/src</w:t>
+            </w:r>
+          </w:p>
+          <w:p>
+            <w:pPr>
+              <w:pStyle w:val="SourceCode"/>
+              <w:spacing w:before="0" w:after="0" w:line="200" w:lineRule="auto"/>
+            </w:pPr>
+            <w:r>
+              <w:t xml:space="preserve">72K /home/student/lab7</w:t>
+            </w:r>
+          </w:p>
+          <w:p>
+            <w:pPr>
+              <w:pStyle w:val="SourceCode"/>
+              <w:spacing w:before="0" w:after="0" w:line="200" w:lineRule="auto"/>
+            </w:pPr>
+          </w:p>
+          <w:p>
+            <w:pPr>
+              <w:pStyle w:val="SourceCode"/>
+              <w:spacing w:before="0" w:after="0" w:line="200" w:lineRule="auto"/>
+            </w:pPr>
+            <w:r>
+              <w:t xml:space="preserve">student@lab-vm:~/lab7$ tar -czvf bak/lab7-$(date +%F).tar.gz src docs</w:t>
+            </w:r>
+          </w:p>
+          <w:p>
+            <w:pPr>
+              <w:pStyle w:val="SourceCode"/>
+              <w:spacing w:before="0" w:after="0" w:line="200" w:lineRule="auto"/>
+            </w:pPr>
+            <w:r>
+              <w:t xml:space="preserve">src/</w:t>
+            </w:r>
+          </w:p>
+          <w:p>
+            <w:pPr>
+              <w:pStyle w:val="SourceCode"/>
+              <w:spacing w:before="0" w:after="0" w:line="200" w:lineRule="auto"/>
+            </w:pPr>
+            <w:r>
+              <w:t xml:space="preserve">src/passwd</w:t>
+            </w:r>
+          </w:p>
+          <w:p>
+            <w:pPr>
+              <w:pStyle w:val="SourceCode"/>
+              <w:spacing w:before="0" w:after="0" w:line="200" w:lineRule="auto"/>
+            </w:pPr>
+            <w:r>
+              <w:t xml:space="preserve">src/services</w:t>
+            </w:r>
+          </w:p>
+          <w:p>
+            <w:pPr>
+              <w:pStyle w:val="SourceCode"/>
+              <w:spacing w:before="0" w:after="0" w:line="200" w:lineRule="auto"/>
+            </w:pPr>
+            <w:r>
+              <w:t xml:space="preserve">docs/</w:t>
+            </w:r>
+          </w:p>
+          <w:p>
+            <w:pPr>
+              <w:pStyle w:val="SourceCode"/>
+              <w:spacing w:before="0" w:after="0" w:line="200" w:lineRule="auto"/>
+            </w:pPr>
+            <w:r>
+              <w:t xml:space="preserve">docs/hosts-hard</w:t>
+            </w:r>
+          </w:p>
+          <w:p>
+            <w:pPr>
+              <w:pStyle w:val="SourceCode"/>
+              <w:spacing w:before="0" w:after="0" w:line="200" w:lineRule="auto"/>
+            </w:pPr>
+          </w:p>
+          <w:p>
+            <w:pPr>
+              <w:pStyle w:val="SourceCode"/>
+              <w:spacing w:before="0" w:after="0" w:line="200" w:lineRule="auto"/>
+            </w:pPr>
+            <w:r>
+              <w:t xml:space="preserve">student@lab-vm:~/lab7$ ls -lh bak/</w:t>
+            </w:r>
+          </w:p>
+          <w:p>
+            <w:pPr>
+              <w:pStyle w:val="SourceCode"/>
+              <w:spacing w:before="0" w:after="0" w:line="200" w:lineRule="auto"/>
+            </w:pPr>
+            <w:r>
+              <w:t xml:space="preserve">-rw-r--r-- 1 student student 6,1K вер 18 10:34 lab7-2026-09-18.tar.gz</w:t>
+            </w:r>
+          </w:p>
+          <w:p>
+            <w:pPr>
+              <w:pStyle w:val="SourceCode"/>
+              <w:spacing w:before="0" w:after="0" w:line="200" w:lineRule="auto"/>
+            </w:pPr>
+          </w:p>
+          <w:p>
+            <w:pPr>
+              <w:pStyle w:val="SourceCode"/>
+              <w:spacing w:before="0" w:after="0" w:line="200" w:lineRule="auto"/>
+            </w:pPr>
+            <w:r>
+              <w:t xml:space="preserve">student@lab-vm:~/lab7$ tar -tzvf bak/lab7-2026-09-18.tar.gz | head -3</w:t>
+            </w:r>
+          </w:p>
+          <w:p>
+            <w:pPr>
+              <w:pStyle w:val="SourceCode"/>
+              <w:spacing w:before="0" w:after="0" w:line="200" w:lineRule="auto"/>
+            </w:pPr>
+            <w:r>
+              <w:t xml:space="preserve">drwxrwxr-x student/student   0 2026-09-18 10:12 src/</w:t>
+            </w:r>
+          </w:p>
+          <w:p>
+            <w:pPr>
+              <w:pStyle w:val="SourceCode"/>
+              <w:spacing w:before="0" w:after="0" w:line="200" w:lineRule="auto"/>
+            </w:pPr>
+            <w:r>
+              <w:t xml:space="preserve">-rw-r--r-- student/student 3020 2026-09-18 10:12 src/passwd</w:t>
+            </w:r>
+          </w:p>
+        </w:tc>
+      </w:tr>
+    </w:tbl>
+    <w:p>
+      <w:pPr>
+        <w:spacing w:before="0" w:after="0" w:line="120" w:lineRule="exact"/>
+        <w:rPr>
+          <w:sz w:val="4"/>
+          <w:szCs w:val="4"/>
+        </w:rPr>
+      </w:pPr>
     </w:p>
     <w:p>
       <w:pPr>
@@ -6423,15 +7007,8 @@
     <w:basedOn w:val="Normal"/>
     <w:qFormat/>
     <w:pPr>
-      <w:pBdr>
-        <w:top w:color="BFBFBF" w:space="4" w:sz="4" w:val="single"/>
-        <w:left w:color="BFBFBF" w:space="4" w:sz="4" w:val="single"/>
-        <w:bottom w:color="BFBFBF" w:space="4" w:sz="4" w:val="single"/>
-        <w:right w:color="BFBFBF" w:space="4" w:sz="4" w:val="single"/>
-      </w:pBdr>
-      <w:shd w:color="auto" w:fill="F4F4F4" w:val="clear"/>
-      <w:spacing w:after="120" w:before="120" w:line="200" w:lineRule="auto"/>
-      <w:ind w:firstLine="0" w:left="284" w:right="284"/>
+      <w:spacing w:after="0" w:before="0" w:line="200" w:lineRule="auto"/>
+      <w:ind w:hanging="340" w:left="340" w:right="0"/>
       <w:jc w:val="left"/>
     </w:pPr>
     <w:rPr>
@@ -6439,6 +7016,27 @@
       <w:sz w:val="18"/>
       <w:szCs w:val="18"/>
     </w:rPr>
+  </w:style>
+  <w:style w:customStyle="1" w:styleId="SourceCodeTable" w:type="table">
+    <w:name w:val="Source Code Table"/>
+    <w:basedOn w:val="TableNormal"/>
+    <w:qFormat/>
+    <w:tblPr>
+      <w:tblInd w:type="dxa" w:w="0"/>
+      <w:tblBorders>
+        <w:top w:color="BFBFBF" w:space="0" w:sz="4" w:val="single"/>
+        <w:left w:color="BFBFBF" w:space="0" w:sz="4" w:val="single"/>
+        <w:bottom w:color="BFBFBF" w:space="0" w:sz="4" w:val="single"/>
+        <w:right w:color="BFBFBF" w:space="0" w:sz="4" w:val="single"/>
+      </w:tblBorders>
+      <w:shd w:color="auto" w:fill="F4F4F4" w:val="clear"/>
+      <w:tblCellMar>
+        <w:top w:type="dxa" w:w="113"/>
+        <w:left w:type="dxa" w:w="113"/>
+        <w:bottom w:type="dxa" w:w="113"/>
+        <w:right w:type="dxa" w:w="113"/>
+      </w:tblCellMar>
+    </w:tblPr>
   </w:style>
   <w:style w:type="paragraph" w:customStyle="1" w:styleId="TableCaption">
     <w:name w:val="TableCaption"/>

--- a/public/labs/os/pz-24/ЛР7_ОС_Файлова_система_та_управління_даними_в_Linux.docx
+++ b/public/labs/os/pz-24/ЛР7_ОС_Файлова_система_та_управління_даними_в_Linux.docx
@@ -471,7 +471,37 @@
         <w:pStyle w:val="FirstParagraph"/>
       </w:pPr>
       <w:r>
-        <w:t xml:space="preserve">Прихованим у Linux вважається файл, ім’я якого починається з крапки. Це не атрибут, як у Windows, а домовленість про ім’я — саме тому «приховати» файл можна звичайним перейменуванням.</w:t>
+        <w:t xml:space="preserve">Прихованим у Linux вважається файл, ім’я якого починається з крапки. Це не атрибут, як у Windows, а домовленість про ім’я — саме тому «приховати» файл можна звичайним перейменуванням. Так само ні на що не впливає розширення:</w:t>
+      </w:r>
+      <w:r>
+        <w:t xml:space="preserve"> </w:t>
+      </w:r>
+      <w:r>
+        <w:rPr>
+          <w:rStyle w:val="VerbatimChar"/>
+        </w:rPr>
+        <w:t xml:space="preserve">звіт.pdf</w:t>
+      </w:r>
+      <w:r>
+        <w:t xml:space="preserve"> </w:t>
+      </w:r>
+      <w:r>
+        <w:t xml:space="preserve">може бути текстовим файлом, а програма без жодного розширення — виконуваною. Тип вмісту визначає команда</w:t>
+      </w:r>
+      <w:r>
+        <w:t xml:space="preserve"> </w:t>
+      </w:r>
+      <w:r>
+        <w:rPr>
+          <w:rStyle w:val="VerbatimChar"/>
+        </w:rPr>
+        <w:t xml:space="preserve">file</w:t>
+      </w:r>
+      <w:r>
+        <w:t xml:space="preserve"> </w:t>
+      </w:r>
+      <w:r>
+        <w:t xml:space="preserve">за першими байтами файлу («магічними числами»).</w:t>
       </w:r>
     </w:p>
     <w:bookmarkEnd w:id="10"/>
@@ -1035,7 +1065,22 @@
         <w:t xml:space="preserve"> </w:t>
       </w:r>
       <w:r>
-        <w:t xml:space="preserve">виконує і переміщення, і перейменування, бо для файлової системи це та сама операція — зміна запису в каталозі.</w:t>
+        <w:t xml:space="preserve">виконує і переміщення, і перейменування, бо для файлової системи це та сама операція — зміна запису в каталозі. Тому перейменування файлу на 10 ГБ миттєве. Інша справа — переміщення на іншу файлову систему (скажімо, на флешку): там</w:t>
+      </w:r>
+      <w:r>
+        <w:t xml:space="preserve"> </w:t>
+      </w:r>
+      <w:r>
+        <w:rPr>
+          <w:rStyle w:val="VerbatimChar"/>
+        </w:rPr>
+        <w:t xml:space="preserve">mv</w:t>
+      </w:r>
+      <w:r>
+        <w:t xml:space="preserve"> </w:t>
+      </w:r>
+      <w:r>
+        <w:t xml:space="preserve">фактично копіює дані й видаляє оригінал.</w:t>
       </w:r>
     </w:p>
     <w:bookmarkEnd w:id="11"/>
@@ -1197,7 +1242,192 @@
         <w:t xml:space="preserve"> </w:t>
       </w:r>
       <w:r>
-        <w:t xml:space="preserve">шукає в заздалегідь побудованому індексі й працює миттєво, але не знає про зміни, зроблені після останнього оновлення бази.</w:t>
+        <w:t xml:space="preserve">шукає в заздалегідь побудованому індексі й працює миттєво, але не знає про зміни, зроблені після останнього оновлення бази (</w:t>
+      </w:r>
+      <w:r>
+        <w:rPr>
+          <w:rStyle w:val="VerbatimChar"/>
+        </w:rPr>
+        <w:t xml:space="preserve">sudo updatedb</w:t>
+      </w:r>
+      <w:r>
+        <w:t xml:space="preserve">, зазвичай раз на добу за таймером). В Ubuntu</w:t>
+      </w:r>
+      <w:r>
+        <w:t xml:space="preserve"> </w:t>
+      </w:r>
+      <w:r>
+        <w:rPr>
+          <w:rStyle w:val="VerbatimChar"/>
+        </w:rPr>
+        <w:t xml:space="preserve">locate</w:t>
+      </w:r>
+      <w:r>
+        <w:t xml:space="preserve"> </w:t>
+      </w:r>
+      <w:r>
+        <w:t xml:space="preserve">входить до пакета</w:t>
+      </w:r>
+      <w:r>
+        <w:t xml:space="preserve"> </w:t>
+      </w:r>
+      <w:r>
+        <w:rPr>
+          <w:rStyle w:val="VerbatimChar"/>
+        </w:rPr>
+        <w:t xml:space="preserve">plocate</w:t>
+      </w:r>
+      <w:r>
+        <w:t xml:space="preserve">, який може бути не встановлений.</w:t>
+      </w:r>
+    </w:p>
+    <w:p>
+      <w:pPr>
+        <w:pStyle w:val="BodyText"/>
+      </w:pPr>
+      <w:r>
+        <w:t xml:space="preserve">Умови</w:t>
+      </w:r>
+      <w:r>
+        <w:t xml:space="preserve"> </w:t>
+      </w:r>
+      <w:r>
+        <w:rPr>
+          <w:rStyle w:val="VerbatimChar"/>
+        </w:rPr>
+        <w:t xml:space="preserve">find</w:t>
+      </w:r>
+      <w:r>
+        <w:t xml:space="preserve"> </w:t>
+      </w:r>
+      <w:r>
+        <w:t xml:space="preserve">поєднуються логічним «і» за замовчуванням;</w:t>
+      </w:r>
+      <w:r>
+        <w:t xml:space="preserve"> </w:t>
+      </w:r>
+      <w:r>
+        <w:rPr>
+          <w:rStyle w:val="VerbatimChar"/>
+        </w:rPr>
+        <w:t xml:space="preserve">-o</w:t>
+      </w:r>
+      <w:r>
+        <w:t xml:space="preserve"> </w:t>
+      </w:r>
+      <w:r>
+        <w:t xml:space="preserve">означає «або»,</w:t>
+      </w:r>
+      <w:r>
+        <w:t xml:space="preserve"> </w:t>
+      </w:r>
+      <w:r>
+        <w:rPr>
+          <w:rStyle w:val="VerbatimChar"/>
+        </w:rPr>
+        <w:t xml:space="preserve">!</w:t>
+      </w:r>
+      <w:r>
+        <w:t xml:space="preserve"> </w:t>
+      </w:r>
+      <w:r>
+        <w:t xml:space="preserve">— «не». Для розміру суфікси</w:t>
+      </w:r>
+      <w:r>
+        <w:t xml:space="preserve"> </w:t>
+      </w:r>
+      <w:r>
+        <w:rPr>
+          <w:rStyle w:val="VerbatimChar"/>
+        </w:rPr>
+        <w:t xml:space="preserve">k</w:t>
+      </w:r>
+      <w:r>
+        <w:t xml:space="preserve">,</w:t>
+      </w:r>
+      <w:r>
+        <w:t xml:space="preserve"> </w:t>
+      </w:r>
+      <w:r>
+        <w:rPr>
+          <w:rStyle w:val="VerbatimChar"/>
+        </w:rPr>
+        <w:t xml:space="preserve">M</w:t>
+      </w:r>
+      <w:r>
+        <w:t xml:space="preserve">,</w:t>
+      </w:r>
+      <w:r>
+        <w:t xml:space="preserve"> </w:t>
+      </w:r>
+      <w:r>
+        <w:rPr>
+          <w:rStyle w:val="VerbatimChar"/>
+        </w:rPr>
+        <w:t xml:space="preserve">G</w:t>
+      </w:r>
+      <w:r>
+        <w:t xml:space="preserve">, а знак має значення:</w:t>
+      </w:r>
+      <w:r>
+        <w:t xml:space="preserve"> </w:t>
+      </w:r>
+      <w:r>
+        <w:rPr>
+          <w:rStyle w:val="VerbatimChar"/>
+        </w:rPr>
+        <w:t xml:space="preserve">-size +1M</w:t>
+      </w:r>
+      <w:r>
+        <w:t xml:space="preserve"> </w:t>
+      </w:r>
+      <w:r>
+        <w:t xml:space="preserve">— більше,</w:t>
+      </w:r>
+      <w:r>
+        <w:t xml:space="preserve"> </w:t>
+      </w:r>
+      <w:r>
+        <w:rPr>
+          <w:rStyle w:val="VerbatimChar"/>
+        </w:rPr>
+        <w:t xml:space="preserve">-size -1M</w:t>
+      </w:r>
+      <w:r>
+        <w:t xml:space="preserve"> </w:t>
+      </w:r>
+      <w:r>
+        <w:t xml:space="preserve">— менше. Так само для часу:</w:t>
+      </w:r>
+      <w:r>
+        <w:t xml:space="preserve"> </w:t>
+      </w:r>
+      <w:r>
+        <w:rPr>
+          <w:rStyle w:val="VerbatimChar"/>
+        </w:rPr>
+        <w:t xml:space="preserve">-mtime -7</w:t>
+      </w:r>
+      <w:r>
+        <w:t xml:space="preserve"> </w:t>
+      </w:r>
+      <w:r>
+        <w:t xml:space="preserve">— змінені менш ніж 7 діб тому,</w:t>
+      </w:r>
+      <w:r>
+        <w:t xml:space="preserve"> </w:t>
+      </w:r>
+      <w:r>
+        <w:rPr>
+          <w:rStyle w:val="VerbatimChar"/>
+        </w:rPr>
+        <w:t xml:space="preserve">-mtime +7</w:t>
+      </w:r>
+      <w:r>
+        <w:t xml:space="preserve"> </w:t>
+      </w:r>
+      <w:r>
+        <w:t xml:space="preserve">— давніше.</w:t>
       </w:r>
     </w:p>
     <w:bookmarkEnd w:id="12"/>
@@ -1608,7 +1838,19 @@
         <w:pStyle w:val="FirstParagraph"/>
       </w:pPr>
       <w:r>
-        <w:t xml:space="preserve">Перед вилученням носія його обов’язково відмонтовують: система тримає дані в кеші й записує їх на диск відкладено. Якщо</w:t>
+        <w:t xml:space="preserve">Перед вилученням носія його обов’язково відмонтовують: система тримає дані в кеші й записує їх на диск відкладено. Файлові системи vfat і exFAT не зберігають власників і прав Unix, тому під час монтування власника задають опціями:</w:t>
+      </w:r>
+      <w:r>
+        <w:t xml:space="preserve"> </w:t>
+      </w:r>
+      <w:r>
+        <w:rPr>
+          <w:rStyle w:val="VerbatimChar"/>
+        </w:rPr>
+        <w:t xml:space="preserve">sudo mount -o uid=$(id -u),gid=$(id -g) /dev/sdb1 /mnt/lab</w:t>
+      </w:r>
+      <w:r>
+        <w:t xml:space="preserve">. Без них усі файли належатимуть root і записати на носій без sudo не вдасться. Якщо</w:t>
       </w:r>
       <w:r>
         <w:t xml:space="preserve"> </w:t>
@@ -1905,7 +2147,7 @@
               <w:spacing w:before="0" w:after="0" w:line="200" w:lineRule="auto"/>
             </w:pPr>
             <w:r>
-              <w:t xml:space="preserve">zip -r archive.zip dir/                # сумісний із Windows формат</w:t>
+              <w:t xml:space="preserve">zip -r archive.zip dir/                # сумісний із Windows формат (пакет zip)</w:t>
             </w:r>
           </w:p>
         </w:tc>
@@ -1922,7 +2164,249 @@
     </w:p>
     <w:p>
       <w:pPr>
-        <w:pStyle w:val="FirstParagraph"/>
+        <w:pStyle w:val="TableCaption"/>
+      </w:pPr>
+      <w:r>
+        <w:t xml:space="preserve">Таблиця 3 — Ключі tar</w:t>
+      </w:r>
+    </w:p>
+    <w:tbl>
+      <w:tblPr>
+        <w:tblStyle w:val="Table"/>
+        <w:tblW w:type="dxa" w:w="9637"/>
+        <w:tblLayout w:type="fixed"/>
+        <w:tblLook w:firstRow="1" w:lastRow="0" w:firstColumn="0" w:lastColumn="0" w:noHBand="0" w:noVBand="0" w:val="0020"/>
+      </w:tblPr>
+      <w:tblGrid>
+        <w:gridCol w:w="3614"/>
+        <w:gridCol w:w="6023"/>
+      </w:tblGrid>
+      <w:tr>
+        <w:trPr>
+          <w:tblHeader w:val="on"/>
+        </w:trPr>
+        <w:tc>
+          <w:tcPr/>
+          <w:p>
+            <w:pPr>
+              <w:pStyle w:val="Compact"/>
+            </w:pPr>
+            <w:r>
+              <w:t xml:space="preserve">Ключ</w:t>
+            </w:r>
+          </w:p>
+        </w:tc>
+        <w:tc>
+          <w:tcPr/>
+          <w:p>
+            <w:pPr>
+              <w:pStyle w:val="Compact"/>
+            </w:pPr>
+            <w:r>
+              <w:t xml:space="preserve">Значення</w:t>
+            </w:r>
+          </w:p>
+        </w:tc>
+      </w:tr>
+      <w:tr>
+        <w:tc>
+          <w:tcPr/>
+          <w:p>
+            <w:pPr>
+              <w:pStyle w:val="Compact"/>
+            </w:pPr>
+            <w:r>
+              <w:rPr>
+                <w:rStyle w:val="VerbatimChar"/>
+              </w:rPr>
+              <w:t xml:space="preserve">c</w:t>
+            </w:r>
+            <w:r>
+              <w:t xml:space="preserve"> </w:t>
+            </w:r>
+            <w:r>
+              <w:t xml:space="preserve">/</w:t>
+            </w:r>
+            <w:r>
+              <w:t xml:space="preserve"> </w:t>
+            </w:r>
+            <w:r>
+              <w:rPr>
+                <w:rStyle w:val="VerbatimChar"/>
+              </w:rPr>
+              <w:t xml:space="preserve">x</w:t>
+            </w:r>
+            <w:r>
+              <w:t xml:space="preserve"> </w:t>
+            </w:r>
+            <w:r>
+              <w:t xml:space="preserve">/</w:t>
+            </w:r>
+            <w:r>
+              <w:t xml:space="preserve"> </w:t>
+            </w:r>
+            <w:r>
+              <w:rPr>
+                <w:rStyle w:val="VerbatimChar"/>
+              </w:rPr>
+              <w:t xml:space="preserve">t</w:t>
+            </w:r>
+          </w:p>
+        </w:tc>
+        <w:tc>
+          <w:tcPr/>
+          <w:p>
+            <w:pPr>
+              <w:pStyle w:val="Compact"/>
+            </w:pPr>
+            <w:r>
+              <w:t xml:space="preserve">створити (create), розпакувати (extract), показати вміст (list)</w:t>
+            </w:r>
+          </w:p>
+        </w:tc>
+      </w:tr>
+      <w:tr>
+        <w:tc>
+          <w:tcPr/>
+          <w:p>
+            <w:pPr>
+              <w:pStyle w:val="Compact"/>
+            </w:pPr>
+            <w:r>
+              <w:rPr>
+                <w:rStyle w:val="VerbatimChar"/>
+              </w:rPr>
+              <w:t xml:space="preserve">f файл</w:t>
+            </w:r>
+          </w:p>
+        </w:tc>
+        <w:tc>
+          <w:tcPr/>
+          <w:p>
+            <w:pPr>
+              <w:pStyle w:val="Compact"/>
+            </w:pPr>
+            <w:r>
+              <w:t xml:space="preserve">ім’я архіву — має стояти останнім у групі ключів</w:t>
+            </w:r>
+          </w:p>
+        </w:tc>
+      </w:tr>
+      <w:tr>
+        <w:tc>
+          <w:tcPr/>
+          <w:p>
+            <w:pPr>
+              <w:pStyle w:val="Compact"/>
+            </w:pPr>
+            <w:r>
+              <w:rPr>
+                <w:rStyle w:val="VerbatimChar"/>
+              </w:rPr>
+              <w:t xml:space="preserve">v</w:t>
+            </w:r>
+          </w:p>
+        </w:tc>
+        <w:tc>
+          <w:tcPr/>
+          <w:p>
+            <w:pPr>
+              <w:pStyle w:val="Compact"/>
+            </w:pPr>
+            <w:r>
+              <w:t xml:space="preserve">показувати кожен файл</w:t>
+            </w:r>
+          </w:p>
+        </w:tc>
+      </w:tr>
+      <w:tr>
+        <w:tc>
+          <w:tcPr/>
+          <w:p>
+            <w:pPr>
+              <w:pStyle w:val="Compact"/>
+            </w:pPr>
+            <w:r>
+              <w:rPr>
+                <w:rStyle w:val="VerbatimChar"/>
+              </w:rPr>
+              <w:t xml:space="preserve">z</w:t>
+            </w:r>
+            <w:r>
+              <w:t xml:space="preserve"> </w:t>
+            </w:r>
+            <w:r>
+              <w:t xml:space="preserve">/</w:t>
+            </w:r>
+            <w:r>
+              <w:t xml:space="preserve"> </w:t>
+            </w:r>
+            <w:r>
+              <w:rPr>
+                <w:rStyle w:val="VerbatimChar"/>
+              </w:rPr>
+              <w:t xml:space="preserve">j</w:t>
+            </w:r>
+            <w:r>
+              <w:t xml:space="preserve"> </w:t>
+            </w:r>
+            <w:r>
+              <w:t xml:space="preserve">/</w:t>
+            </w:r>
+            <w:r>
+              <w:t xml:space="preserve"> </w:t>
+            </w:r>
+            <w:r>
+              <w:rPr>
+                <w:rStyle w:val="VerbatimChar"/>
+              </w:rPr>
+              <w:t xml:space="preserve">J</w:t>
+            </w:r>
+          </w:p>
+        </w:tc>
+        <w:tc>
+          <w:tcPr/>
+          <w:p>
+            <w:pPr>
+              <w:pStyle w:val="Compact"/>
+            </w:pPr>
+            <w:r>
+              <w:t xml:space="preserve">стиснення gzip / bzip2 / xz</w:t>
+            </w:r>
+          </w:p>
+        </w:tc>
+      </w:tr>
+      <w:tr>
+        <w:tc>
+          <w:tcPr/>
+          <w:p>
+            <w:pPr>
+              <w:pStyle w:val="Compact"/>
+            </w:pPr>
+            <w:r>
+              <w:rPr>
+                <w:rStyle w:val="VerbatimChar"/>
+              </w:rPr>
+              <w:t xml:space="preserve">-C каталог</w:t>
+            </w:r>
+          </w:p>
+        </w:tc>
+        <w:tc>
+          <w:tcPr/>
+          <w:p>
+            <w:pPr>
+              <w:pStyle w:val="Compact"/>
+            </w:pPr>
+            <w:r>
+              <w:t xml:space="preserve">розпакувати в зазначений каталог</w:t>
+            </w:r>
+          </w:p>
+        </w:tc>
+      </w:tr>
+    </w:tbl>
+    <w:p>
+      <w:pPr>
+        <w:pStyle w:val="BodyText"/>
       </w:pPr>
       <w:r>
         <w:t xml:space="preserve">У Linux архівування й стиснення історично розділені:</w:t>
@@ -1997,6 +2481,14 @@
       </w:pPr>
       <w:r>
         <w:t xml:space="preserve">Приклад виконання</w:t>
+      </w:r>
+    </w:p>
+    <w:p>
+      <w:pPr>
+        <w:pStyle w:val="FirstParagraph"/>
+      </w:pPr>
+      <w:r>
+        <w:t xml:space="preserve">Розміри файлів, номери inode, дата й перелік знайдених файлів на вашій машині будуть іншими — у звіт вносяться саме ваші результати.</w:t>
       </w:r>
     </w:p>
     <w:bookmarkStart w:id="18" w:name="крок-1.-пісочниця-та-структура-каталогів"/>
@@ -2107,7 +2599,7 @@
               <w:spacing w:before="0" w:after="0" w:line="200" w:lineRule="auto"/>
             </w:pPr>
             <w:r>
-              <w:t xml:space="preserve">-rw-r--r-- 1 student student  19K вер 18 10:12 services</w:t>
+              <w:t xml:space="preserve">-rw-r--r-- 1 student student  13K вер 18 10:12 services</w:t>
             </w:r>
           </w:p>
           <w:p>
@@ -2473,25 +2965,25 @@
               <w:spacing w:before="0" w:after="0" w:line="200" w:lineRule="auto"/>
             </w:pPr>
             <w:r>
-              <w:t xml:space="preserve">/etc/security/limits.conf</w:t>
-            </w:r>
-          </w:p>
-          <w:p>
-            <w:pPr>
-              <w:pStyle w:val="SourceCode"/>
-              <w:spacing w:before="0" w:after="0" w:line="200" w:lineRule="auto"/>
-            </w:pPr>
-            <w:r>
-              <w:t xml:space="preserve">/etc/ssh/sshd_config.conf</w:t>
-            </w:r>
-          </w:p>
-          <w:p>
-            <w:pPr>
-              <w:pStyle w:val="SourceCode"/>
-              <w:spacing w:before="0" w:after="0" w:line="200" w:lineRule="auto"/>
-            </w:pPr>
-            <w:r>
-              <w:t xml:space="preserve">/etc/sysctl.conf</w:t>
+              <w:t xml:space="preserve">/etc/brltty.conf</w:t>
+            </w:r>
+          </w:p>
+          <w:p>
+            <w:pPr>
+              <w:pStyle w:val="SourceCode"/>
+              <w:spacing w:before="0" w:after="0" w:line="200" w:lineRule="auto"/>
+            </w:pPr>
+            <w:r>
+              <w:t xml:space="preserve">/etc/sensors3.conf</w:t>
+            </w:r>
+          </w:p>
+          <w:p>
+            <w:pPr>
+              <w:pStyle w:val="SourceCode"/>
+              <w:spacing w:before="0" w:after="0" w:line="200" w:lineRule="auto"/>
+            </w:pPr>
+            <w:r>
+              <w:t xml:space="preserve">/etc/ca-certificates.conf</w:t>
             </w:r>
           </w:p>
           <w:p>
@@ -2557,7 +3049,7 @@
               <w:spacing w:before="0" w:after="0" w:line="200" w:lineRule="auto"/>
             </w:pPr>
             <w:r>
-              <w:t xml:space="preserve">12 src/hosts</w:t>
+              <w:t xml:space="preserve">9 src/hosts</w:t>
             </w:r>
           </w:p>
           <w:p>
@@ -2575,31 +3067,31 @@
               <w:spacing w:before="0" w:after="0" w:line="200" w:lineRule="auto"/>
             </w:pPr>
             <w:r>
-              <w:t xml:space="preserve">11473 src/services</w:t>
-            </w:r>
-          </w:p>
-          <w:p>
-            <w:pPr>
-              <w:pStyle w:val="SourceCode"/>
-              <w:spacing w:before="0" w:after="0" w:line="200" w:lineRule="auto"/>
-            </w:pPr>
-          </w:p>
-          <w:p>
-            <w:pPr>
-              <w:pStyle w:val="SourceCode"/>
-              <w:spacing w:before="0" w:after="0" w:line="200" w:lineRule="auto"/>
-            </w:pPr>
-            <w:r>
-              <w:t xml:space="preserve">student@lab-vm:~/lab7$ grep -c "" src/services</w:t>
-            </w:r>
-          </w:p>
-          <w:p>
-            <w:pPr>
-              <w:pStyle w:val="SourceCode"/>
-              <w:spacing w:before="0" w:after="0" w:line="200" w:lineRule="auto"/>
-            </w:pPr>
-            <w:r>
-              <w:t xml:space="preserve">11473</w:t>
+              <w:t xml:space="preserve">352 src/services</w:t>
+            </w:r>
+          </w:p>
+          <w:p>
+            <w:pPr>
+              <w:pStyle w:val="SourceCode"/>
+              <w:spacing w:before="0" w:after="0" w:line="200" w:lineRule="auto"/>
+            </w:pPr>
+          </w:p>
+          <w:p>
+            <w:pPr>
+              <w:pStyle w:val="SourceCode"/>
+              <w:spacing w:before="0" w:after="0" w:line="200" w:lineRule="auto"/>
+            </w:pPr>
+            <w:r>
+              <w:t xml:space="preserve">student@lab-vm:~/lab7$ grep -c "^#" src/services</w:t>
+            </w:r>
+          </w:p>
+          <w:p>
+            <w:pPr>
+              <w:pStyle w:val="SourceCode"/>
+              <w:spacing w:before="0" w:after="0" w:line="200" w:lineRule="auto"/>
+            </w:pPr>
+            <w:r>
+              <w:t xml:space="preserve">21</w:t>
             </w:r>
           </w:p>
         </w:tc>
@@ -2634,7 +3126,34 @@
         <w:t xml:space="preserve"> </w:t>
       </w:r>
       <w:r>
-        <w:t xml:space="preserve">приховує повідомлення про відмову в доступі до каталогів, куди звичайний користувач зазирнути не може, і залишає у виводі лише корисний результат.</w:t>
+        <w:t xml:space="preserve">приховує повідомлення про відмову в доступі до каталогів, куди звичайний користувач зазирнути не може, і залишає у виводі лише корисний результат. Остання команда — пошук за вмістом:</w:t>
+      </w:r>
+      <w:r>
+        <w:t xml:space="preserve"> </w:t>
+      </w:r>
+      <w:r>
+        <w:rPr>
+          <w:rStyle w:val="VerbatimChar"/>
+        </w:rPr>
+        <w:t xml:space="preserve">grep -c "^#"</w:t>
+      </w:r>
+      <w:r>
+        <w:t xml:space="preserve"> </w:t>
+      </w:r>
+      <w:r>
+        <w:t xml:space="preserve">рахує рядки, що починаються з</w:t>
+      </w:r>
+      <w:r>
+        <w:t xml:space="preserve"> </w:t>
+      </w:r>
+      <w:r>
+        <w:rPr>
+          <w:rStyle w:val="VerbatimChar"/>
+        </w:rPr>
+        <w:t xml:space="preserve">#</w:t>
+      </w:r>
+      <w:r>
+        <w:t xml:space="preserve">, тобто коментарі.</w:t>
       </w:r>
     </w:p>
     <w:bookmarkEnd w:id="20"/>
@@ -3052,7 +3571,7 @@
               <w:spacing w:before="0" w:after="0" w:line="200" w:lineRule="auto"/>
             </w:pPr>
             <w:r>
-              <w:t xml:space="preserve">student@lab-vm:~/lab7$ sudo mount /dev/sdb1 ~/lab7/mnt</w:t>
+              <w:t xml:space="preserve">student@lab-vm:~/lab7$ sudo mount -o uid=$(id -u),gid=$(id -g) /dev/sdb1 ~/lab7/mnt</w:t>
             </w:r>
           </w:p>
           <w:p>
@@ -3080,6 +3599,30 @@
             </w:pPr>
             <w:r>
               <w:t xml:space="preserve">/dev/sdb1      vfat  7,5G  1,2G  6,3G  16% /home/student/lab7/mnt</w:t>
+            </w:r>
+          </w:p>
+          <w:p>
+            <w:pPr>
+              <w:pStyle w:val="SourceCode"/>
+              <w:spacing w:before="0" w:after="0" w:line="200" w:lineRule="auto"/>
+            </w:pPr>
+          </w:p>
+          <w:p>
+            <w:pPr>
+              <w:pStyle w:val="SourceCode"/>
+              <w:spacing w:before="0" w:after="0" w:line="200" w:lineRule="auto"/>
+            </w:pPr>
+            <w:r>
+              <w:t xml:space="preserve">student@lab-vm:~/lab7$ cp src/passwd mnt/ &amp;&amp; ls -l mnt/passwd</w:t>
+            </w:r>
+          </w:p>
+          <w:p>
+            <w:pPr>
+              <w:pStyle w:val="SourceCode"/>
+              <w:spacing w:before="0" w:after="0" w:line="200" w:lineRule="auto"/>
+            </w:pPr>
+            <w:r>
+              <w:t xml:space="preserve">-rwxr-xr-x 1 student student 3020 вер 18 10:26 mnt/passwd</w:t>
             </w:r>
           </w:p>
           <w:p>
@@ -3141,7 +3684,67 @@
         <w:pStyle w:val="FirstParagraph"/>
       </w:pPr>
       <w:r>
-        <w:t xml:space="preserve">Порожній вивід</w:t>
+        <w:t xml:space="preserve">Опції</w:t>
+      </w:r>
+      <w:r>
+        <w:t xml:space="preserve"> </w:t>
+      </w:r>
+      <w:r>
+        <w:rPr>
+          <w:rStyle w:val="VerbatimChar"/>
+        </w:rPr>
+        <w:t xml:space="preserve">uid</w:t>
+      </w:r>
+      <w:r>
+        <w:t xml:space="preserve"> </w:t>
+      </w:r>
+      <w:r>
+        <w:t xml:space="preserve">і</w:t>
+      </w:r>
+      <w:r>
+        <w:t xml:space="preserve"> </w:t>
+      </w:r>
+      <w:r>
+        <w:rPr>
+          <w:rStyle w:val="VerbatimChar"/>
+        </w:rPr>
+        <w:t xml:space="preserve">gid</w:t>
+      </w:r>
+      <w:r>
+        <w:t xml:space="preserve"> </w:t>
+      </w:r>
+      <w:r>
+        <w:t xml:space="preserve">зробили власником файлів на флешці студента — інакше</w:t>
+      </w:r>
+      <w:r>
+        <w:t xml:space="preserve"> </w:t>
+      </w:r>
+      <w:r>
+        <w:rPr>
+          <w:rStyle w:val="VerbatimChar"/>
+        </w:rPr>
+        <w:t xml:space="preserve">cp</w:t>
+      </w:r>
+      <w:r>
+        <w:t xml:space="preserve"> </w:t>
+      </w:r>
+      <w:r>
+        <w:t xml:space="preserve">без sudo завершився б помилкою «Permission denied». Права</w:t>
+      </w:r>
+      <w:r>
+        <w:t xml:space="preserve"> </w:t>
+      </w:r>
+      <w:r>
+        <w:rPr>
+          <w:rStyle w:val="VerbatimChar"/>
+        </w:rPr>
+        <w:t xml:space="preserve">rwxr-xr-x</w:t>
+      </w:r>
+      <w:r>
+        <w:t xml:space="preserve"> </w:t>
+      </w:r>
+      <w:r>
+        <w:t xml:space="preserve">у скопійованого файлу не збереглися з оригіналу, а задані для всього носія: у vfat прав Unix просто немає. Порожній вивід</w:t>
       </w:r>
       <w:r>
         <w:t xml:space="preserve"> </w:t>
@@ -3241,25 +3844,25 @@
               <w:spacing w:before="0" w:after="0" w:line="200" w:lineRule="auto"/>
             </w:pPr>
             <w:r>
-              <w:t xml:space="preserve">28K /home/student/lab7/docs</w:t>
-            </w:r>
-          </w:p>
-          <w:p>
-            <w:pPr>
-              <w:pStyle w:val="SourceCode"/>
-              <w:spacing w:before="0" w:after="0" w:line="200" w:lineRule="auto"/>
-            </w:pPr>
-            <w:r>
-              <w:t xml:space="preserve">32K /home/student/lab7/src</w:t>
-            </w:r>
-          </w:p>
-          <w:p>
-            <w:pPr>
-              <w:pStyle w:val="SourceCode"/>
-              <w:spacing w:before="0" w:after="0" w:line="200" w:lineRule="auto"/>
-            </w:pPr>
-            <w:r>
-              <w:t xml:space="preserve">72K /home/student/lab7</w:t>
+              <w:t xml:space="preserve">8,0K    /home/student/lab7/docs</w:t>
+            </w:r>
+          </w:p>
+          <w:p>
+            <w:pPr>
+              <w:pStyle w:val="SourceCode"/>
+              <w:spacing w:before="0" w:after="0" w:line="200" w:lineRule="auto"/>
+            </w:pPr>
+            <w:r>
+              <w:t xml:space="preserve">24K /home/student/lab7/src</w:t>
+            </w:r>
+          </w:p>
+          <w:p>
+            <w:pPr>
+              <w:pStyle w:val="SourceCode"/>
+              <w:spacing w:before="0" w:after="0" w:line="200" w:lineRule="auto"/>
+            </w:pPr>
+            <w:r>
+              <w:t xml:space="preserve">44K /home/student/lab7</w:t>
             </w:r>
           </w:p>
           <w:p>
@@ -3327,6 +3930,15 @@
               <w:pStyle w:val="SourceCode"/>
               <w:spacing w:before="0" w:after="0" w:line="200" w:lineRule="auto"/>
             </w:pPr>
+            <w:r>
+              <w:t xml:space="preserve">docs/hosts-soft</w:t>
+            </w:r>
+          </w:p>
+          <w:p>
+            <w:pPr>
+              <w:pStyle w:val="SourceCode"/>
+              <w:spacing w:before="0" w:after="0" w:line="200" w:lineRule="auto"/>
+            </w:pPr>
           </w:p>
           <w:p>
             <w:pPr>
@@ -3343,7 +3955,7 @@
               <w:spacing w:before="0" w:after="0" w:line="200" w:lineRule="auto"/>
             </w:pPr>
             <w:r>
-              <w:t xml:space="preserve">-rw-r--r-- 1 student student 6,1K вер 18 10:34 lab7-2026-09-18.tar.gz</w:t>
+              <w:t xml:space="preserve">-rw-r--r-- 1 student student 5,1K вер 18 10:34 lab7-2026-09-18.tar.gz</w:t>
             </w:r>
           </w:p>
           <w:p>
@@ -3396,7 +4008,67 @@
         <w:pStyle w:val="FirstParagraph"/>
       </w:pPr>
       <w:r>
-        <w:t xml:space="preserve">Архів обсягом 6 КБ проти 60 КБ вихідних даних показує ефективність стиснення текстових файлів; для вже стиснених форматів виграш був би близьким до нуля.</w:t>
+        <w:t xml:space="preserve">Архів обсягом близько 5 КБ проти 16 КБ вихідних даних показує ефективність стиснення текстових файлів; для вже стиснених форматів (JPEG, MP4, ZIP) виграш був би близьким до нуля. Зверніть увагу:</w:t>
+      </w:r>
+      <w:r>
+        <w:t xml:space="preserve"> </w:t>
+      </w:r>
+      <w:r>
+        <w:rPr>
+          <w:rStyle w:val="VerbatimChar"/>
+        </w:rPr>
+        <w:t xml:space="preserve">du</w:t>
+      </w:r>
+      <w:r>
+        <w:t xml:space="preserve"> </w:t>
+      </w:r>
+      <w:r>
+        <w:t xml:space="preserve">показує для каталогу</w:t>
+      </w:r>
+      <w:r>
+        <w:t xml:space="preserve"> </w:t>
+      </w:r>
+      <w:r>
+        <w:rPr>
+          <w:rStyle w:val="VerbatimChar"/>
+        </w:rPr>
+        <w:t xml:space="preserve">src</w:t>
+      </w:r>
+      <w:r>
+        <w:t xml:space="preserve"> </w:t>
+      </w:r>
+      <w:r>
+        <w:t xml:space="preserve">24 КБ, хоча файли в ньому займають близько 16 КБ, —</w:t>
+      </w:r>
+      <w:r>
+        <w:t xml:space="preserve"> </w:t>
+      </w:r>
+      <w:r>
+        <w:rPr>
+          <w:rStyle w:val="VerbatimChar"/>
+        </w:rPr>
+        <w:t xml:space="preserve">du</w:t>
+      </w:r>
+      <w:r>
+        <w:t xml:space="preserve"> </w:t>
+      </w:r>
+      <w:r>
+        <w:t xml:space="preserve">рахує виділені блоки по 4 КБ разом із блоком самого каталогу, а не байти вмісту. Символьне посилання</w:t>
+      </w:r>
+      <w:r>
+        <w:t xml:space="preserve"> </w:t>
+      </w:r>
+      <w:r>
+        <w:rPr>
+          <w:rStyle w:val="VerbatimChar"/>
+        </w:rPr>
+        <w:t xml:space="preserve">hosts-soft</w:t>
+      </w:r>
+      <w:r>
+        <w:t xml:space="preserve"> </w:t>
+      </w:r>
+      <w:r>
+        <w:t xml:space="preserve">потрапило в архів як посилання, «бите» й після розпакування.</w:t>
       </w:r>
     </w:p>
     <w:bookmarkEnd w:id="23"/>
@@ -3635,7 +4307,37 @@
         <w:t xml:space="preserve">~/lab7/mnt</w:t>
       </w:r>
       <w:r>
-        <w:t xml:space="preserve">. Визначити тип файлової системи, UUID і обсяг вільного місця. Скопіювати на носій файл, після чого коректно відмонтувати й підтвердити це командою</w:t>
+        <w:t xml:space="preserve"> </w:t>
+      </w:r>
+      <w:r>
+        <w:t xml:space="preserve">(для vfat і exFAT — з опціями</w:t>
+      </w:r>
+      <w:r>
+        <w:t xml:space="preserve"> </w:t>
+      </w:r>
+      <w:r>
+        <w:rPr>
+          <w:rStyle w:val="VerbatimChar"/>
+        </w:rPr>
+        <w:t xml:space="preserve">uid</w:t>
+      </w:r>
+      <w:r>
+        <w:t xml:space="preserve"> </w:t>
+      </w:r>
+      <w:r>
+        <w:t xml:space="preserve">і</w:t>
+      </w:r>
+      <w:r>
+        <w:t xml:space="preserve"> </w:t>
+      </w:r>
+      <w:r>
+        <w:rPr>
+          <w:rStyle w:val="VerbatimChar"/>
+        </w:rPr>
+        <w:t xml:space="preserve">gid</w:t>
+      </w:r>
+      <w:r>
+        <w:t xml:space="preserve">). Визначити тип файлової системи, UUID і обсяг вільного місця. Скопіювати на носій файл, після чого коректно відмонтувати й підтвердити це командою</w:t>
       </w:r>
       <w:r>
         <w:t xml:space="preserve"> </w:t>
@@ -3647,7 +4349,19 @@
         <w:t xml:space="preserve">findmnt</w:t>
       </w:r>
       <w:r>
-        <w:t xml:space="preserve">.</w:t>
+        <w:t xml:space="preserve">. Якщо носій уже змонтовано автоматично в</w:t>
+      </w:r>
+      <w:r>
+        <w:t xml:space="preserve"> </w:t>
+      </w:r>
+      <w:r>
+        <w:rPr>
+          <w:rStyle w:val="VerbatimChar"/>
+        </w:rPr>
+        <w:t xml:space="preserve">/media/&lt;користувач&gt;/</w:t>
+      </w:r>
+      <w:r>
+        <w:t xml:space="preserve">, спершу відмонтувати його.</w:t>
       </w:r>
     </w:p>
     <w:p>
